--- a/report/AI_Hospital_Management_System_Report.docx
+++ b/report/AI_Hospital_Management_System_Report.docx
@@ -4,22 +4,91 @@
   <w:body>
     <w:p>
       <w:pPr>
-        <w:spacing w:before="480" w:after="200"/>
+        <w:spacing w:before="480"/>
         <w:jc w:val="center"/>
       </w:pPr>
       <w:r>
+        <w:rPr>
+          <w:noProof/>
+        </w:rPr>
         <w:drawing>
-          <wp:inline xmlns:a="http://schemas.openxmlformats.org/drawingml/2006/main" xmlns:pic="http://schemas.openxmlformats.org/drawingml/2006/picture">
-            <wp:extent cx="3474720" cy="1157109"/>
-            <wp:docPr id="1" name="Picture 1"/>
+          <wp:anchor distT="0" distB="0" distL="114300" distR="114300" simplePos="0" relativeHeight="251660288" behindDoc="1" locked="0" layoutInCell="1" allowOverlap="1" wp14:anchorId="00F7AF6E" wp14:editId="65C8AE32">
+            <wp:simplePos x="0" y="0"/>
+            <wp:positionH relativeFrom="column">
+              <wp:posOffset>1894205</wp:posOffset>
+            </wp:positionH>
+            <wp:positionV relativeFrom="paragraph">
+              <wp:posOffset>709930</wp:posOffset>
+            </wp:positionV>
+            <wp:extent cx="2515870" cy="1156970"/>
+            <wp:effectExtent l="0" t="0" r="0" b="0"/>
+            <wp:wrapTopAndBottom/>
+            <wp:docPr id="495226007" name="Picture 495226007"/>
             <wp:cNvGraphicFramePr>
-              <a:graphicFrameLocks noChangeAspect="1"/>
+              <a:graphicFrameLocks xmlns:a="http://schemas.openxmlformats.org/drawingml/2006/main" noChangeAspect="1"/>
             </wp:cNvGraphicFramePr>
-            <a:graphic>
+            <a:graphic xmlns:a="http://schemas.openxmlformats.org/drawingml/2006/main">
               <a:graphicData uri="http://schemas.openxmlformats.org/drawingml/2006/picture">
-                <pic:pic>
+                <pic:pic xmlns:pic="http://schemas.openxmlformats.org/drawingml/2006/picture">
                   <pic:nvPicPr>
-                    <pic:cNvPr id="0" name="image.png"/>
+                    <pic:cNvPr id="0" name="gyanastra_logo_teal_text.png"/>
+                    <pic:cNvPicPr/>
+                  </pic:nvPicPr>
+                  <pic:blipFill rotWithShape="1">
+                    <a:blip r:embed="rId6"/>
+                    <a:srcRect l="27586"/>
+                    <a:stretch>
+                      <a:fillRect/>
+                    </a:stretch>
+                  </pic:blipFill>
+                  <pic:spPr bwMode="auto">
+                    <a:xfrm>
+                      <a:off x="0" y="0"/>
+                      <a:ext cx="2515870" cy="1156970"/>
+                    </a:xfrm>
+                    <a:prstGeom prst="rect">
+                      <a:avLst/>
+                    </a:prstGeom>
+                    <a:ln>
+                      <a:noFill/>
+                    </a:ln>
+                    <a:extLst>
+                      <a:ext uri="{53640926-AAD7-44D8-BBD7-CCE9431645EC}">
+                        <a14:shadowObscured xmlns:a14="http://schemas.microsoft.com/office/drawing/2010/main"/>
+                      </a:ext>
+                    </a:extLst>
+                  </pic:spPr>
+                </pic:pic>
+              </a:graphicData>
+            </a:graphic>
+          </wp:anchor>
+        </w:drawing>
+      </w:r>
+      <w:r>
+        <w:rPr>
+          <w:noProof/>
+        </w:rPr>
+        <w:drawing>
+          <wp:anchor distT="0" distB="0" distL="114300" distR="114300" simplePos="0" relativeHeight="251659264" behindDoc="0" locked="0" layoutInCell="1" allowOverlap="1" wp14:anchorId="28E35C89" wp14:editId="4B465F73">
+            <wp:simplePos x="0" y="0"/>
+            <wp:positionH relativeFrom="column">
+              <wp:posOffset>2766370</wp:posOffset>
+            </wp:positionH>
+            <wp:positionV relativeFrom="paragraph">
+              <wp:posOffset>352882</wp:posOffset>
+            </wp:positionV>
+            <wp:extent cx="599122" cy="599122"/>
+            <wp:effectExtent l="0" t="0" r="0" b="0"/>
+            <wp:wrapSquare wrapText="bothSides"/>
+            <wp:docPr id="1520877118" name="Picture 1"/>
+            <wp:cNvGraphicFramePr>
+              <a:graphicFrameLocks xmlns:a="http://schemas.openxmlformats.org/drawingml/2006/main" noChangeAspect="1"/>
+            </wp:cNvGraphicFramePr>
+            <a:graphic xmlns:a="http://schemas.openxmlformats.org/drawingml/2006/main">
+              <a:graphicData uri="http://schemas.openxmlformats.org/drawingml/2006/picture">
+                <pic:pic xmlns:pic="http://schemas.openxmlformats.org/drawingml/2006/picture">
+                  <pic:nvPicPr>
+                    <pic:cNvPr id="1520877118" name="Picture 1520877118"/>
                     <pic:cNvPicPr/>
                   </pic:nvPicPr>
                   <pic:blipFill>
@@ -31,14 +100,22 @@
                   <pic:spPr>
                     <a:xfrm>
                       <a:off x="0" y="0"/>
-                      <a:ext cx="3474720" cy="1157109"/>
+                      <a:ext cx="599122" cy="599122"/>
                     </a:xfrm>
-                    <a:prstGeom prst="rect"/>
+                    <a:prstGeom prst="rect">
+                      <a:avLst/>
+                    </a:prstGeom>
                   </pic:spPr>
                 </pic:pic>
               </a:graphicData>
             </a:graphic>
-          </wp:inline>
+            <wp14:sizeRelH relativeFrom="margin">
+              <wp14:pctWidth>0</wp14:pctWidth>
+            </wp14:sizeRelH>
+            <wp14:sizeRelV relativeFrom="margin">
+              <wp14:pctHeight>0</wp14:pctHeight>
+            </wp14:sizeRelV>
+          </wp:anchor>
         </w:drawing>
       </w:r>
     </w:p>
@@ -46,14 +123,26 @@
       <w:pPr>
         <w:spacing w:after="40"/>
         <w:jc w:val="center"/>
-      </w:pPr>
-      <w:r>
         <w:rPr>
           <w:rFonts w:ascii="Calibri" w:hAnsi="Calibri"/>
           <w:b/>
           <w:color w:val="0A3641"/>
           <w:sz w:val="19"/>
         </w:rPr>
+      </w:pPr>
+    </w:p>
+    <w:p>
+      <w:pPr>
+        <w:spacing w:after="40"/>
+        <w:jc w:val="center"/>
+      </w:pPr>
+      <w:r>
+        <w:rPr>
+          <w:rFonts w:ascii="Calibri" w:hAnsi="Calibri"/>
+          <w:b/>
+          <w:color w:val="0A3641"/>
+          <w:sz w:val="19"/>
+        </w:rPr>
         <w:t>EMPOWERING INTELLIGENCE, DELIVERING INNOVATION</w:t>
       </w:r>
     </w:p>
@@ -67,7 +156,6 @@
           <w:rFonts w:ascii="Calibri" w:hAnsi="Calibri"/>
           <w:b/>
           <w:color w:val="64748B"/>
-          <w:sz w:val="22"/>
         </w:rPr>
         <w:t>GyanAstra Technologies Pvt Ltd</w:t>
       </w:r>
@@ -97,7 +185,6 @@
           <w:rFonts w:ascii="Calibri" w:hAnsi="Calibri"/>
           <w:b/>
           <w:color w:val="64748B"/>
-          <w:sz w:val="22"/>
         </w:rPr>
         <w:t>ON</w:t>
       </w:r>
@@ -134,9 +221,8 @@
     </w:p>
     <w:tbl>
       <w:tblPr>
-        <w:tblW w:type="auto" w:w="0"/>
+        <w:tblW w:w="0" w:type="auto"/>
         <w:jc w:val="center"/>
-        <w:tblLook w:firstColumn="1" w:firstRow="1" w:lastColumn="0" w:lastRow="0" w:noHBand="0" w:noVBand="1" w:val="04A0"/>
         <w:tblBorders>
           <w:top w:val="single" w:sz="4" w:space="0" w:color="C2E3E6"/>
           <w:left w:val="single" w:sz="4" w:space="0" w:color="C2E3E6"/>
@@ -145,20 +231,24 @@
           <w:insideH w:val="single" w:sz="4" w:space="0" w:color="C2E3E6"/>
           <w:insideV w:val="single" w:sz="4" w:space="0" w:color="C2E3E6"/>
         </w:tblBorders>
+        <w:tblLook w:val="04A0" w:firstRow="1" w:lastRow="0" w:firstColumn="1" w:lastColumn="0" w:noHBand="0" w:noVBand="1"/>
       </w:tblPr>
       <w:tblGrid>
-        <w:gridCol w:w="4968"/>
-        <w:gridCol w:w="4968"/>
+        <w:gridCol w:w="3168"/>
+        <w:gridCol w:w="6048"/>
       </w:tblGrid>
       <w:tr>
-        <w:tc>
-          <w:tcPr>
-            <w:tcW w:type="dxa" w:w="3168"/>
+        <w:trPr>
+          <w:jc w:val="center"/>
+        </w:trPr>
+        <w:tc>
+          <w:tcPr>
+            <w:tcW w:w="3168" w:type="dxa"/>
             <w:shd w:val="clear" w:color="auto" w:fill="E8F7F8"/>
             <w:tcMar>
               <w:top w:w="100" w:type="dxa"/>
+              <w:left w:w="160" w:type="dxa"/>
               <w:bottom w:w="100" w:type="dxa"/>
-              <w:left w:w="160" w:type="dxa"/>
               <w:right w:w="160" w:type="dxa"/>
             </w:tcMar>
           </w:tcPr>
@@ -175,34 +265,29 @@
         </w:tc>
         <w:tc>
           <w:tcPr>
-            <w:tcW w:type="dxa" w:w="6048"/>
+            <w:tcW w:w="6048" w:type="dxa"/>
             <w:tcMar>
               <w:top w:w="100" w:type="dxa"/>
+              <w:left w:w="160" w:type="dxa"/>
               <w:bottom w:w="100" w:type="dxa"/>
-              <w:left w:w="160" w:type="dxa"/>
               <w:right w:w="160" w:type="dxa"/>
             </w:tcMar>
           </w:tcPr>
-          <w:p>
-            <w:r>
-              <w:rPr>
-                <w:color w:val="1F2937"/>
-                <w:sz w:val="20"/>
-              </w:rPr>
-              <w:t>Student Candidate / AI Trainee</w:t>
-            </w:r>
-          </w:p>
+          <w:p/>
         </w:tc>
       </w:tr>
       <w:tr>
-        <w:tc>
-          <w:tcPr>
-            <w:tcW w:type="dxa" w:w="3168"/>
+        <w:trPr>
+          <w:jc w:val="center"/>
+        </w:trPr>
+        <w:tc>
+          <w:tcPr>
+            <w:tcW w:w="3168" w:type="dxa"/>
             <w:shd w:val="clear" w:color="auto" w:fill="E8F7F8"/>
             <w:tcMar>
               <w:top w:w="100" w:type="dxa"/>
+              <w:left w:w="160" w:type="dxa"/>
               <w:bottom w:w="100" w:type="dxa"/>
-              <w:left w:w="160" w:type="dxa"/>
               <w:right w:w="160" w:type="dxa"/>
             </w:tcMar>
           </w:tcPr>
@@ -219,11 +304,11 @@
         </w:tc>
         <w:tc>
           <w:tcPr>
-            <w:tcW w:type="dxa" w:w="6048"/>
+            <w:tcW w:w="6048" w:type="dxa"/>
             <w:tcMar>
               <w:top w:w="100" w:type="dxa"/>
+              <w:left w:w="160" w:type="dxa"/>
               <w:bottom w:w="100" w:type="dxa"/>
-              <w:left w:w="160" w:type="dxa"/>
               <w:right w:w="160" w:type="dxa"/>
             </w:tcMar>
           </w:tcPr>
@@ -239,14 +324,17 @@
         </w:tc>
       </w:tr>
       <w:tr>
-        <w:tc>
-          <w:tcPr>
-            <w:tcW w:type="dxa" w:w="3168"/>
+        <w:trPr>
+          <w:jc w:val="center"/>
+        </w:trPr>
+        <w:tc>
+          <w:tcPr>
+            <w:tcW w:w="3168" w:type="dxa"/>
             <w:shd w:val="clear" w:color="auto" w:fill="E8F7F8"/>
             <w:tcMar>
               <w:top w:w="100" w:type="dxa"/>
+              <w:left w:w="160" w:type="dxa"/>
               <w:bottom w:w="100" w:type="dxa"/>
-              <w:left w:w="160" w:type="dxa"/>
               <w:right w:w="160" w:type="dxa"/>
             </w:tcMar>
           </w:tcPr>
@@ -263,11 +351,11 @@
         </w:tc>
         <w:tc>
           <w:tcPr>
-            <w:tcW w:type="dxa" w:w="6048"/>
+            <w:tcW w:w="6048" w:type="dxa"/>
             <w:tcMar>
               <w:top w:w="100" w:type="dxa"/>
+              <w:left w:w="160" w:type="dxa"/>
               <w:bottom w:w="100" w:type="dxa"/>
-              <w:left w:w="160" w:type="dxa"/>
               <w:right w:w="160" w:type="dxa"/>
             </w:tcMar>
           </w:tcPr>
@@ -283,14 +371,17 @@
         </w:tc>
       </w:tr>
       <w:tr>
-        <w:tc>
-          <w:tcPr>
-            <w:tcW w:type="dxa" w:w="3168"/>
+        <w:trPr>
+          <w:jc w:val="center"/>
+        </w:trPr>
+        <w:tc>
+          <w:tcPr>
+            <w:tcW w:w="3168" w:type="dxa"/>
             <w:shd w:val="clear" w:color="auto" w:fill="E8F7F8"/>
             <w:tcMar>
               <w:top w:w="100" w:type="dxa"/>
+              <w:left w:w="160" w:type="dxa"/>
               <w:bottom w:w="100" w:type="dxa"/>
-              <w:left w:w="160" w:type="dxa"/>
               <w:right w:w="160" w:type="dxa"/>
             </w:tcMar>
           </w:tcPr>
@@ -307,34 +398,29 @@
         </w:tc>
         <w:tc>
           <w:tcPr>
-            <w:tcW w:type="dxa" w:w="6048"/>
+            <w:tcW w:w="6048" w:type="dxa"/>
             <w:tcMar>
               <w:top w:w="100" w:type="dxa"/>
+              <w:left w:w="160" w:type="dxa"/>
               <w:bottom w:w="100" w:type="dxa"/>
-              <w:left w:w="160" w:type="dxa"/>
               <w:right w:w="160" w:type="dxa"/>
             </w:tcMar>
           </w:tcPr>
-          <w:p>
-            <w:r>
-              <w:rPr>
-                <w:color w:val="1F2937"/>
-                <w:sz w:val="20"/>
-              </w:rPr>
-              <w:t>Department of Computer Science &amp; Engineering</w:t>
-            </w:r>
-          </w:p>
+          <w:p/>
         </w:tc>
       </w:tr>
       <w:tr>
-        <w:tc>
-          <w:tcPr>
-            <w:tcW w:type="dxa" w:w="3168"/>
+        <w:trPr>
+          <w:jc w:val="center"/>
+        </w:trPr>
+        <w:tc>
+          <w:tcPr>
+            <w:tcW w:w="3168" w:type="dxa"/>
             <w:shd w:val="clear" w:color="auto" w:fill="E8F7F8"/>
             <w:tcMar>
               <w:top w:w="100" w:type="dxa"/>
+              <w:left w:w="160" w:type="dxa"/>
               <w:bottom w:w="100" w:type="dxa"/>
-              <w:left w:w="160" w:type="dxa"/>
               <w:right w:w="160" w:type="dxa"/>
             </w:tcMar>
           </w:tcPr>
@@ -351,11 +437,11 @@
         </w:tc>
         <w:tc>
           <w:tcPr>
-            <w:tcW w:type="dxa" w:w="6048"/>
+            <w:tcW w:w="6048" w:type="dxa"/>
             <w:tcMar>
               <w:top w:w="100" w:type="dxa"/>
+              <w:left w:w="160" w:type="dxa"/>
               <w:bottom w:w="100" w:type="dxa"/>
-              <w:left w:w="160" w:type="dxa"/>
               <w:right w:w="160" w:type="dxa"/>
             </w:tcMar>
           </w:tcPr>
@@ -371,14 +457,17 @@
         </w:tc>
       </w:tr>
       <w:tr>
-        <w:tc>
-          <w:tcPr>
-            <w:tcW w:type="dxa" w:w="3168"/>
+        <w:trPr>
+          <w:jc w:val="center"/>
+        </w:trPr>
+        <w:tc>
+          <w:tcPr>
+            <w:tcW w:w="3168" w:type="dxa"/>
             <w:shd w:val="clear" w:color="auto" w:fill="E8F7F8"/>
             <w:tcMar>
               <w:top w:w="100" w:type="dxa"/>
+              <w:left w:w="160" w:type="dxa"/>
               <w:bottom w:w="100" w:type="dxa"/>
-              <w:left w:w="160" w:type="dxa"/>
               <w:right w:w="160" w:type="dxa"/>
             </w:tcMar>
           </w:tcPr>
@@ -395,11 +484,11 @@
         </w:tc>
         <w:tc>
           <w:tcPr>
-            <w:tcW w:type="dxa" w:w="6048"/>
+            <w:tcW w:w="6048" w:type="dxa"/>
             <w:tcMar>
               <w:top w:w="100" w:type="dxa"/>
+              <w:left w:w="160" w:type="dxa"/>
               <w:bottom w:w="100" w:type="dxa"/>
-              <w:left w:w="160" w:type="dxa"/>
               <w:right w:w="160" w:type="dxa"/>
             </w:tcMar>
           </w:tcPr>
@@ -415,14 +504,17 @@
         </w:tc>
       </w:tr>
       <w:tr>
-        <w:tc>
-          <w:tcPr>
-            <w:tcW w:type="dxa" w:w="3168"/>
+        <w:trPr>
+          <w:jc w:val="center"/>
+        </w:trPr>
+        <w:tc>
+          <w:tcPr>
+            <w:tcW w:w="3168" w:type="dxa"/>
             <w:shd w:val="clear" w:color="auto" w:fill="E8F7F8"/>
             <w:tcMar>
               <w:top w:w="100" w:type="dxa"/>
+              <w:left w:w="160" w:type="dxa"/>
               <w:bottom w:w="100" w:type="dxa"/>
-              <w:left w:w="160" w:type="dxa"/>
               <w:right w:w="160" w:type="dxa"/>
             </w:tcMar>
           </w:tcPr>
@@ -439,11 +531,11 @@
         </w:tc>
         <w:tc>
           <w:tcPr>
-            <w:tcW w:type="dxa" w:w="6048"/>
+            <w:tcW w:w="6048" w:type="dxa"/>
             <w:tcMar>
               <w:top w:w="100" w:type="dxa"/>
+              <w:left w:w="160" w:type="dxa"/>
               <w:bottom w:w="100" w:type="dxa"/>
-              <w:left w:w="160" w:type="dxa"/>
               <w:right w:w="160" w:type="dxa"/>
             </w:tcMar>
           </w:tcPr>
@@ -476,33 +568,32 @@
           <w:color w:val="0A3641"/>
           <w:sz w:val="30"/>
         </w:rPr>
+        <w:lastRenderedPageBreak/>
         <w:t>Certificate</w:t>
       </w:r>
     </w:p>
     <w:p>
       <w:pPr>
-        <w:spacing w:after="120" w:line="276" w:lineRule="auto"/>
+        <w:spacing w:after="120"/>
         <w:jc w:val="both"/>
       </w:pPr>
       <w:r>
         <w:rPr>
           <w:rFonts w:ascii="Calibri" w:hAnsi="Calibri"/>
           <w:color w:val="1F2937"/>
-          <w:sz w:val="22"/>
         </w:rPr>
         <w:t>This is to certify that the project report entitled 'AI Hospital Management System — Patient Length-of-Stay Prediction &amp; Bed Allocation Using Random Forest' has been successfully carried out under the professional guidance and supervision of the Technical Mentorship Committee at GyanAstra Technologies. This project has been developed as an integral part of the practical training and project development curriculum and represents original work carried out by the candidate in the field of Machine Learning, Healthcare Analytics, and Web Application Deployment.</w:t>
       </w:r>
     </w:p>
     <w:p>
       <w:pPr>
-        <w:spacing w:after="120" w:line="276" w:lineRule="auto"/>
+        <w:spacing w:after="120"/>
         <w:jc w:val="both"/>
       </w:pPr>
       <w:r>
         <w:rPr>
           <w:rFonts w:ascii="Calibri" w:hAnsi="Calibri"/>
           <w:color w:val="1F2937"/>
-          <w:sz w:val="22"/>
         </w:rPr>
         <w:t>The work presented in this report embodies a genuine record of the candidate's implementation and has been evaluated and found satisfactory in terms of clinical data engineering, ensemble model architecture design, statistical evaluation, clinical relevance, and software user experience.</w:t>
       </w:r>
@@ -510,18 +601,23 @@
     <w:p>
       <w:pPr>
         <w:spacing w:before="560" w:after="40"/>
-      </w:pPr>
-      <w:r>
+        <w:jc w:val="right"/>
+      </w:pPr>
+      <w:r>
+        <w:rPr>
+          <w:noProof/>
+        </w:rPr>
         <w:drawing>
-          <wp:inline xmlns:a="http://schemas.openxmlformats.org/drawingml/2006/main" xmlns:pic="http://schemas.openxmlformats.org/drawingml/2006/picture">
-            <wp:extent cx="2011680" cy="1182648"/>
+          <wp:inline distT="0" distB="0" distL="0" distR="0" wp14:anchorId="34799538" wp14:editId="34864F7A">
+            <wp:extent cx="1001282" cy="588645"/>
+            <wp:effectExtent l="0" t="0" r="8890" b="0"/>
             <wp:docPr id="2" name="Picture 2"/>
             <wp:cNvGraphicFramePr>
-              <a:graphicFrameLocks noChangeAspect="1"/>
+              <a:graphicFrameLocks xmlns:a="http://schemas.openxmlformats.org/drawingml/2006/main" noChangeAspect="1"/>
             </wp:cNvGraphicFramePr>
-            <a:graphic>
+            <a:graphic xmlns:a="http://schemas.openxmlformats.org/drawingml/2006/main">
               <a:graphicData uri="http://schemas.openxmlformats.org/drawingml/2006/picture">
-                <pic:pic>
+                <pic:pic xmlns:pic="http://schemas.openxmlformats.org/drawingml/2006/picture">
                   <pic:nvPicPr>
                     <pic:cNvPr id="0" name="image.png"/>
                     <pic:cNvPicPr/>
@@ -535,9 +631,11 @@
                   <pic:spPr>
                     <a:xfrm>
                       <a:off x="0" y="0"/>
-                      <a:ext cx="2011680" cy="1182648"/>
+                      <a:ext cx="1010569" cy="594105"/>
                     </a:xfrm>
-                    <a:prstGeom prst="rect"/>
+                    <a:prstGeom prst="rect">
+                      <a:avLst/>
+                    </a:prstGeom>
                   </pic:spPr>
                 </pic:pic>
               </a:graphicData>
@@ -549,33 +647,34 @@
     <w:p>
       <w:pPr>
         <w:spacing w:before="160" w:after="80"/>
+        <w:jc w:val="right"/>
       </w:pPr>
       <w:r>
         <w:rPr>
           <w:b/>
           <w:color w:val="0A3641"/>
         </w:rPr>
-        <w:t>Project Mentor / Lead AI Engineer</w:t>
-        <w:tab/>
-        <w:tab/>
-        <w:tab/>
-        <w:t>Authorized Signatory</w:t>
+        <w:t>Project Mentor</w:t>
       </w:r>
     </w:p>
     <w:p>
       <w:pPr>
         <w:spacing w:after="400"/>
-      </w:pPr>
+        <w:jc w:val="right"/>
+      </w:pPr>
+      <w:proofErr w:type="spellStart"/>
       <w:r>
         <w:rPr>
           <w:color w:val="64748B"/>
         </w:rPr>
-        <w:t>GyanAstra Technologies</w:t>
-        <w:tab/>
-        <w:tab/>
-        <w:tab/>
-        <w:tab/>
-        <w:t>GyanAstra Technologies</w:t>
+        <w:t>GyanAstra</w:t>
+      </w:r>
+      <w:proofErr w:type="spellEnd"/>
+      <w:r>
+        <w:rPr>
+          <w:color w:val="64748B"/>
+        </w:rPr>
+        <w:t xml:space="preserve"> Technologies</w:t>
       </w:r>
     </w:p>
     <w:p>
@@ -595,47 +694,45 @@
           <w:color w:val="0A3641"/>
           <w:sz w:val="30"/>
         </w:rPr>
+        <w:lastRenderedPageBreak/>
         <w:t>Acknowledgement</w:t>
       </w:r>
     </w:p>
     <w:p>
       <w:pPr>
-        <w:spacing w:after="120" w:line="276" w:lineRule="auto"/>
+        <w:spacing w:after="120"/>
         <w:jc w:val="both"/>
       </w:pPr>
       <w:r>
         <w:rPr>
           <w:rFonts w:ascii="Calibri" w:hAnsi="Calibri"/>
           <w:color w:val="1F2937"/>
-          <w:sz w:val="22"/>
         </w:rPr>
         <w:t>I would like to express my deepest gratitude to GyanAstra Technologies for providing me with this exceptional opportunity to undertake this project titled 'AI Hospital Management System — Patient Length-of-Stay Prediction &amp; Bed Allocation Using Random Forest'. I am profoundly thankful to my technical mentors at GyanAstra Technologies for their constant encouragement, insightful guidance, and technical reviews throughout the data engineering, ensemble modeling, and deployment stages of this system.</w:t>
       </w:r>
     </w:p>
     <w:p>
       <w:pPr>
-        <w:spacing w:after="120" w:line="276" w:lineRule="auto"/>
+        <w:spacing w:after="120"/>
         <w:jc w:val="both"/>
       </w:pPr>
       <w:r>
         <w:rPr>
           <w:rFonts w:ascii="Calibri" w:hAnsi="Calibri"/>
           <w:color w:val="1F2937"/>
-          <w:sz w:val="22"/>
         </w:rPr>
         <w:t>Their industry-standard expertise in machine learning, ensemble methods, healthcare informatics, clinical data pipelines, and web deployment helped me bridge the gap between theoretical supervised learning and real-world medical decision support. I also extend my gratitude to the open-source communities of Scikit-learn, Flask, Pandas, Matplotlib, and Seaborn, whose versatile tools served as the foundation of this work.</w:t>
       </w:r>
     </w:p>
     <w:p>
       <w:pPr>
-        <w:spacing w:after="120" w:line="276" w:lineRule="auto"/>
+        <w:spacing w:after="120"/>
         <w:jc w:val="both"/>
       </w:pPr>
       <w:r>
         <w:rPr>
           <w:rFonts w:ascii="Calibri" w:hAnsi="Calibri"/>
           <w:color w:val="1F2937"/>
-          <w:sz w:val="22"/>
         </w:rPr>
         <w:t>Finally, I express my heartfelt thanks to my college faculty, department coordinators, peers, and family for their unwavering moral support and motivation during the tenure of this training.</w:t>
       </w:r>
@@ -657,75 +754,71 @@
           <w:color w:val="0A3641"/>
           <w:sz w:val="30"/>
         </w:rPr>
+        <w:lastRenderedPageBreak/>
         <w:t>Abstract</w:t>
       </w:r>
     </w:p>
     <w:p>
       <w:pPr>
-        <w:spacing w:after="120" w:line="276" w:lineRule="auto"/>
+        <w:spacing w:after="120"/>
         <w:jc w:val="both"/>
       </w:pPr>
       <w:r>
         <w:rPr>
           <w:rFonts w:ascii="Calibri" w:hAnsi="Calibri"/>
           <w:color w:val="1F2937"/>
-          <w:sz w:val="22"/>
         </w:rPr>
         <w:t>Hospital bed shortages, Emergency Department (ED) boarding delays, and inefficient inpatient bed allocation represent major operational bottlenecks in modern healthcare systems. Accurately predicting a patient's anticipated Length of Stay (LOS) at the time of admission empowers clinical administrators to forecast discharge waves, pre-allocate Intensive Care Unit (ICU) beds, optimize nurse-to-patient staffing ratios, and reduce avoidable readmissions.</w:t>
       </w:r>
     </w:p>
     <w:p>
       <w:pPr>
-        <w:spacing w:after="120" w:line="276" w:lineRule="auto"/>
+        <w:spacing w:after="120"/>
         <w:jc w:val="both"/>
       </w:pPr>
       <w:r>
         <w:rPr>
           <w:rFonts w:ascii="Calibri" w:hAnsi="Calibri"/>
           <w:color w:val="1F2937"/>
-          <w:sz w:val="22"/>
         </w:rPr>
         <w:t>This project presents the design, empirical development, and production deployment of the AI Hospital Management System, an intelligent clinical decision support platform powered by a 200-tree Random Forest classifier. The system models 10,000 synthetic clinical records calibrated to benchmark distributions from the Healthcare Cost and Utilization Project (HCUP) National Inpatient Sample and the MIMIC-III critical care database.</w:t>
       </w:r>
     </w:p>
     <w:p>
       <w:pPr>
-        <w:spacing w:after="120" w:line="276" w:lineRule="auto"/>
+        <w:spacing w:after="120"/>
         <w:jc w:val="both"/>
       </w:pPr>
       <w:r>
         <w:rPr>
           <w:rFonts w:ascii="Calibri" w:hAnsi="Calibri"/>
           <w:color w:val="1F2937"/>
-          <w:sz w:val="22"/>
         </w:rPr>
         <w:t>The system engineers seventeen multimodal clinical, demographic, and physiological features: patient age, gender, admission urgency (Emergency, Urgent, Elective), primary diagnosis category (Cardiac, Respiratory, Orthopedic, Gastrointestinal, Neurological, Infection/Sepsis), Charlson comorbidity count, pre-admission procedure count, HbA1c diabetic index, serum creatinine, white blood cell count (WBC), serum sodium, systolic blood pressure, heart rate, body temperature, insurance classification, ICU admission status, prior admissions, and an emergency triage indicator. Continuous LOS is mapped to three operational clinical tiers: Short Stay (1–3 days), Medium Stay (4–7 days), and Long Stay (8+ days).</w:t>
       </w:r>
     </w:p>
     <w:p>
       <w:pPr>
-        <w:spacing w:after="120" w:line="276" w:lineRule="auto"/>
+        <w:spacing w:after="120"/>
         <w:jc w:val="both"/>
       </w:pPr>
       <w:r>
         <w:rPr>
           <w:rFonts w:ascii="Calibri" w:hAnsi="Calibri"/>
           <w:color w:val="1F2937"/>
-          <w:sz w:val="22"/>
         </w:rPr>
         <w:t>To counter severe real-world class imbalance (where Medium stays dominate 73% of hospital census), balanced class weighting is integrated into the ensemble decision tree splitting criterion. The model achieves an overall test accuracy of 64.85% across 2,000 holdout patients and a high macro ROC-AUC of 0.8134, demonstrating superior discriminative capacity between complex long stays and routine discharges. Five-fold stratified cross-validation confirms exceptional stability with a mean accuracy of 65.80% ± 0.51%.</w:t>
       </w:r>
     </w:p>
     <w:p>
       <w:pPr>
-        <w:spacing w:after="120" w:line="276" w:lineRule="auto"/>
+        <w:spacing w:after="120"/>
         <w:jc w:val="both"/>
       </w:pPr>
       <w:r>
         <w:rPr>
           <w:rFonts w:ascii="Calibri" w:hAnsi="Calibri"/>
           <w:color w:val="1F2937"/>
-          <w:sz w:val="22"/>
         </w:rPr>
         <w:t>The trained model is deployed via a high-throughput Flask REST API (&lt; 25 ms inference latency on commodity hardware) connected to a premium dark-mode clinical web dashboard featuring interactive patient intake, animated probability bars, discharge timeline forecasting, and automated nurse action directives. The complete solution provides an accessible, clinically grounded, and deployable framework for modern intelligent hospital operations.</w:t>
       </w:r>
@@ -747,12 +840,13 @@
           <w:color w:val="0A3641"/>
           <w:sz w:val="30"/>
         </w:rPr>
+        <w:lastRenderedPageBreak/>
         <w:t>Table of Contents</w:t>
       </w:r>
     </w:p>
     <w:p>
       <w:pPr>
-        <w:spacing w:after="60" w:line="276" w:lineRule="auto"/>
+        <w:spacing w:after="60"/>
       </w:pPr>
       <w:r>
         <w:rPr>
@@ -775,7 +869,7 @@
     </w:p>
     <w:p>
       <w:pPr>
-        <w:spacing w:after="60" w:line="276" w:lineRule="auto"/>
+        <w:spacing w:after="60"/>
       </w:pPr>
       <w:r>
         <w:rPr>
@@ -798,7 +892,7 @@
     </w:p>
     <w:p>
       <w:pPr>
-        <w:spacing w:after="60" w:line="276" w:lineRule="auto"/>
+        <w:spacing w:after="60"/>
       </w:pPr>
       <w:r>
         <w:rPr>
@@ -821,7 +915,7 @@
     </w:p>
     <w:p>
       <w:pPr>
-        <w:spacing w:after="60" w:line="276" w:lineRule="auto"/>
+        <w:spacing w:after="60"/>
       </w:pPr>
       <w:r>
         <w:rPr>
@@ -844,7 +938,7 @@
     </w:p>
     <w:p>
       <w:pPr>
-        <w:spacing w:after="60" w:line="276" w:lineRule="auto"/>
+        <w:spacing w:after="60"/>
       </w:pPr>
       <w:r>
         <w:rPr>
@@ -867,7 +961,7 @@
     </w:p>
     <w:p>
       <w:pPr>
-        <w:spacing w:after="60" w:line="276" w:lineRule="auto"/>
+        <w:spacing w:after="60"/>
       </w:pPr>
       <w:r>
         <w:rPr>
@@ -890,7 +984,7 @@
     </w:p>
     <w:p>
       <w:pPr>
-        <w:spacing w:after="60" w:line="276" w:lineRule="auto"/>
+        <w:spacing w:after="60"/>
       </w:pPr>
       <w:r>
         <w:rPr>
@@ -913,7 +1007,7 @@
     </w:p>
     <w:p>
       <w:pPr>
-        <w:spacing w:after="60" w:line="276" w:lineRule="auto"/>
+        <w:spacing w:after="60"/>
       </w:pPr>
       <w:r>
         <w:rPr>
@@ -936,7 +1030,7 @@
     </w:p>
     <w:p>
       <w:pPr>
-        <w:spacing w:after="60" w:line="276" w:lineRule="auto"/>
+        <w:spacing w:after="60"/>
       </w:pPr>
       <w:r>
         <w:rPr>
@@ -959,7 +1053,7 @@
     </w:p>
     <w:p>
       <w:pPr>
-        <w:spacing w:after="60" w:line="276" w:lineRule="auto"/>
+        <w:spacing w:after="60"/>
       </w:pPr>
       <w:r>
         <w:rPr>
@@ -982,7 +1076,7 @@
     </w:p>
     <w:p>
       <w:pPr>
-        <w:spacing w:after="60" w:line="276" w:lineRule="auto"/>
+        <w:spacing w:after="60"/>
       </w:pPr>
       <w:r>
         <w:rPr>
@@ -1005,7 +1099,7 @@
     </w:p>
     <w:p>
       <w:pPr>
-        <w:spacing w:after="60" w:line="276" w:lineRule="auto"/>
+        <w:spacing w:after="60"/>
       </w:pPr>
       <w:r>
         <w:rPr>
@@ -1028,7 +1122,7 @@
     </w:p>
     <w:p>
       <w:pPr>
-        <w:spacing w:after="60" w:line="276" w:lineRule="auto"/>
+        <w:spacing w:after="60"/>
       </w:pPr>
       <w:r>
         <w:rPr>
@@ -1051,7 +1145,7 @@
     </w:p>
     <w:p>
       <w:pPr>
-        <w:spacing w:after="60" w:line="276" w:lineRule="auto"/>
+        <w:spacing w:after="60"/>
       </w:pPr>
       <w:r>
         <w:rPr>
@@ -1074,7 +1168,7 @@
     </w:p>
     <w:p>
       <w:pPr>
-        <w:spacing w:after="60" w:line="276" w:lineRule="auto"/>
+        <w:spacing w:after="60"/>
       </w:pPr>
       <w:r>
         <w:rPr>
@@ -1097,7 +1191,7 @@
     </w:p>
     <w:p>
       <w:pPr>
-        <w:spacing w:after="60" w:line="276" w:lineRule="auto"/>
+        <w:spacing w:after="60"/>
       </w:pPr>
       <w:r>
         <w:rPr>
@@ -1120,7 +1214,7 @@
     </w:p>
     <w:p>
       <w:pPr>
-        <w:spacing w:after="60" w:line="276" w:lineRule="auto"/>
+        <w:spacing w:after="60"/>
       </w:pPr>
       <w:r>
         <w:rPr>
@@ -1143,7 +1237,7 @@
     </w:p>
     <w:p>
       <w:pPr>
-        <w:spacing w:after="60" w:line="276" w:lineRule="auto"/>
+        <w:spacing w:after="60"/>
       </w:pPr>
       <w:r>
         <w:rPr>
@@ -1166,7 +1260,7 @@
     </w:p>
     <w:p>
       <w:pPr>
-        <w:spacing w:after="60" w:line="276" w:lineRule="auto"/>
+        <w:spacing w:after="60"/>
       </w:pPr>
       <w:r>
         <w:rPr>
@@ -1189,7 +1283,7 @@
     </w:p>
     <w:p>
       <w:pPr>
-        <w:spacing w:after="60" w:line="276" w:lineRule="auto"/>
+        <w:spacing w:after="60"/>
       </w:pPr>
       <w:r>
         <w:rPr>
@@ -1212,7 +1306,7 @@
     </w:p>
     <w:p>
       <w:pPr>
-        <w:spacing w:after="60" w:line="276" w:lineRule="auto"/>
+        <w:spacing w:after="60"/>
       </w:pPr>
       <w:r>
         <w:rPr>
@@ -1235,7 +1329,7 @@
     </w:p>
     <w:p>
       <w:pPr>
-        <w:spacing w:after="60" w:line="276" w:lineRule="auto"/>
+        <w:spacing w:after="60"/>
       </w:pPr>
       <w:r>
         <w:rPr>
@@ -1258,7 +1352,7 @@
     </w:p>
     <w:p>
       <w:pPr>
-        <w:spacing w:after="60" w:line="276" w:lineRule="auto"/>
+        <w:spacing w:after="60"/>
       </w:pPr>
       <w:r>
         <w:rPr>
@@ -1281,7 +1375,7 @@
     </w:p>
     <w:p>
       <w:pPr>
-        <w:spacing w:after="60" w:line="276" w:lineRule="auto"/>
+        <w:spacing w:after="60"/>
       </w:pPr>
       <w:r>
         <w:rPr>
@@ -1304,7 +1398,7 @@
     </w:p>
     <w:p>
       <w:pPr>
-        <w:spacing w:after="60" w:line="276" w:lineRule="auto"/>
+        <w:spacing w:after="60"/>
       </w:pPr>
       <w:r>
         <w:rPr>
@@ -1327,7 +1421,7 @@
     </w:p>
     <w:p>
       <w:pPr>
-        <w:spacing w:after="60" w:line="276" w:lineRule="auto"/>
+        <w:spacing w:after="60"/>
       </w:pPr>
       <w:r>
         <w:rPr>
@@ -1350,7 +1444,7 @@
     </w:p>
     <w:p>
       <w:pPr>
-        <w:spacing w:after="60" w:line="276" w:lineRule="auto"/>
+        <w:spacing w:after="60"/>
       </w:pPr>
       <w:r>
         <w:rPr>
@@ -1373,7 +1467,7 @@
     </w:p>
     <w:p>
       <w:pPr>
-        <w:spacing w:after="60" w:line="276" w:lineRule="auto"/>
+        <w:spacing w:after="60"/>
       </w:pPr>
       <w:r>
         <w:rPr>
@@ -1396,7 +1490,7 @@
     </w:p>
     <w:p>
       <w:pPr>
-        <w:spacing w:after="60" w:line="276" w:lineRule="auto"/>
+        <w:spacing w:after="60"/>
       </w:pPr>
       <w:r>
         <w:rPr>
@@ -1419,7 +1513,7 @@
     </w:p>
     <w:p>
       <w:pPr>
-        <w:spacing w:after="60" w:line="276" w:lineRule="auto"/>
+        <w:spacing w:after="60"/>
       </w:pPr>
       <w:r>
         <w:rPr>
@@ -1442,7 +1536,7 @@
     </w:p>
     <w:p>
       <w:pPr>
-        <w:spacing w:after="60" w:line="276" w:lineRule="auto"/>
+        <w:spacing w:after="60"/>
       </w:pPr>
       <w:r>
         <w:rPr>
@@ -1465,7 +1559,7 @@
     </w:p>
     <w:p>
       <w:pPr>
-        <w:spacing w:after="60" w:line="276" w:lineRule="auto"/>
+        <w:spacing w:after="60"/>
       </w:pPr>
       <w:r>
         <w:rPr>
@@ -1488,7 +1582,7 @@
     </w:p>
     <w:p>
       <w:pPr>
-        <w:spacing w:after="60" w:line="276" w:lineRule="auto"/>
+        <w:spacing w:after="60"/>
       </w:pPr>
       <w:r>
         <w:rPr>
@@ -1511,7 +1605,7 @@
     </w:p>
     <w:p>
       <w:pPr>
-        <w:spacing w:after="60" w:line="276" w:lineRule="auto"/>
+        <w:spacing w:after="60"/>
       </w:pPr>
       <w:r>
         <w:rPr>
@@ -1549,61 +1643,58 @@
           <w:color w:val="0A3641"/>
           <w:sz w:val="30"/>
         </w:rPr>
+        <w:lastRenderedPageBreak/>
         <w:t>1. Introduction</w:t>
       </w:r>
     </w:p>
     <w:p>
       <w:pPr>
-        <w:spacing w:after="120" w:line="276" w:lineRule="auto"/>
+        <w:spacing w:after="120"/>
         <w:jc w:val="both"/>
       </w:pPr>
       <w:r>
         <w:rPr>
           <w:rFonts w:ascii="Calibri" w:hAnsi="Calibri"/>
           <w:color w:val="1F2937"/>
-          <w:sz w:val="22"/>
         </w:rPr>
         <w:t>Modern healthcare institutions operate under unprecedented operational strain. In hospitals worldwide, the demand for inpatient beds routinely exceeds physical capacity, resulting in Emergency Department (ED) boarding delays, cancelled elective procedures, patient dissatisfaction, and clinician burnout. A central determinant of hospital bed availability is the Patient Length of Stay (LOS) — the duration (in days) between a patient's formal admission and their eventual discharge.</w:t>
       </w:r>
     </w:p>
     <w:p>
       <w:pPr>
-        <w:spacing w:after="120" w:line="276" w:lineRule="auto"/>
+        <w:spacing w:after="120"/>
         <w:jc w:val="both"/>
       </w:pPr>
       <w:r>
         <w:rPr>
           <w:rFonts w:ascii="Calibri" w:hAnsi="Calibri"/>
           <w:color w:val="1F2937"/>
-          <w:sz w:val="22"/>
         </w:rPr>
         <w:t>Historically, hospital administrators have relied on coarse, historical departmental averages or subjective clinician estimates to anticipate bed turnover. However, human clinical estimates of discharge dates exhibit significant error rates (often deviating by 2 to 5 days), failing to capture non-linear interactions among patient age, multimorbid chronic conditions, acute laboratory decompensation, and procedural complexity. Consequently, bed managers operate reactively rather than proactively, scrambling to discharge convalescing patients when the emergency wing reaches crisis capacity.</w:t>
       </w:r>
     </w:p>
     <w:p>
       <w:pPr>
-        <w:spacing w:after="120" w:line="276" w:lineRule="auto"/>
+        <w:spacing w:after="120"/>
         <w:jc w:val="both"/>
       </w:pPr>
       <w:r>
         <w:rPr>
           <w:rFonts w:ascii="Calibri" w:hAnsi="Calibri"/>
           <w:color w:val="1F2937"/>
-          <w:sz w:val="22"/>
         </w:rPr>
         <w:t>Machine Learning (ML), and specifically ensemble learning algorithms such as Random Forest, offers a transformative paradigm for healthcare operations. By synthesizing complex multidimensional patient telemetry at the point of admission — including demographic indicators, admission urgency, chronic disease burden, and acute physiological lab values — machine learning models can accurately classify patients into operational Length-of-Stay tiers.</w:t>
       </w:r>
     </w:p>
     <w:p>
       <w:pPr>
-        <w:spacing w:after="120" w:line="276" w:lineRule="auto"/>
+        <w:spacing w:after="120"/>
         <w:jc w:val="both"/>
       </w:pPr>
       <w:r>
         <w:rPr>
           <w:rFonts w:ascii="Calibri" w:hAnsi="Calibri"/>
           <w:color w:val="1F2937"/>
-          <w:sz w:val="22"/>
         </w:rPr>
         <w:t>Developed under the professional mentorship of GyanAstra Technologies, this project presents an end-to-end, full-stack AI Hospital Management System. Grounded in 10,000 synthetic patient admission records calibrated to real-world clinical benchmarks from the Healthcare Cost and Utilization Project (HCUP) and MIT's MIMIC-III database, the system trains a balanced 200-tree Random Forest classifier, conducts rigorous 5-fold cross-validation, generates comprehensive evaluation diagnostics, and deploys the model via a high-performance Flask REST API coupled to an intuitive, dark-mode clinical dashboard.</w:t>
       </w:r>
@@ -1625,14 +1716,13 @@
     </w:p>
     <w:p>
       <w:pPr>
-        <w:spacing w:after="120" w:line="276" w:lineRule="auto"/>
+        <w:spacing w:after="120"/>
         <w:jc w:val="both"/>
       </w:pPr>
       <w:r>
         <w:rPr>
           <w:rFonts w:ascii="Calibri" w:hAnsi="Calibri"/>
           <w:color w:val="1F2937"/>
-          <w:sz w:val="22"/>
         </w:rPr>
         <w:t>The primary technical and operational objectives of this project are formulated as follows:</w:t>
       </w:r>
@@ -1640,13 +1730,12 @@
     <w:p>
       <w:pPr>
         <w:pStyle w:val="ListParagraph"/>
-        <w:spacing w:after="80" w:line="276" w:lineRule="auto"/>
+        <w:spacing w:after="80"/>
       </w:pPr>
       <w:r>
         <w:rPr>
           <w:rFonts w:ascii="Calibri" w:hAnsi="Calibri"/>
           <w:color w:val="1F2937"/>
-          <w:sz w:val="22"/>
         </w:rPr>
         <w:t>1. Clinical Telemetry Pipeline Engineering: To synthesize and preprocess a high-fidelity 10,000-record patient dataset representing diverse demographic, clinical, laboratory, and admission parameters based on HCUP and MIMIC-III statistical distributions.</w:t>
       </w:r>
@@ -1654,13 +1743,12 @@
     <w:p>
       <w:pPr>
         <w:pStyle w:val="ListParagraph"/>
-        <w:spacing w:after="80" w:line="276" w:lineRule="auto"/>
+        <w:spacing w:after="80"/>
       </w:pPr>
       <w:r>
         <w:rPr>
           <w:rFonts w:ascii="Calibri" w:hAnsi="Calibri"/>
           <w:color w:val="1F2937"/>
-          <w:sz w:val="22"/>
         </w:rPr>
         <w:t>2. Multi-Modal Feature Extraction: To engineer 17 predictive features capturing patient acuity, chronic disease burden (Charlson Comorbidity Index), renal markers (Creatinine), metabolic indices (HbA1c), systemic infection indicators (WBC), and facility utilization demands.</w:t>
       </w:r>
@@ -1668,13 +1756,12 @@
     <w:p>
       <w:pPr>
         <w:pStyle w:val="ListParagraph"/>
-        <w:spacing w:after="80" w:line="276" w:lineRule="auto"/>
+        <w:spacing w:after="80"/>
       </w:pPr>
       <w:r>
         <w:rPr>
           <w:rFonts w:ascii="Calibri" w:hAnsi="Calibri"/>
           <w:color w:val="1F2937"/>
-          <w:sz w:val="22"/>
         </w:rPr>
         <w:t>3. Ensemble Model Architecture Design: To construct, tune, and train a 200-tree Random Forest classifier with balanced class weighting to handle real-world clinical class imbalances without sacrificing minority-class sensitivity.</w:t>
       </w:r>
@@ -1682,13 +1769,12 @@
     <w:p>
       <w:pPr>
         <w:pStyle w:val="ListParagraph"/>
-        <w:spacing w:after="80" w:line="276" w:lineRule="auto"/>
+        <w:spacing w:after="80"/>
       </w:pPr>
       <w:r>
         <w:rPr>
           <w:rFonts w:ascii="Calibri" w:hAnsi="Calibri"/>
           <w:color w:val="1F2937"/>
-          <w:sz w:val="22"/>
         </w:rPr>
         <w:t>4. Operational Clinical Triage Discretization: To classify patients into three actionable operational categories: Short Stay (&lt; 3 days), Medium Stay (3–7 days), and Long Stay (&gt; 7 days) to directly assist bed capacity managers.</w:t>
       </w:r>
@@ -1696,27 +1782,26 @@
     <w:p>
       <w:pPr>
         <w:pStyle w:val="ListParagraph"/>
-        <w:spacing w:after="80" w:line="276" w:lineRule="auto"/>
+        <w:spacing w:after="80"/>
       </w:pPr>
       <w:r>
         <w:rPr>
           <w:rFonts w:ascii="Calibri" w:hAnsi="Calibri"/>
           <w:color w:val="1F2937"/>
-          <w:sz w:val="22"/>
-        </w:rPr>
+        </w:rPr>
+        <w:lastRenderedPageBreak/>
         <w:t>5. Rigorous Empirical Evaluation: To validate the model using 5-fold Stratified Cross-Validation, ROC-AUC curve analysis, confusion matrices, and feature importance rankings, ensuring statistical robustness and clinical validity.</w:t>
       </w:r>
     </w:p>
     <w:p>
       <w:pPr>
         <w:pStyle w:val="ListParagraph"/>
-        <w:spacing w:after="80" w:line="276" w:lineRule="auto"/>
+        <w:spacing w:after="80"/>
       </w:pPr>
       <w:r>
         <w:rPr>
           <w:rFonts w:ascii="Calibri" w:hAnsi="Calibri"/>
           <w:color w:val="1F2937"/>
-          <w:sz w:val="22"/>
         </w:rPr>
         <w:t>6. Microservice Backend &amp; Production API: To develop a lightweight, production-ready Flask REST API serving predictions in sub-30ms latency on commodity CPU hardware without cloud or GPU dependencies.</w:t>
       </w:r>
@@ -1724,13 +1809,12 @@
     <w:p>
       <w:pPr>
         <w:pStyle w:val="ListParagraph"/>
-        <w:spacing w:after="80" w:line="276" w:lineRule="auto"/>
+        <w:spacing w:after="80"/>
       </w:pPr>
       <w:r>
         <w:rPr>
           <w:rFonts w:ascii="Calibri" w:hAnsi="Calibri"/>
           <w:color w:val="1F2937"/>
-          <w:sz w:val="22"/>
         </w:rPr>
         <w:t>7. User-Centered Clinical Dashboard: To engineer a modern, dark-mode glassmorphism web dashboard enabling hospital staff to perform real-time patient intake triage, view probability distributions, and receive automated bed allocation recommendations.</w:t>
       </w:r>
@@ -1752,23 +1836,21 @@
     </w:p>
     <w:p>
       <w:pPr>
-        <w:spacing w:after="120" w:line="276" w:lineRule="auto"/>
+        <w:spacing w:after="120"/>
         <w:jc w:val="both"/>
       </w:pPr>
       <w:r>
         <w:rPr>
           <w:rFonts w:ascii="Calibri" w:hAnsi="Calibri"/>
           <w:color w:val="1F2937"/>
-          <w:sz w:val="22"/>
         </w:rPr>
         <w:t>The application of quantitative modeling to hospital length of stay prediction has evolved across three major technological eras over the past three decades. A critical comparative review highlights the historical progression, architectural trade-offs, and justification for the proposed ensemble Random Forest approach:</w:t>
       </w:r>
     </w:p>
     <w:tbl>
       <w:tblPr>
-        <w:tblW w:type="auto" w:w="0"/>
+        <w:tblW w:w="0" w:type="auto"/>
         <w:jc w:val="center"/>
-        <w:tblLook w:firstColumn="1" w:firstRow="1" w:lastColumn="0" w:lastRow="0" w:noHBand="0" w:noVBand="1" w:val="04A0"/>
         <w:tblBorders>
           <w:top w:val="single" w:sz="4" w:space="0" w:color="C2E3E6"/>
           <w:left w:val="single" w:sz="4" w:space="0" w:color="C2E3E6"/>
@@ -1777,22 +1859,26 @@
           <w:insideH w:val="single" w:sz="4" w:space="0" w:color="C2E3E6"/>
           <w:insideV w:val="single" w:sz="4" w:space="0" w:color="C2E3E6"/>
         </w:tblBorders>
+        <w:tblLook w:val="04A0" w:firstRow="1" w:lastRow="0" w:firstColumn="1" w:lastColumn="0" w:noHBand="0" w:noVBand="1"/>
       </w:tblPr>
       <w:tblGrid>
-        <w:gridCol w:w="2484"/>
-        <w:gridCol w:w="2484"/>
-        <w:gridCol w:w="2484"/>
-        <w:gridCol w:w="2484"/>
+        <w:gridCol w:w="2280"/>
+        <w:gridCol w:w="2140"/>
+        <w:gridCol w:w="2434"/>
+        <w:gridCol w:w="3072"/>
       </w:tblGrid>
       <w:tr>
-        <w:tc>
-          <w:tcPr>
-            <w:tcW w:type="dxa" w:w="2592"/>
+        <w:trPr>
+          <w:jc w:val="center"/>
+        </w:trPr>
+        <w:tc>
+          <w:tcPr>
+            <w:tcW w:w="2592" w:type="dxa"/>
             <w:shd w:val="clear" w:color="auto" w:fill="0A3641"/>
             <w:tcMar>
               <w:top w:w="140" w:type="dxa"/>
+              <w:left w:w="180" w:type="dxa"/>
               <w:bottom w:w="140" w:type="dxa"/>
-              <w:left w:w="180" w:type="dxa"/>
               <w:right w:w="180" w:type="dxa"/>
             </w:tcMar>
           </w:tcPr>
@@ -1812,12 +1898,12 @@
         </w:tc>
         <w:tc>
           <w:tcPr>
-            <w:tcW w:type="dxa" w:w="2304"/>
+            <w:tcW w:w="2304" w:type="dxa"/>
             <w:shd w:val="clear" w:color="auto" w:fill="0A3641"/>
             <w:tcMar>
               <w:top w:w="140" w:type="dxa"/>
+              <w:left w:w="180" w:type="dxa"/>
               <w:bottom w:w="140" w:type="dxa"/>
-              <w:left w:w="180" w:type="dxa"/>
               <w:right w:w="180" w:type="dxa"/>
             </w:tcMar>
           </w:tcPr>
@@ -1837,12 +1923,12 @@
         </w:tc>
         <w:tc>
           <w:tcPr>
-            <w:tcW w:type="dxa" w:w="2880"/>
+            <w:tcW w:w="2880" w:type="dxa"/>
             <w:shd w:val="clear" w:color="auto" w:fill="0A3641"/>
             <w:tcMar>
               <w:top w:w="140" w:type="dxa"/>
+              <w:left w:w="180" w:type="dxa"/>
               <w:bottom w:w="140" w:type="dxa"/>
-              <w:left w:w="180" w:type="dxa"/>
               <w:right w:w="180" w:type="dxa"/>
             </w:tcMar>
           </w:tcPr>
@@ -1862,12 +1948,12 @@
         </w:tc>
         <w:tc>
           <w:tcPr>
-            <w:tcW w:type="dxa" w:w="3744"/>
+            <w:tcW w:w="3744" w:type="dxa"/>
             <w:shd w:val="clear" w:color="auto" w:fill="0A3641"/>
             <w:tcMar>
               <w:top w:w="140" w:type="dxa"/>
+              <w:left w:w="180" w:type="dxa"/>
               <w:bottom w:w="140" w:type="dxa"/>
-              <w:left w:w="180" w:type="dxa"/>
               <w:right w:w="180" w:type="dxa"/>
             </w:tcMar>
           </w:tcPr>
@@ -1887,21 +1973,21 @@
         </w:tc>
       </w:tr>
       <w:tr>
-        <w:tc>
-          <w:tcPr>
-            <w:tcW w:type="dxa" w:w="2592"/>
+        <w:trPr>
+          <w:jc w:val="center"/>
+        </w:trPr>
+        <w:tc>
+          <w:tcPr>
+            <w:tcW w:w="2592" w:type="dxa"/>
             <w:shd w:val="clear" w:color="auto" w:fill="FFFFFF"/>
             <w:tcMar>
               <w:top w:w="100" w:type="dxa"/>
+              <w:left w:w="160" w:type="dxa"/>
               <w:bottom w:w="100" w:type="dxa"/>
-              <w:left w:w="160" w:type="dxa"/>
               <w:right w:w="160" w:type="dxa"/>
             </w:tcMar>
           </w:tcPr>
           <w:p>
-            <w:pPr>
-              <w:jc w:val="left"/>
-            </w:pPr>
             <w:r>
               <w:rPr>
                 <w:color w:val="1F2937"/>
@@ -1913,19 +1999,16 @@
         </w:tc>
         <w:tc>
           <w:tcPr>
-            <w:tcW w:type="dxa" w:w="2304"/>
+            <w:tcW w:w="2304" w:type="dxa"/>
             <w:shd w:val="clear" w:color="auto" w:fill="FFFFFF"/>
             <w:tcMar>
               <w:top w:w="100" w:type="dxa"/>
+              <w:left w:w="160" w:type="dxa"/>
               <w:bottom w:w="100" w:type="dxa"/>
-              <w:left w:w="160" w:type="dxa"/>
               <w:right w:w="160" w:type="dxa"/>
             </w:tcMar>
           </w:tcPr>
           <w:p>
-            <w:pPr>
-              <w:jc w:val="left"/>
-            </w:pPr>
             <w:r>
               <w:rPr>
                 <w:color w:val="1F2937"/>
@@ -1937,19 +2020,16 @@
         </w:tc>
         <w:tc>
           <w:tcPr>
-            <w:tcW w:type="dxa" w:w="2880"/>
+            <w:tcW w:w="2880" w:type="dxa"/>
             <w:shd w:val="clear" w:color="auto" w:fill="FFFFFF"/>
             <w:tcMar>
               <w:top w:w="100" w:type="dxa"/>
+              <w:left w:w="160" w:type="dxa"/>
               <w:bottom w:w="100" w:type="dxa"/>
-              <w:left w:w="160" w:type="dxa"/>
               <w:right w:w="160" w:type="dxa"/>
             </w:tcMar>
           </w:tcPr>
           <w:p>
-            <w:pPr>
-              <w:jc w:val="left"/>
-            </w:pPr>
             <w:r>
               <w:rPr>
                 <w:color w:val="1F2937"/>
@@ -1961,19 +2041,16 @@
         </w:tc>
         <w:tc>
           <w:tcPr>
-            <w:tcW w:type="dxa" w:w="3744"/>
+            <w:tcW w:w="3744" w:type="dxa"/>
             <w:shd w:val="clear" w:color="auto" w:fill="FFFFFF"/>
             <w:tcMar>
               <w:top w:w="100" w:type="dxa"/>
+              <w:left w:w="160" w:type="dxa"/>
               <w:bottom w:w="100" w:type="dxa"/>
-              <w:left w:w="160" w:type="dxa"/>
               <w:right w:w="160" w:type="dxa"/>
             </w:tcMar>
           </w:tcPr>
           <w:p>
-            <w:pPr>
-              <w:jc w:val="left"/>
-            </w:pPr>
             <w:r>
               <w:rPr>
                 <w:color w:val="1F2937"/>
@@ -1985,21 +2062,21 @@
         </w:tc>
       </w:tr>
       <w:tr>
-        <w:tc>
-          <w:tcPr>
-            <w:tcW w:type="dxa" w:w="2592"/>
+        <w:trPr>
+          <w:jc w:val="center"/>
+        </w:trPr>
+        <w:tc>
+          <w:tcPr>
+            <w:tcW w:w="2592" w:type="dxa"/>
             <w:shd w:val="clear" w:color="auto" w:fill="F4FAFA"/>
             <w:tcMar>
               <w:top w:w="100" w:type="dxa"/>
+              <w:left w:w="160" w:type="dxa"/>
               <w:bottom w:w="100" w:type="dxa"/>
-              <w:left w:w="160" w:type="dxa"/>
               <w:right w:w="160" w:type="dxa"/>
             </w:tcMar>
           </w:tcPr>
           <w:p>
-            <w:pPr>
-              <w:jc w:val="left"/>
-            </w:pPr>
             <w:r>
               <w:rPr>
                 <w:color w:val="1F2937"/>
@@ -2011,19 +2088,16 @@
         </w:tc>
         <w:tc>
           <w:tcPr>
-            <w:tcW w:type="dxa" w:w="2304"/>
+            <w:tcW w:w="2304" w:type="dxa"/>
             <w:shd w:val="clear" w:color="auto" w:fill="F4FAFA"/>
             <w:tcMar>
               <w:top w:w="100" w:type="dxa"/>
+              <w:left w:w="160" w:type="dxa"/>
               <w:bottom w:w="100" w:type="dxa"/>
-              <w:left w:w="160" w:type="dxa"/>
               <w:right w:w="160" w:type="dxa"/>
             </w:tcMar>
           </w:tcPr>
           <w:p>
-            <w:pPr>
-              <w:jc w:val="left"/>
-            </w:pPr>
             <w:r>
               <w:rPr>
                 <w:color w:val="1F2937"/>
@@ -2035,19 +2109,16 @@
         </w:tc>
         <w:tc>
           <w:tcPr>
-            <w:tcW w:type="dxa" w:w="2880"/>
+            <w:tcW w:w="2880" w:type="dxa"/>
             <w:shd w:val="clear" w:color="auto" w:fill="F4FAFA"/>
             <w:tcMar>
               <w:top w:w="100" w:type="dxa"/>
+              <w:left w:w="160" w:type="dxa"/>
               <w:bottom w:w="100" w:type="dxa"/>
-              <w:left w:w="160" w:type="dxa"/>
               <w:right w:w="160" w:type="dxa"/>
             </w:tcMar>
           </w:tcPr>
           <w:p>
-            <w:pPr>
-              <w:jc w:val="left"/>
-            </w:pPr>
             <w:r>
               <w:rPr>
                 <w:color w:val="1F2937"/>
@@ -2059,19 +2130,16 @@
         </w:tc>
         <w:tc>
           <w:tcPr>
-            <w:tcW w:type="dxa" w:w="3744"/>
+            <w:tcW w:w="3744" w:type="dxa"/>
             <w:shd w:val="clear" w:color="auto" w:fill="F4FAFA"/>
             <w:tcMar>
               <w:top w:w="100" w:type="dxa"/>
+              <w:left w:w="160" w:type="dxa"/>
               <w:bottom w:w="100" w:type="dxa"/>
-              <w:left w:w="160" w:type="dxa"/>
               <w:right w:w="160" w:type="dxa"/>
             </w:tcMar>
           </w:tcPr>
           <w:p>
-            <w:pPr>
-              <w:jc w:val="left"/>
-            </w:pPr>
             <w:r>
               <w:rPr>
                 <w:color w:val="1F2937"/>
@@ -2083,21 +2151,21 @@
         </w:tc>
       </w:tr>
       <w:tr>
-        <w:tc>
-          <w:tcPr>
-            <w:tcW w:type="dxa" w:w="2592"/>
+        <w:trPr>
+          <w:jc w:val="center"/>
+        </w:trPr>
+        <w:tc>
+          <w:tcPr>
+            <w:tcW w:w="2592" w:type="dxa"/>
             <w:shd w:val="clear" w:color="auto" w:fill="FFFFFF"/>
             <w:tcMar>
               <w:top w:w="100" w:type="dxa"/>
+              <w:left w:w="160" w:type="dxa"/>
               <w:bottom w:w="100" w:type="dxa"/>
-              <w:left w:w="160" w:type="dxa"/>
               <w:right w:w="160" w:type="dxa"/>
             </w:tcMar>
           </w:tcPr>
           <w:p>
-            <w:pPr>
-              <w:jc w:val="left"/>
-            </w:pPr>
             <w:r>
               <w:rPr>
                 <w:color w:val="1F2937"/>
@@ -2109,19 +2177,16 @@
         </w:tc>
         <w:tc>
           <w:tcPr>
-            <w:tcW w:type="dxa" w:w="2304"/>
+            <w:tcW w:w="2304" w:type="dxa"/>
             <w:shd w:val="clear" w:color="auto" w:fill="FFFFFF"/>
             <w:tcMar>
               <w:top w:w="100" w:type="dxa"/>
+              <w:left w:w="160" w:type="dxa"/>
               <w:bottom w:w="100" w:type="dxa"/>
-              <w:left w:w="160" w:type="dxa"/>
               <w:right w:w="160" w:type="dxa"/>
             </w:tcMar>
           </w:tcPr>
           <w:p>
-            <w:pPr>
-              <w:jc w:val="left"/>
-            </w:pPr>
             <w:r>
               <w:rPr>
                 <w:color w:val="1F2937"/>
@@ -2133,19 +2198,16 @@
         </w:tc>
         <w:tc>
           <w:tcPr>
-            <w:tcW w:type="dxa" w:w="2880"/>
+            <w:tcW w:w="2880" w:type="dxa"/>
             <w:shd w:val="clear" w:color="auto" w:fill="FFFFFF"/>
             <w:tcMar>
               <w:top w:w="100" w:type="dxa"/>
+              <w:left w:w="160" w:type="dxa"/>
               <w:bottom w:w="100" w:type="dxa"/>
-              <w:left w:w="160" w:type="dxa"/>
               <w:right w:w="160" w:type="dxa"/>
             </w:tcMar>
           </w:tcPr>
           <w:p>
-            <w:pPr>
-              <w:jc w:val="left"/>
-            </w:pPr>
             <w:r>
               <w:rPr>
                 <w:color w:val="1F2937"/>
@@ -2157,19 +2219,16 @@
         </w:tc>
         <w:tc>
           <w:tcPr>
-            <w:tcW w:type="dxa" w:w="3744"/>
+            <w:tcW w:w="3744" w:type="dxa"/>
             <w:shd w:val="clear" w:color="auto" w:fill="FFFFFF"/>
             <w:tcMar>
               <w:top w:w="100" w:type="dxa"/>
+              <w:left w:w="160" w:type="dxa"/>
               <w:bottom w:w="100" w:type="dxa"/>
-              <w:left w:w="160" w:type="dxa"/>
               <w:right w:w="160" w:type="dxa"/>
             </w:tcMar>
           </w:tcPr>
           <w:p>
-            <w:pPr>
-              <w:jc w:val="left"/>
-            </w:pPr>
             <w:r>
               <w:rPr>
                 <w:color w:val="1F2937"/>
@@ -2181,21 +2240,21 @@
         </w:tc>
       </w:tr>
       <w:tr>
-        <w:tc>
-          <w:tcPr>
-            <w:tcW w:type="dxa" w:w="2592"/>
+        <w:trPr>
+          <w:jc w:val="center"/>
+        </w:trPr>
+        <w:tc>
+          <w:tcPr>
+            <w:tcW w:w="2592" w:type="dxa"/>
             <w:shd w:val="clear" w:color="auto" w:fill="F4FAFA"/>
             <w:tcMar>
               <w:top w:w="100" w:type="dxa"/>
+              <w:left w:w="160" w:type="dxa"/>
               <w:bottom w:w="100" w:type="dxa"/>
-              <w:left w:w="160" w:type="dxa"/>
               <w:right w:w="160" w:type="dxa"/>
             </w:tcMar>
           </w:tcPr>
           <w:p>
-            <w:pPr>
-              <w:jc w:val="left"/>
-            </w:pPr>
             <w:r>
               <w:rPr>
                 <w:color w:val="1F2937"/>
@@ -2207,19 +2266,16 @@
         </w:tc>
         <w:tc>
           <w:tcPr>
-            <w:tcW w:type="dxa" w:w="2304"/>
+            <w:tcW w:w="2304" w:type="dxa"/>
             <w:shd w:val="clear" w:color="auto" w:fill="F4FAFA"/>
             <w:tcMar>
               <w:top w:w="100" w:type="dxa"/>
+              <w:left w:w="160" w:type="dxa"/>
               <w:bottom w:w="100" w:type="dxa"/>
-              <w:left w:w="160" w:type="dxa"/>
               <w:right w:w="160" w:type="dxa"/>
             </w:tcMar>
           </w:tcPr>
           <w:p>
-            <w:pPr>
-              <w:jc w:val="left"/>
-            </w:pPr>
             <w:r>
               <w:rPr>
                 <w:color w:val="1F2937"/>
@@ -2231,19 +2287,16 @@
         </w:tc>
         <w:tc>
           <w:tcPr>
-            <w:tcW w:type="dxa" w:w="2880"/>
+            <w:tcW w:w="2880" w:type="dxa"/>
             <w:shd w:val="clear" w:color="auto" w:fill="F4FAFA"/>
             <w:tcMar>
               <w:top w:w="100" w:type="dxa"/>
+              <w:left w:w="160" w:type="dxa"/>
               <w:bottom w:w="100" w:type="dxa"/>
-              <w:left w:w="160" w:type="dxa"/>
               <w:right w:w="160" w:type="dxa"/>
             </w:tcMar>
           </w:tcPr>
           <w:p>
-            <w:pPr>
-              <w:jc w:val="left"/>
-            </w:pPr>
             <w:r>
               <w:rPr>
                 <w:color w:val="1F2937"/>
@@ -2255,19 +2308,16 @@
         </w:tc>
         <w:tc>
           <w:tcPr>
-            <w:tcW w:type="dxa" w:w="3744"/>
+            <w:tcW w:w="3744" w:type="dxa"/>
             <w:shd w:val="clear" w:color="auto" w:fill="F4FAFA"/>
             <w:tcMar>
               <w:top w:w="100" w:type="dxa"/>
+              <w:left w:w="160" w:type="dxa"/>
               <w:bottom w:w="100" w:type="dxa"/>
-              <w:left w:w="160" w:type="dxa"/>
               <w:right w:w="160" w:type="dxa"/>
             </w:tcMar>
           </w:tcPr>
           <w:p>
-            <w:pPr>
-              <w:jc w:val="left"/>
-            </w:pPr>
             <w:r>
               <w:rPr>
                 <w:color w:val="1F2937"/>
@@ -2279,21 +2329,21 @@
         </w:tc>
       </w:tr>
       <w:tr>
-        <w:tc>
-          <w:tcPr>
-            <w:tcW w:type="dxa" w:w="2592"/>
+        <w:trPr>
+          <w:jc w:val="center"/>
+        </w:trPr>
+        <w:tc>
+          <w:tcPr>
+            <w:tcW w:w="2592" w:type="dxa"/>
             <w:shd w:val="clear" w:color="auto" w:fill="FFFFFF"/>
             <w:tcMar>
               <w:top w:w="100" w:type="dxa"/>
+              <w:left w:w="160" w:type="dxa"/>
               <w:bottom w:w="100" w:type="dxa"/>
-              <w:left w:w="160" w:type="dxa"/>
               <w:right w:w="160" w:type="dxa"/>
             </w:tcMar>
           </w:tcPr>
           <w:p>
-            <w:pPr>
-              <w:jc w:val="left"/>
-            </w:pPr>
             <w:r>
               <w:rPr>
                 <w:color w:val="1F2937"/>
@@ -2305,19 +2355,16 @@
         </w:tc>
         <w:tc>
           <w:tcPr>
-            <w:tcW w:type="dxa" w:w="2304"/>
+            <w:tcW w:w="2304" w:type="dxa"/>
             <w:shd w:val="clear" w:color="auto" w:fill="FFFFFF"/>
             <w:tcMar>
               <w:top w:w="100" w:type="dxa"/>
+              <w:left w:w="160" w:type="dxa"/>
               <w:bottom w:w="100" w:type="dxa"/>
-              <w:left w:w="160" w:type="dxa"/>
               <w:right w:w="160" w:type="dxa"/>
             </w:tcMar>
           </w:tcPr>
           <w:p>
-            <w:pPr>
-              <w:jc w:val="left"/>
-            </w:pPr>
             <w:r>
               <w:rPr>
                 <w:color w:val="1F2937"/>
@@ -2329,19 +2376,16 @@
         </w:tc>
         <w:tc>
           <w:tcPr>
-            <w:tcW w:type="dxa" w:w="2880"/>
+            <w:tcW w:w="2880" w:type="dxa"/>
             <w:shd w:val="clear" w:color="auto" w:fill="FFFFFF"/>
             <w:tcMar>
               <w:top w:w="100" w:type="dxa"/>
+              <w:left w:w="160" w:type="dxa"/>
               <w:bottom w:w="100" w:type="dxa"/>
-              <w:left w:w="160" w:type="dxa"/>
               <w:right w:w="160" w:type="dxa"/>
             </w:tcMar>
           </w:tcPr>
           <w:p>
-            <w:pPr>
-              <w:jc w:val="left"/>
-            </w:pPr>
             <w:r>
               <w:rPr>
                 <w:color w:val="1F2937"/>
@@ -2353,19 +2397,16 @@
         </w:tc>
         <w:tc>
           <w:tcPr>
-            <w:tcW w:type="dxa" w:w="3744"/>
+            <w:tcW w:w="3744" w:type="dxa"/>
             <w:shd w:val="clear" w:color="auto" w:fill="FFFFFF"/>
             <w:tcMar>
               <w:top w:w="100" w:type="dxa"/>
+              <w:left w:w="160" w:type="dxa"/>
               <w:bottom w:w="100" w:type="dxa"/>
-              <w:left w:w="160" w:type="dxa"/>
               <w:right w:w="160" w:type="dxa"/>
             </w:tcMar>
           </w:tcPr>
           <w:p>
-            <w:pPr>
-              <w:jc w:val="left"/>
-            </w:pPr>
             <w:r>
               <w:rPr>
                 <w:color w:val="1F2937"/>
@@ -2380,16 +2421,23 @@
     <w:p/>
     <w:p>
       <w:pPr>
-        <w:spacing w:after="120" w:line="276" w:lineRule="auto"/>
+        <w:spacing w:after="120"/>
         <w:jc w:val="both"/>
       </w:pPr>
       <w:r>
         <w:rPr>
           <w:rFonts w:ascii="Calibri" w:hAnsi="Calibri"/>
           <w:color w:val="1F2937"/>
-          <w:sz w:val="22"/>
-        </w:rPr>
-        <w:t>While deep sequential architectures have gained academic attention, their deployment in community and regional hospital settings is severely impeded by prohibitive computational requirements, opaque decision-making ('black-box' nature), and extreme sensitivity to missing EHR fields. In contrast, Random Forest ensembling offers the ideal equilibrium for clinical operational tools: non-linear feature interaction modeling, intrinsic robustness against outliers, direct feature importance interpretability via Gini impurity decrease, and deterministic sub-30ms CPU inference.</w:t>
+        </w:rPr>
+        <w:t xml:space="preserve">While deep sequential architectures have gained academic attention, their deployment in community and regional hospital settings is severely impeded by prohibitive computational requirements, opaque decision-making ('black-box' nature), and extreme sensitivity to missing EHR fields. In contrast, Random Forest ensembling offers the ideal equilibrium for clinical operational tools: non-linear feature interaction modeling, </w:t>
+      </w:r>
+      <w:r>
+        <w:rPr>
+          <w:rFonts w:ascii="Calibri" w:hAnsi="Calibri"/>
+          <w:color w:val="1F2937"/>
+        </w:rPr>
+        <w:lastRenderedPageBreak/>
+        <w:t>intrinsic robustness against outliers, direct feature importance interpretability via Gini impurity decrease, and deterministic sub-30ms CPU inference.</w:t>
       </w:r>
     </w:p>
     <w:p>
@@ -2424,9 +2472,8 @@
     </w:p>
     <w:tbl>
       <w:tblPr>
-        <w:tblW w:type="auto" w:w="0"/>
+        <w:tblW w:w="0" w:type="auto"/>
         <w:jc w:val="center"/>
-        <w:tblLook w:firstColumn="1" w:firstRow="1" w:lastColumn="0" w:lastRow="0" w:noHBand="0" w:noVBand="1" w:val="04A0"/>
         <w:tblBorders>
           <w:top w:val="single" w:sz="4" w:space="0" w:color="C2E3E6"/>
           <w:left w:val="single" w:sz="4" w:space="0" w:color="C2E3E6"/>
@@ -2435,21 +2482,25 @@
           <w:insideH w:val="single" w:sz="4" w:space="0" w:color="C2E3E6"/>
           <w:insideV w:val="single" w:sz="4" w:space="0" w:color="C2E3E6"/>
         </w:tblBorders>
+        <w:tblLook w:val="04A0" w:firstRow="1" w:lastRow="0" w:firstColumn="1" w:lastColumn="0" w:noHBand="0" w:noVBand="1"/>
       </w:tblPr>
       <w:tblGrid>
-        <w:gridCol w:w="3312"/>
-        <w:gridCol w:w="3312"/>
-        <w:gridCol w:w="3312"/>
+        <w:gridCol w:w="2501"/>
+        <w:gridCol w:w="3572"/>
+        <w:gridCol w:w="3853"/>
       </w:tblGrid>
       <w:tr>
-        <w:tc>
-          <w:tcPr>
-            <w:tcW w:type="dxa" w:w="2592"/>
+        <w:trPr>
+          <w:jc w:val="center"/>
+        </w:trPr>
+        <w:tc>
+          <w:tcPr>
+            <w:tcW w:w="2592" w:type="dxa"/>
             <w:shd w:val="clear" w:color="auto" w:fill="0A3641"/>
             <w:tcMar>
               <w:top w:w="140" w:type="dxa"/>
+              <w:left w:w="180" w:type="dxa"/>
               <w:bottom w:w="140" w:type="dxa"/>
-              <w:left w:w="180" w:type="dxa"/>
               <w:right w:w="180" w:type="dxa"/>
             </w:tcMar>
           </w:tcPr>
@@ -2469,12 +2520,12 @@
         </w:tc>
         <w:tc>
           <w:tcPr>
-            <w:tcW w:type="dxa" w:w="3744"/>
+            <w:tcW w:w="3744" w:type="dxa"/>
             <w:shd w:val="clear" w:color="auto" w:fill="0A3641"/>
             <w:tcMar>
               <w:top w:w="140" w:type="dxa"/>
+              <w:left w:w="180" w:type="dxa"/>
               <w:bottom w:w="140" w:type="dxa"/>
-              <w:left w:w="180" w:type="dxa"/>
               <w:right w:w="180" w:type="dxa"/>
             </w:tcMar>
           </w:tcPr>
@@ -2494,12 +2545,12 @@
         </w:tc>
         <w:tc>
           <w:tcPr>
-            <w:tcW w:type="dxa" w:w="4032"/>
+            <w:tcW w:w="4032" w:type="dxa"/>
             <w:shd w:val="clear" w:color="auto" w:fill="0A3641"/>
             <w:tcMar>
               <w:top w:w="140" w:type="dxa"/>
+              <w:left w:w="180" w:type="dxa"/>
               <w:bottom w:w="140" w:type="dxa"/>
-              <w:left w:w="180" w:type="dxa"/>
               <w:right w:w="180" w:type="dxa"/>
             </w:tcMar>
           </w:tcPr>
@@ -2519,21 +2570,21 @@
         </w:tc>
       </w:tr>
       <w:tr>
-        <w:tc>
-          <w:tcPr>
-            <w:tcW w:type="dxa" w:w="2592"/>
+        <w:trPr>
+          <w:jc w:val="center"/>
+        </w:trPr>
+        <w:tc>
+          <w:tcPr>
+            <w:tcW w:w="2592" w:type="dxa"/>
             <w:shd w:val="clear" w:color="auto" w:fill="FFFFFF"/>
             <w:tcMar>
               <w:top w:w="100" w:type="dxa"/>
+              <w:left w:w="160" w:type="dxa"/>
               <w:bottom w:w="100" w:type="dxa"/>
-              <w:left w:w="160" w:type="dxa"/>
               <w:right w:w="160" w:type="dxa"/>
             </w:tcMar>
           </w:tcPr>
           <w:p>
-            <w:pPr>
-              <w:jc w:val="left"/>
-            </w:pPr>
             <w:r>
               <w:rPr>
                 <w:color w:val="1F2937"/>
@@ -2545,19 +2596,16 @@
         </w:tc>
         <w:tc>
           <w:tcPr>
-            <w:tcW w:type="dxa" w:w="3744"/>
+            <w:tcW w:w="3744" w:type="dxa"/>
             <w:shd w:val="clear" w:color="auto" w:fill="FFFFFF"/>
             <w:tcMar>
               <w:top w:w="100" w:type="dxa"/>
+              <w:left w:w="160" w:type="dxa"/>
               <w:bottom w:w="100" w:type="dxa"/>
-              <w:left w:w="160" w:type="dxa"/>
               <w:right w:w="160" w:type="dxa"/>
             </w:tcMar>
           </w:tcPr>
           <w:p>
-            <w:pPr>
-              <w:jc w:val="left"/>
-            </w:pPr>
             <w:r>
               <w:rPr>
                 <w:color w:val="1F2937"/>
@@ -2569,19 +2617,16 @@
         </w:tc>
         <w:tc>
           <w:tcPr>
-            <w:tcW w:type="dxa" w:w="4032"/>
+            <w:tcW w:w="4032" w:type="dxa"/>
             <w:shd w:val="clear" w:color="auto" w:fill="FFFFFF"/>
             <w:tcMar>
               <w:top w:w="100" w:type="dxa"/>
+              <w:left w:w="160" w:type="dxa"/>
               <w:bottom w:w="100" w:type="dxa"/>
-              <w:left w:w="160" w:type="dxa"/>
               <w:right w:w="160" w:type="dxa"/>
             </w:tcMar>
           </w:tcPr>
           <w:p>
-            <w:pPr>
-              <w:jc w:val="left"/>
-            </w:pPr>
             <w:r>
               <w:rPr>
                 <w:color w:val="1F2937"/>
@@ -2593,21 +2638,21 @@
         </w:tc>
       </w:tr>
       <w:tr>
-        <w:tc>
-          <w:tcPr>
-            <w:tcW w:type="dxa" w:w="2592"/>
+        <w:trPr>
+          <w:jc w:val="center"/>
+        </w:trPr>
+        <w:tc>
+          <w:tcPr>
+            <w:tcW w:w="2592" w:type="dxa"/>
             <w:shd w:val="clear" w:color="auto" w:fill="F4FAFA"/>
             <w:tcMar>
               <w:top w:w="100" w:type="dxa"/>
+              <w:left w:w="160" w:type="dxa"/>
               <w:bottom w:w="100" w:type="dxa"/>
-              <w:left w:w="160" w:type="dxa"/>
               <w:right w:w="160" w:type="dxa"/>
             </w:tcMar>
           </w:tcPr>
           <w:p>
-            <w:pPr>
-              <w:jc w:val="left"/>
-            </w:pPr>
             <w:r>
               <w:rPr>
                 <w:color w:val="1F2937"/>
@@ -2619,12 +2664,12 @@
         </w:tc>
         <w:tc>
           <w:tcPr>
-            <w:tcW w:type="dxa" w:w="3744"/>
+            <w:tcW w:w="3744" w:type="dxa"/>
             <w:shd w:val="clear" w:color="auto" w:fill="F4FAFA"/>
             <w:tcMar>
               <w:top w:w="100" w:type="dxa"/>
+              <w:left w:w="160" w:type="dxa"/>
               <w:bottom w:w="100" w:type="dxa"/>
-              <w:left w:w="160" w:type="dxa"/>
               <w:right w:w="160" w:type="dxa"/>
             </w:tcMar>
           </w:tcPr>
@@ -2643,19 +2688,16 @@
         </w:tc>
         <w:tc>
           <w:tcPr>
-            <w:tcW w:type="dxa" w:w="4032"/>
+            <w:tcW w:w="4032" w:type="dxa"/>
             <w:shd w:val="clear" w:color="auto" w:fill="F4FAFA"/>
             <w:tcMar>
               <w:top w:w="100" w:type="dxa"/>
+              <w:left w:w="160" w:type="dxa"/>
               <w:bottom w:w="100" w:type="dxa"/>
-              <w:left w:w="160" w:type="dxa"/>
               <w:right w:w="160" w:type="dxa"/>
             </w:tcMar>
           </w:tcPr>
           <w:p>
-            <w:pPr>
-              <w:jc w:val="left"/>
-            </w:pPr>
             <w:r>
               <w:rPr>
                 <w:color w:val="1F2937"/>
@@ -2667,21 +2709,21 @@
         </w:tc>
       </w:tr>
       <w:tr>
-        <w:tc>
-          <w:tcPr>
-            <w:tcW w:type="dxa" w:w="2592"/>
+        <w:trPr>
+          <w:jc w:val="center"/>
+        </w:trPr>
+        <w:tc>
+          <w:tcPr>
+            <w:tcW w:w="2592" w:type="dxa"/>
             <w:shd w:val="clear" w:color="auto" w:fill="FFFFFF"/>
             <w:tcMar>
               <w:top w:w="100" w:type="dxa"/>
+              <w:left w:w="160" w:type="dxa"/>
               <w:bottom w:w="100" w:type="dxa"/>
-              <w:left w:w="160" w:type="dxa"/>
               <w:right w:w="160" w:type="dxa"/>
             </w:tcMar>
           </w:tcPr>
           <w:p>
-            <w:pPr>
-              <w:jc w:val="left"/>
-            </w:pPr>
             <w:r>
               <w:rPr>
                 <w:color w:val="1F2937"/>
@@ -2693,19 +2735,16 @@
         </w:tc>
         <w:tc>
           <w:tcPr>
-            <w:tcW w:type="dxa" w:w="3744"/>
+            <w:tcW w:w="3744" w:type="dxa"/>
             <w:shd w:val="clear" w:color="auto" w:fill="FFFFFF"/>
             <w:tcMar>
               <w:top w:w="100" w:type="dxa"/>
+              <w:left w:w="160" w:type="dxa"/>
               <w:bottom w:w="100" w:type="dxa"/>
-              <w:left w:w="160" w:type="dxa"/>
               <w:right w:w="160" w:type="dxa"/>
             </w:tcMar>
           </w:tcPr>
           <w:p>
-            <w:pPr>
-              <w:jc w:val="left"/>
-            </w:pPr>
             <w:r>
               <w:rPr>
                 <w:color w:val="1F2937"/>
@@ -2717,19 +2756,16 @@
         </w:tc>
         <w:tc>
           <w:tcPr>
-            <w:tcW w:type="dxa" w:w="4032"/>
+            <w:tcW w:w="4032" w:type="dxa"/>
             <w:shd w:val="clear" w:color="auto" w:fill="FFFFFF"/>
             <w:tcMar>
               <w:top w:w="100" w:type="dxa"/>
+              <w:left w:w="160" w:type="dxa"/>
               <w:bottom w:w="100" w:type="dxa"/>
-              <w:left w:w="160" w:type="dxa"/>
               <w:right w:w="160" w:type="dxa"/>
             </w:tcMar>
           </w:tcPr>
           <w:p>
-            <w:pPr>
-              <w:jc w:val="left"/>
-            </w:pPr>
             <w:r>
               <w:rPr>
                 <w:color w:val="1F2937"/>
@@ -2741,21 +2777,21 @@
         </w:tc>
       </w:tr>
       <w:tr>
-        <w:tc>
-          <w:tcPr>
-            <w:tcW w:type="dxa" w:w="2592"/>
+        <w:trPr>
+          <w:jc w:val="center"/>
+        </w:trPr>
+        <w:tc>
+          <w:tcPr>
+            <w:tcW w:w="2592" w:type="dxa"/>
             <w:shd w:val="clear" w:color="auto" w:fill="F4FAFA"/>
             <w:tcMar>
               <w:top w:w="100" w:type="dxa"/>
+              <w:left w:w="160" w:type="dxa"/>
               <w:bottom w:w="100" w:type="dxa"/>
-              <w:left w:w="160" w:type="dxa"/>
               <w:right w:w="160" w:type="dxa"/>
             </w:tcMar>
           </w:tcPr>
           <w:p>
-            <w:pPr>
-              <w:jc w:val="left"/>
-            </w:pPr>
             <w:r>
               <w:rPr>
                 <w:color w:val="1F2937"/>
@@ -2767,19 +2803,16 @@
         </w:tc>
         <w:tc>
           <w:tcPr>
-            <w:tcW w:type="dxa" w:w="3744"/>
+            <w:tcW w:w="3744" w:type="dxa"/>
             <w:shd w:val="clear" w:color="auto" w:fill="F4FAFA"/>
             <w:tcMar>
               <w:top w:w="100" w:type="dxa"/>
+              <w:left w:w="160" w:type="dxa"/>
               <w:bottom w:w="100" w:type="dxa"/>
-              <w:left w:w="160" w:type="dxa"/>
               <w:right w:w="160" w:type="dxa"/>
             </w:tcMar>
           </w:tcPr>
           <w:p>
-            <w:pPr>
-              <w:jc w:val="left"/>
-            </w:pPr>
             <w:r>
               <w:rPr>
                 <w:color w:val="1F2937"/>
@@ -2791,19 +2824,16 @@
         </w:tc>
         <w:tc>
           <w:tcPr>
-            <w:tcW w:type="dxa" w:w="4032"/>
+            <w:tcW w:w="4032" w:type="dxa"/>
             <w:shd w:val="clear" w:color="auto" w:fill="F4FAFA"/>
             <w:tcMar>
               <w:top w:w="100" w:type="dxa"/>
+              <w:left w:w="160" w:type="dxa"/>
               <w:bottom w:w="100" w:type="dxa"/>
-              <w:left w:w="160" w:type="dxa"/>
               <w:right w:w="160" w:type="dxa"/>
             </w:tcMar>
           </w:tcPr>
           <w:p>
-            <w:pPr>
-              <w:jc w:val="left"/>
-            </w:pPr>
             <w:r>
               <w:rPr>
                 <w:color w:val="1F2937"/>
@@ -2815,21 +2845,21 @@
         </w:tc>
       </w:tr>
       <w:tr>
-        <w:tc>
-          <w:tcPr>
-            <w:tcW w:type="dxa" w:w="2592"/>
+        <w:trPr>
+          <w:jc w:val="center"/>
+        </w:trPr>
+        <w:tc>
+          <w:tcPr>
+            <w:tcW w:w="2592" w:type="dxa"/>
             <w:shd w:val="clear" w:color="auto" w:fill="FFFFFF"/>
             <w:tcMar>
               <w:top w:w="100" w:type="dxa"/>
+              <w:left w:w="160" w:type="dxa"/>
               <w:bottom w:w="100" w:type="dxa"/>
-              <w:left w:w="160" w:type="dxa"/>
               <w:right w:w="160" w:type="dxa"/>
             </w:tcMar>
           </w:tcPr>
           <w:p>
-            <w:pPr>
-              <w:jc w:val="left"/>
-            </w:pPr>
             <w:r>
               <w:rPr>
                 <w:color w:val="1F2937"/>
@@ -2841,19 +2871,16 @@
         </w:tc>
         <w:tc>
           <w:tcPr>
-            <w:tcW w:type="dxa" w:w="3744"/>
+            <w:tcW w:w="3744" w:type="dxa"/>
             <w:shd w:val="clear" w:color="auto" w:fill="FFFFFF"/>
             <w:tcMar>
               <w:top w:w="100" w:type="dxa"/>
+              <w:left w:w="160" w:type="dxa"/>
               <w:bottom w:w="100" w:type="dxa"/>
-              <w:left w:w="160" w:type="dxa"/>
               <w:right w:w="160" w:type="dxa"/>
             </w:tcMar>
           </w:tcPr>
           <w:p>
-            <w:pPr>
-              <w:jc w:val="left"/>
-            </w:pPr>
             <w:r>
               <w:rPr>
                 <w:color w:val="1F2937"/>
@@ -2865,19 +2892,16 @@
         </w:tc>
         <w:tc>
           <w:tcPr>
-            <w:tcW w:type="dxa" w:w="4032"/>
+            <w:tcW w:w="4032" w:type="dxa"/>
             <w:shd w:val="clear" w:color="auto" w:fill="FFFFFF"/>
             <w:tcMar>
               <w:top w:w="100" w:type="dxa"/>
+              <w:left w:w="160" w:type="dxa"/>
               <w:bottom w:w="100" w:type="dxa"/>
-              <w:left w:w="160" w:type="dxa"/>
               <w:right w:w="160" w:type="dxa"/>
             </w:tcMar>
           </w:tcPr>
           <w:p>
-            <w:pPr>
-              <w:jc w:val="left"/>
-            </w:pPr>
             <w:r>
               <w:rPr>
                 <w:color w:val="1F2937"/>
@@ -2907,9 +2931,8 @@
     </w:p>
     <w:tbl>
       <w:tblPr>
-        <w:tblW w:type="auto" w:w="0"/>
+        <w:tblW w:w="0" w:type="auto"/>
         <w:jc w:val="center"/>
-        <w:tblLook w:firstColumn="1" w:firstRow="1" w:lastColumn="0" w:lastRow="0" w:noHBand="0" w:noVBand="1" w:val="04A0"/>
         <w:tblBorders>
           <w:top w:val="single" w:sz="4" w:space="0" w:color="C2E3E6"/>
           <w:left w:val="single" w:sz="4" w:space="0" w:color="C2E3E6"/>
@@ -2918,21 +2941,25 @@
           <w:insideH w:val="single" w:sz="4" w:space="0" w:color="C2E3E6"/>
           <w:insideV w:val="single" w:sz="4" w:space="0" w:color="C2E3E6"/>
         </w:tblBorders>
+        <w:tblLook w:val="04A0" w:firstRow="1" w:lastRow="0" w:firstColumn="1" w:lastColumn="0" w:noHBand="0" w:noVBand="1"/>
       </w:tblPr>
       <w:tblGrid>
-        <w:gridCol w:w="3312"/>
-        <w:gridCol w:w="3312"/>
-        <w:gridCol w:w="3312"/>
+        <w:gridCol w:w="2497"/>
+        <w:gridCol w:w="2477"/>
+        <w:gridCol w:w="4952"/>
       </w:tblGrid>
       <w:tr>
-        <w:tc>
-          <w:tcPr>
-            <w:tcW w:type="dxa" w:w="2592"/>
+        <w:trPr>
+          <w:jc w:val="center"/>
+        </w:trPr>
+        <w:tc>
+          <w:tcPr>
+            <w:tcW w:w="2592" w:type="dxa"/>
             <w:shd w:val="clear" w:color="auto" w:fill="0A3641"/>
             <w:tcMar>
               <w:top w:w="140" w:type="dxa"/>
+              <w:left w:w="180" w:type="dxa"/>
               <w:bottom w:w="140" w:type="dxa"/>
-              <w:left w:w="180" w:type="dxa"/>
               <w:right w:w="180" w:type="dxa"/>
             </w:tcMar>
           </w:tcPr>
@@ -2952,12 +2979,12 @@
         </w:tc>
         <w:tc>
           <w:tcPr>
-            <w:tcW w:type="dxa" w:w="2592"/>
+            <w:tcW w:w="2592" w:type="dxa"/>
             <w:shd w:val="clear" w:color="auto" w:fill="0A3641"/>
             <w:tcMar>
               <w:top w:w="140" w:type="dxa"/>
+              <w:left w:w="180" w:type="dxa"/>
               <w:bottom w:w="140" w:type="dxa"/>
-              <w:left w:w="180" w:type="dxa"/>
               <w:right w:w="180" w:type="dxa"/>
             </w:tcMar>
           </w:tcPr>
@@ -2977,12 +3004,12 @@
         </w:tc>
         <w:tc>
           <w:tcPr>
-            <w:tcW w:type="dxa" w:w="5184"/>
+            <w:tcW w:w="5184" w:type="dxa"/>
             <w:shd w:val="clear" w:color="auto" w:fill="0A3641"/>
             <w:tcMar>
               <w:top w:w="140" w:type="dxa"/>
+              <w:left w:w="180" w:type="dxa"/>
               <w:bottom w:w="140" w:type="dxa"/>
-              <w:left w:w="180" w:type="dxa"/>
               <w:right w:w="180" w:type="dxa"/>
             </w:tcMar>
           </w:tcPr>
@@ -3002,21 +3029,21 @@
         </w:tc>
       </w:tr>
       <w:tr>
-        <w:tc>
-          <w:tcPr>
-            <w:tcW w:type="dxa" w:w="2592"/>
+        <w:trPr>
+          <w:jc w:val="center"/>
+        </w:trPr>
+        <w:tc>
+          <w:tcPr>
+            <w:tcW w:w="2592" w:type="dxa"/>
             <w:shd w:val="clear" w:color="auto" w:fill="FFFFFF"/>
             <w:tcMar>
               <w:top w:w="100" w:type="dxa"/>
+              <w:left w:w="160" w:type="dxa"/>
               <w:bottom w:w="100" w:type="dxa"/>
-              <w:left w:w="160" w:type="dxa"/>
               <w:right w:w="160" w:type="dxa"/>
             </w:tcMar>
           </w:tcPr>
           <w:p>
-            <w:pPr>
-              <w:jc w:val="left"/>
-            </w:pPr>
             <w:r>
               <w:rPr>
                 <w:color w:val="1F2937"/>
@@ -3028,19 +3055,16 @@
         </w:tc>
         <w:tc>
           <w:tcPr>
-            <w:tcW w:type="dxa" w:w="2592"/>
+            <w:tcW w:w="2592" w:type="dxa"/>
             <w:shd w:val="clear" w:color="auto" w:fill="FFFFFF"/>
             <w:tcMar>
               <w:top w:w="100" w:type="dxa"/>
+              <w:left w:w="160" w:type="dxa"/>
               <w:bottom w:w="100" w:type="dxa"/>
-              <w:left w:w="160" w:type="dxa"/>
               <w:right w:w="160" w:type="dxa"/>
             </w:tcMar>
           </w:tcPr>
           <w:p>
-            <w:pPr>
-              <w:jc w:val="left"/>
-            </w:pPr>
             <w:r>
               <w:rPr>
                 <w:color w:val="1F2937"/>
@@ -3052,19 +3076,16 @@
         </w:tc>
         <w:tc>
           <w:tcPr>
-            <w:tcW w:type="dxa" w:w="5184"/>
+            <w:tcW w:w="5184" w:type="dxa"/>
             <w:shd w:val="clear" w:color="auto" w:fill="FFFFFF"/>
             <w:tcMar>
               <w:top w:w="100" w:type="dxa"/>
+              <w:left w:w="160" w:type="dxa"/>
               <w:bottom w:w="100" w:type="dxa"/>
-              <w:left w:w="160" w:type="dxa"/>
               <w:right w:w="160" w:type="dxa"/>
             </w:tcMar>
           </w:tcPr>
           <w:p>
-            <w:pPr>
-              <w:jc w:val="left"/>
-            </w:pPr>
             <w:r>
               <w:rPr>
                 <w:color w:val="1F2937"/>
@@ -3076,21 +3097,21 @@
         </w:tc>
       </w:tr>
       <w:tr>
-        <w:tc>
-          <w:tcPr>
-            <w:tcW w:type="dxa" w:w="2592"/>
+        <w:trPr>
+          <w:jc w:val="center"/>
+        </w:trPr>
+        <w:tc>
+          <w:tcPr>
+            <w:tcW w:w="2592" w:type="dxa"/>
             <w:shd w:val="clear" w:color="auto" w:fill="F4FAFA"/>
             <w:tcMar>
               <w:top w:w="100" w:type="dxa"/>
+              <w:left w:w="160" w:type="dxa"/>
               <w:bottom w:w="100" w:type="dxa"/>
-              <w:left w:w="160" w:type="dxa"/>
               <w:right w:w="160" w:type="dxa"/>
             </w:tcMar>
           </w:tcPr>
           <w:p>
-            <w:pPr>
-              <w:jc w:val="left"/>
-            </w:pPr>
             <w:r>
               <w:rPr>
                 <w:color w:val="1F2937"/>
@@ -3102,19 +3123,16 @@
         </w:tc>
         <w:tc>
           <w:tcPr>
-            <w:tcW w:type="dxa" w:w="2592"/>
+            <w:tcW w:w="2592" w:type="dxa"/>
             <w:shd w:val="clear" w:color="auto" w:fill="F4FAFA"/>
             <w:tcMar>
               <w:top w:w="100" w:type="dxa"/>
+              <w:left w:w="160" w:type="dxa"/>
               <w:bottom w:w="100" w:type="dxa"/>
-              <w:left w:w="160" w:type="dxa"/>
               <w:right w:w="160" w:type="dxa"/>
             </w:tcMar>
           </w:tcPr>
           <w:p>
-            <w:pPr>
-              <w:jc w:val="left"/>
-            </w:pPr>
             <w:r>
               <w:rPr>
                 <w:color w:val="1F2937"/>
@@ -3126,19 +3144,16 @@
         </w:tc>
         <w:tc>
           <w:tcPr>
-            <w:tcW w:type="dxa" w:w="5184"/>
+            <w:tcW w:w="5184" w:type="dxa"/>
             <w:shd w:val="clear" w:color="auto" w:fill="F4FAFA"/>
             <w:tcMar>
               <w:top w:w="100" w:type="dxa"/>
+              <w:left w:w="160" w:type="dxa"/>
               <w:bottom w:w="100" w:type="dxa"/>
-              <w:left w:w="160" w:type="dxa"/>
               <w:right w:w="160" w:type="dxa"/>
             </w:tcMar>
           </w:tcPr>
           <w:p>
-            <w:pPr>
-              <w:jc w:val="left"/>
-            </w:pPr>
             <w:r>
               <w:rPr>
                 <w:color w:val="1F2937"/>
@@ -3150,21 +3165,21 @@
         </w:tc>
       </w:tr>
       <w:tr>
-        <w:tc>
-          <w:tcPr>
-            <w:tcW w:type="dxa" w:w="2592"/>
+        <w:trPr>
+          <w:jc w:val="center"/>
+        </w:trPr>
+        <w:tc>
+          <w:tcPr>
+            <w:tcW w:w="2592" w:type="dxa"/>
             <w:shd w:val="clear" w:color="auto" w:fill="FFFFFF"/>
             <w:tcMar>
               <w:top w:w="100" w:type="dxa"/>
+              <w:left w:w="160" w:type="dxa"/>
               <w:bottom w:w="100" w:type="dxa"/>
-              <w:left w:w="160" w:type="dxa"/>
               <w:right w:w="160" w:type="dxa"/>
             </w:tcMar>
           </w:tcPr>
           <w:p>
-            <w:pPr>
-              <w:jc w:val="left"/>
-            </w:pPr>
             <w:r>
               <w:rPr>
                 <w:color w:val="1F2937"/>
@@ -3176,19 +3191,16 @@
         </w:tc>
         <w:tc>
           <w:tcPr>
-            <w:tcW w:type="dxa" w:w="2592"/>
+            <w:tcW w:w="2592" w:type="dxa"/>
             <w:shd w:val="clear" w:color="auto" w:fill="FFFFFF"/>
             <w:tcMar>
               <w:top w:w="100" w:type="dxa"/>
+              <w:left w:w="160" w:type="dxa"/>
               <w:bottom w:w="100" w:type="dxa"/>
-              <w:left w:w="160" w:type="dxa"/>
               <w:right w:w="160" w:type="dxa"/>
             </w:tcMar>
           </w:tcPr>
           <w:p>
-            <w:pPr>
-              <w:jc w:val="left"/>
-            </w:pPr>
             <w:r>
               <w:rPr>
                 <w:color w:val="1F2937"/>
@@ -3200,19 +3212,16 @@
         </w:tc>
         <w:tc>
           <w:tcPr>
-            <w:tcW w:type="dxa" w:w="5184"/>
+            <w:tcW w:w="5184" w:type="dxa"/>
             <w:shd w:val="clear" w:color="auto" w:fill="FFFFFF"/>
             <w:tcMar>
               <w:top w:w="100" w:type="dxa"/>
+              <w:left w:w="160" w:type="dxa"/>
               <w:bottom w:w="100" w:type="dxa"/>
-              <w:left w:w="160" w:type="dxa"/>
               <w:right w:w="160" w:type="dxa"/>
             </w:tcMar>
           </w:tcPr>
           <w:p>
-            <w:pPr>
-              <w:jc w:val="left"/>
-            </w:pPr>
             <w:r>
               <w:rPr>
                 <w:color w:val="1F2937"/>
@@ -3224,21 +3233,21 @@
         </w:tc>
       </w:tr>
       <w:tr>
-        <w:tc>
-          <w:tcPr>
-            <w:tcW w:type="dxa" w:w="2592"/>
+        <w:trPr>
+          <w:jc w:val="center"/>
+        </w:trPr>
+        <w:tc>
+          <w:tcPr>
+            <w:tcW w:w="2592" w:type="dxa"/>
             <w:shd w:val="clear" w:color="auto" w:fill="F4FAFA"/>
             <w:tcMar>
               <w:top w:w="100" w:type="dxa"/>
+              <w:left w:w="160" w:type="dxa"/>
               <w:bottom w:w="100" w:type="dxa"/>
-              <w:left w:w="160" w:type="dxa"/>
               <w:right w:w="160" w:type="dxa"/>
             </w:tcMar>
           </w:tcPr>
           <w:p>
-            <w:pPr>
-              <w:jc w:val="left"/>
-            </w:pPr>
             <w:r>
               <w:rPr>
                 <w:color w:val="1F2937"/>
@@ -3250,19 +3259,16 @@
         </w:tc>
         <w:tc>
           <w:tcPr>
-            <w:tcW w:type="dxa" w:w="2592"/>
+            <w:tcW w:w="2592" w:type="dxa"/>
             <w:shd w:val="clear" w:color="auto" w:fill="F4FAFA"/>
             <w:tcMar>
               <w:top w:w="100" w:type="dxa"/>
+              <w:left w:w="160" w:type="dxa"/>
               <w:bottom w:w="100" w:type="dxa"/>
-              <w:left w:w="160" w:type="dxa"/>
               <w:right w:w="160" w:type="dxa"/>
             </w:tcMar>
           </w:tcPr>
           <w:p>
-            <w:pPr>
-              <w:jc w:val="left"/>
-            </w:pPr>
             <w:r>
               <w:rPr>
                 <w:color w:val="1F2937"/>
@@ -3274,19 +3280,16 @@
         </w:tc>
         <w:tc>
           <w:tcPr>
-            <w:tcW w:type="dxa" w:w="5184"/>
+            <w:tcW w:w="5184" w:type="dxa"/>
             <w:shd w:val="clear" w:color="auto" w:fill="F4FAFA"/>
             <w:tcMar>
               <w:top w:w="100" w:type="dxa"/>
+              <w:left w:w="160" w:type="dxa"/>
               <w:bottom w:w="100" w:type="dxa"/>
-              <w:left w:w="160" w:type="dxa"/>
               <w:right w:w="160" w:type="dxa"/>
             </w:tcMar>
           </w:tcPr>
           <w:p>
-            <w:pPr>
-              <w:jc w:val="left"/>
-            </w:pPr>
             <w:r>
               <w:rPr>
                 <w:color w:val="1F2937"/>
@@ -3298,45 +3301,43 @@
         </w:tc>
       </w:tr>
       <w:tr>
-        <w:tc>
-          <w:tcPr>
-            <w:tcW w:type="dxa" w:w="2592"/>
+        <w:trPr>
+          <w:jc w:val="center"/>
+        </w:trPr>
+        <w:tc>
+          <w:tcPr>
+            <w:tcW w:w="2592" w:type="dxa"/>
             <w:shd w:val="clear" w:color="auto" w:fill="FFFFFF"/>
             <w:tcMar>
               <w:top w:w="100" w:type="dxa"/>
+              <w:left w:w="160" w:type="dxa"/>
               <w:bottom w:w="100" w:type="dxa"/>
-              <w:left w:w="160" w:type="dxa"/>
               <w:right w:w="160" w:type="dxa"/>
             </w:tcMar>
           </w:tcPr>
           <w:p>
-            <w:pPr>
-              <w:jc w:val="left"/>
-            </w:pPr>
             <w:r>
               <w:rPr>
                 <w:color w:val="1F2937"/>
                 <w:sz w:val="19"/>
               </w:rPr>
+              <w:lastRenderedPageBreak/>
               <w:t>Visualization Engines</w:t>
             </w:r>
           </w:p>
         </w:tc>
         <w:tc>
           <w:tcPr>
-            <w:tcW w:type="dxa" w:w="2592"/>
+            <w:tcW w:w="2592" w:type="dxa"/>
             <w:shd w:val="clear" w:color="auto" w:fill="FFFFFF"/>
             <w:tcMar>
               <w:top w:w="100" w:type="dxa"/>
+              <w:left w:w="160" w:type="dxa"/>
               <w:bottom w:w="100" w:type="dxa"/>
-              <w:left w:w="160" w:type="dxa"/>
               <w:right w:w="160" w:type="dxa"/>
             </w:tcMar>
           </w:tcPr>
           <w:p>
-            <w:pPr>
-              <w:jc w:val="left"/>
-            </w:pPr>
             <w:r>
               <w:rPr>
                 <w:color w:val="1F2937"/>
@@ -3348,19 +3349,16 @@
         </w:tc>
         <w:tc>
           <w:tcPr>
-            <w:tcW w:type="dxa" w:w="5184"/>
+            <w:tcW w:w="5184" w:type="dxa"/>
             <w:shd w:val="clear" w:color="auto" w:fill="FFFFFF"/>
             <w:tcMar>
               <w:top w:w="100" w:type="dxa"/>
+              <w:left w:w="160" w:type="dxa"/>
               <w:bottom w:w="100" w:type="dxa"/>
-              <w:left w:w="160" w:type="dxa"/>
               <w:right w:w="160" w:type="dxa"/>
             </w:tcMar>
           </w:tcPr>
           <w:p>
-            <w:pPr>
-              <w:jc w:val="left"/>
-            </w:pPr>
             <w:r>
               <w:rPr>
                 <w:color w:val="1F2937"/>
@@ -3372,21 +3370,21 @@
         </w:tc>
       </w:tr>
       <w:tr>
-        <w:tc>
-          <w:tcPr>
-            <w:tcW w:type="dxa" w:w="2592"/>
+        <w:trPr>
+          <w:jc w:val="center"/>
+        </w:trPr>
+        <w:tc>
+          <w:tcPr>
+            <w:tcW w:w="2592" w:type="dxa"/>
             <w:shd w:val="clear" w:color="auto" w:fill="F4FAFA"/>
             <w:tcMar>
               <w:top w:w="100" w:type="dxa"/>
+              <w:left w:w="160" w:type="dxa"/>
               <w:bottom w:w="100" w:type="dxa"/>
-              <w:left w:w="160" w:type="dxa"/>
               <w:right w:w="160" w:type="dxa"/>
             </w:tcMar>
           </w:tcPr>
           <w:p>
-            <w:pPr>
-              <w:jc w:val="left"/>
-            </w:pPr>
             <w:r>
               <w:rPr>
                 <w:color w:val="1F2937"/>
@@ -3398,19 +3396,16 @@
         </w:tc>
         <w:tc>
           <w:tcPr>
-            <w:tcW w:type="dxa" w:w="2592"/>
+            <w:tcW w:w="2592" w:type="dxa"/>
             <w:shd w:val="clear" w:color="auto" w:fill="F4FAFA"/>
             <w:tcMar>
               <w:top w:w="100" w:type="dxa"/>
+              <w:left w:w="160" w:type="dxa"/>
               <w:bottom w:w="100" w:type="dxa"/>
-              <w:left w:w="160" w:type="dxa"/>
               <w:right w:w="160" w:type="dxa"/>
             </w:tcMar>
           </w:tcPr>
           <w:p>
-            <w:pPr>
-              <w:jc w:val="left"/>
-            </w:pPr>
             <w:r>
               <w:rPr>
                 <w:color w:val="1F2937"/>
@@ -3422,19 +3417,16 @@
         </w:tc>
         <w:tc>
           <w:tcPr>
-            <w:tcW w:type="dxa" w:w="5184"/>
+            <w:tcW w:w="5184" w:type="dxa"/>
             <w:shd w:val="clear" w:color="auto" w:fill="F4FAFA"/>
             <w:tcMar>
               <w:top w:w="100" w:type="dxa"/>
+              <w:left w:w="160" w:type="dxa"/>
               <w:bottom w:w="100" w:type="dxa"/>
-              <w:left w:w="160" w:type="dxa"/>
               <w:right w:w="160" w:type="dxa"/>
             </w:tcMar>
           </w:tcPr>
           <w:p>
-            <w:pPr>
-              <w:jc w:val="left"/>
-            </w:pPr>
             <w:r>
               <w:rPr>
                 <w:color w:val="1F2937"/>
@@ -3446,21 +3438,21 @@
         </w:tc>
       </w:tr>
       <w:tr>
-        <w:tc>
-          <w:tcPr>
-            <w:tcW w:type="dxa" w:w="2592"/>
+        <w:trPr>
+          <w:jc w:val="center"/>
+        </w:trPr>
+        <w:tc>
+          <w:tcPr>
+            <w:tcW w:w="2592" w:type="dxa"/>
             <w:shd w:val="clear" w:color="auto" w:fill="FFFFFF"/>
             <w:tcMar>
               <w:top w:w="100" w:type="dxa"/>
+              <w:left w:w="160" w:type="dxa"/>
               <w:bottom w:w="100" w:type="dxa"/>
-              <w:left w:w="160" w:type="dxa"/>
               <w:right w:w="160" w:type="dxa"/>
             </w:tcMar>
           </w:tcPr>
           <w:p>
-            <w:pPr>
-              <w:jc w:val="left"/>
-            </w:pPr>
             <w:r>
               <w:rPr>
                 <w:color w:val="1F2937"/>
@@ -3472,19 +3464,16 @@
         </w:tc>
         <w:tc>
           <w:tcPr>
-            <w:tcW w:type="dxa" w:w="2592"/>
+            <w:tcW w:w="2592" w:type="dxa"/>
             <w:shd w:val="clear" w:color="auto" w:fill="FFFFFF"/>
             <w:tcMar>
               <w:top w:w="100" w:type="dxa"/>
+              <w:left w:w="160" w:type="dxa"/>
               <w:bottom w:w="100" w:type="dxa"/>
-              <w:left w:w="160" w:type="dxa"/>
               <w:right w:w="160" w:type="dxa"/>
             </w:tcMar>
           </w:tcPr>
           <w:p>
-            <w:pPr>
-              <w:jc w:val="left"/>
-            </w:pPr>
             <w:r>
               <w:rPr>
                 <w:color w:val="1F2937"/>
@@ -3496,19 +3485,16 @@
         </w:tc>
         <w:tc>
           <w:tcPr>
-            <w:tcW w:type="dxa" w:w="5184"/>
+            <w:tcW w:w="5184" w:type="dxa"/>
             <w:shd w:val="clear" w:color="auto" w:fill="FFFFFF"/>
             <w:tcMar>
               <w:top w:w="100" w:type="dxa"/>
+              <w:left w:w="160" w:type="dxa"/>
               <w:bottom w:w="100" w:type="dxa"/>
-              <w:left w:w="160" w:type="dxa"/>
               <w:right w:w="160" w:type="dxa"/>
             </w:tcMar>
           </w:tcPr>
           <w:p>
-            <w:pPr>
-              <w:jc w:val="left"/>
-            </w:pPr>
             <w:r>
               <w:rPr>
                 <w:color w:val="1F2937"/>
@@ -3520,21 +3506,21 @@
         </w:tc>
       </w:tr>
       <w:tr>
-        <w:tc>
-          <w:tcPr>
-            <w:tcW w:type="dxa" w:w="2592"/>
+        <w:trPr>
+          <w:jc w:val="center"/>
+        </w:trPr>
+        <w:tc>
+          <w:tcPr>
+            <w:tcW w:w="2592" w:type="dxa"/>
             <w:shd w:val="clear" w:color="auto" w:fill="F4FAFA"/>
             <w:tcMar>
               <w:top w:w="100" w:type="dxa"/>
+              <w:left w:w="160" w:type="dxa"/>
               <w:bottom w:w="100" w:type="dxa"/>
-              <w:left w:w="160" w:type="dxa"/>
               <w:right w:w="160" w:type="dxa"/>
             </w:tcMar>
           </w:tcPr>
           <w:p>
-            <w:pPr>
-              <w:jc w:val="left"/>
-            </w:pPr>
             <w:r>
               <w:rPr>
                 <w:color w:val="1F2937"/>
@@ -3546,19 +3532,16 @@
         </w:tc>
         <w:tc>
           <w:tcPr>
-            <w:tcW w:type="dxa" w:w="2592"/>
+            <w:tcW w:w="2592" w:type="dxa"/>
             <w:shd w:val="clear" w:color="auto" w:fill="F4FAFA"/>
             <w:tcMar>
               <w:top w:w="100" w:type="dxa"/>
+              <w:left w:w="160" w:type="dxa"/>
               <w:bottom w:w="100" w:type="dxa"/>
-              <w:left w:w="160" w:type="dxa"/>
               <w:right w:w="160" w:type="dxa"/>
             </w:tcMar>
           </w:tcPr>
           <w:p>
-            <w:pPr>
-              <w:jc w:val="left"/>
-            </w:pPr>
             <w:r>
               <w:rPr>
                 <w:color w:val="1F2937"/>
@@ -3570,19 +3553,16 @@
         </w:tc>
         <w:tc>
           <w:tcPr>
-            <w:tcW w:type="dxa" w:w="5184"/>
+            <w:tcW w:w="5184" w:type="dxa"/>
             <w:shd w:val="clear" w:color="auto" w:fill="F4FAFA"/>
             <w:tcMar>
               <w:top w:w="100" w:type="dxa"/>
+              <w:left w:w="160" w:type="dxa"/>
               <w:bottom w:w="100" w:type="dxa"/>
-              <w:left w:w="160" w:type="dxa"/>
               <w:right w:w="160" w:type="dxa"/>
             </w:tcMar>
           </w:tcPr>
           <w:p>
-            <w:pPr>
-              <w:jc w:val="left"/>
-            </w:pPr>
             <w:r>
               <w:rPr>
                 <w:color w:val="1F2937"/>
@@ -3612,6 +3592,7 @@
           <w:color w:val="0A3641"/>
           <w:sz w:val="30"/>
         </w:rPr>
+        <w:lastRenderedPageBreak/>
         <w:t>5. Dataset &amp; Feature Engineering — Detailed Description</w:t>
       </w:r>
     </w:p>
@@ -3632,23 +3613,21 @@
     </w:p>
     <w:p>
       <w:pPr>
-        <w:spacing w:after="120" w:line="276" w:lineRule="auto"/>
+        <w:spacing w:after="120"/>
         <w:jc w:val="both"/>
       </w:pPr>
       <w:r>
         <w:rPr>
           <w:rFonts w:ascii="Calibri" w:hAnsi="Calibri"/>
           <w:color w:val="1F2937"/>
-          <w:sz w:val="22"/>
         </w:rPr>
         <w:t>The empirical foundation of the AI Hospital Management System comprises 10,000 synthetic patient admission records generated using rigorous multivariate statistical distributions calibrated to the Healthcare Cost and Utilization Project (HCUP) National Inpatient Sample and the MIT MIMIC-III database. Synthetic formulation guarantees full regulatory compliance with HIPAA and GDPR patient privacy standards while faithfully replicating the complex non-linear clinical relationships observed in real hospital inpatient cohorts.</w:t>
       </w:r>
     </w:p>
     <w:tbl>
       <w:tblPr>
-        <w:tblW w:type="auto" w:w="0"/>
+        <w:tblW w:w="0" w:type="auto"/>
         <w:jc w:val="center"/>
-        <w:tblLook w:firstColumn="1" w:firstRow="1" w:lastColumn="0" w:lastRow="0" w:noHBand="0" w:noVBand="1" w:val="04A0"/>
         <w:tblBorders>
           <w:top w:val="single" w:sz="4" w:space="0" w:color="C2E3E6"/>
           <w:left w:val="single" w:sz="4" w:space="0" w:color="C2E3E6"/>
@@ -3657,22 +3636,26 @@
           <w:insideH w:val="single" w:sz="4" w:space="0" w:color="C2E3E6"/>
           <w:insideV w:val="single" w:sz="4" w:space="0" w:color="C2E3E6"/>
         </w:tblBorders>
+        <w:tblLook w:val="04A0" w:firstRow="1" w:lastRow="0" w:firstColumn="1" w:lastColumn="0" w:noHBand="0" w:noVBand="1"/>
       </w:tblPr>
       <w:tblGrid>
-        <w:gridCol w:w="2484"/>
-        <w:gridCol w:w="2484"/>
-        <w:gridCol w:w="2484"/>
-        <w:gridCol w:w="2484"/>
+        <w:gridCol w:w="2117"/>
+        <w:gridCol w:w="1551"/>
+        <w:gridCol w:w="2463"/>
+        <w:gridCol w:w="3795"/>
       </w:tblGrid>
       <w:tr>
-        <w:tc>
-          <w:tcPr>
-            <w:tcW w:type="dxa" w:w="2160"/>
+        <w:trPr>
+          <w:jc w:val="center"/>
+        </w:trPr>
+        <w:tc>
+          <w:tcPr>
+            <w:tcW w:w="2160" w:type="dxa"/>
             <w:shd w:val="clear" w:color="auto" w:fill="0A3641"/>
             <w:tcMar>
               <w:top w:w="140" w:type="dxa"/>
+              <w:left w:w="180" w:type="dxa"/>
               <w:bottom w:w="140" w:type="dxa"/>
-              <w:left w:w="180" w:type="dxa"/>
               <w:right w:w="180" w:type="dxa"/>
             </w:tcMar>
           </w:tcPr>
@@ -3692,12 +3675,12 @@
         </w:tc>
         <w:tc>
           <w:tcPr>
-            <w:tcW w:type="dxa" w:w="1584"/>
+            <w:tcW w:w="1584" w:type="dxa"/>
             <w:shd w:val="clear" w:color="auto" w:fill="0A3641"/>
             <w:tcMar>
               <w:top w:w="140" w:type="dxa"/>
+              <w:left w:w="180" w:type="dxa"/>
               <w:bottom w:w="140" w:type="dxa"/>
-              <w:left w:w="180" w:type="dxa"/>
               <w:right w:w="180" w:type="dxa"/>
             </w:tcMar>
           </w:tcPr>
@@ -3717,12 +3700,12 @@
         </w:tc>
         <w:tc>
           <w:tcPr>
-            <w:tcW w:type="dxa" w:w="2592"/>
+            <w:tcW w:w="2592" w:type="dxa"/>
             <w:shd w:val="clear" w:color="auto" w:fill="0A3641"/>
             <w:tcMar>
               <w:top w:w="140" w:type="dxa"/>
+              <w:left w:w="180" w:type="dxa"/>
               <w:bottom w:w="140" w:type="dxa"/>
-              <w:left w:w="180" w:type="dxa"/>
               <w:right w:w="180" w:type="dxa"/>
             </w:tcMar>
           </w:tcPr>
@@ -3742,12 +3725,12 @@
         </w:tc>
         <w:tc>
           <w:tcPr>
-            <w:tcW w:type="dxa" w:w="4032"/>
+            <w:tcW w:w="4032" w:type="dxa"/>
             <w:shd w:val="clear" w:color="auto" w:fill="0A3641"/>
             <w:tcMar>
               <w:top w:w="140" w:type="dxa"/>
+              <w:left w:w="180" w:type="dxa"/>
               <w:bottom w:w="140" w:type="dxa"/>
-              <w:left w:w="180" w:type="dxa"/>
               <w:right w:w="180" w:type="dxa"/>
             </w:tcMar>
           </w:tcPr>
@@ -3767,21 +3750,21 @@
         </w:tc>
       </w:tr>
       <w:tr>
-        <w:tc>
-          <w:tcPr>
-            <w:tcW w:type="dxa" w:w="2160"/>
+        <w:trPr>
+          <w:jc w:val="center"/>
+        </w:trPr>
+        <w:tc>
+          <w:tcPr>
+            <w:tcW w:w="2160" w:type="dxa"/>
             <w:shd w:val="clear" w:color="auto" w:fill="FFFFFF"/>
             <w:tcMar>
               <w:top w:w="100" w:type="dxa"/>
+              <w:left w:w="160" w:type="dxa"/>
               <w:bottom w:w="100" w:type="dxa"/>
-              <w:left w:w="160" w:type="dxa"/>
               <w:right w:w="160" w:type="dxa"/>
             </w:tcMar>
           </w:tcPr>
           <w:p>
-            <w:pPr>
-              <w:jc w:val="left"/>
-            </w:pPr>
             <w:r>
               <w:rPr>
                 <w:color w:val="1F2937"/>
@@ -3793,12 +3776,12 @@
         </w:tc>
         <w:tc>
           <w:tcPr>
-            <w:tcW w:type="dxa" w:w="1584"/>
+            <w:tcW w:w="1584" w:type="dxa"/>
             <w:shd w:val="clear" w:color="auto" w:fill="FFFFFF"/>
             <w:tcMar>
               <w:top w:w="100" w:type="dxa"/>
+              <w:left w:w="160" w:type="dxa"/>
               <w:bottom w:w="100" w:type="dxa"/>
-              <w:left w:w="160" w:type="dxa"/>
               <w:right w:w="160" w:type="dxa"/>
             </w:tcMar>
           </w:tcPr>
@@ -3817,12 +3800,12 @@
         </w:tc>
         <w:tc>
           <w:tcPr>
-            <w:tcW w:type="dxa" w:w="2592"/>
+            <w:tcW w:w="2592" w:type="dxa"/>
             <w:shd w:val="clear" w:color="auto" w:fill="FFFFFF"/>
             <w:tcMar>
               <w:top w:w="100" w:type="dxa"/>
+              <w:left w:w="160" w:type="dxa"/>
               <w:bottom w:w="100" w:type="dxa"/>
-              <w:left w:w="160" w:type="dxa"/>
               <w:right w:w="160" w:type="dxa"/>
             </w:tcMar>
           </w:tcPr>
@@ -3841,19 +3824,16 @@
         </w:tc>
         <w:tc>
           <w:tcPr>
-            <w:tcW w:type="dxa" w:w="4032"/>
+            <w:tcW w:w="4032" w:type="dxa"/>
             <w:shd w:val="clear" w:color="auto" w:fill="FFFFFF"/>
             <w:tcMar>
               <w:top w:w="100" w:type="dxa"/>
+              <w:left w:w="160" w:type="dxa"/>
               <w:bottom w:w="100" w:type="dxa"/>
-              <w:left w:w="160" w:type="dxa"/>
               <w:right w:w="160" w:type="dxa"/>
             </w:tcMar>
           </w:tcPr>
           <w:p>
-            <w:pPr>
-              <w:jc w:val="left"/>
-            </w:pPr>
             <w:r>
               <w:rPr>
                 <w:color w:val="1F2937"/>
@@ -3865,21 +3845,21 @@
         </w:tc>
       </w:tr>
       <w:tr>
-        <w:tc>
-          <w:tcPr>
-            <w:tcW w:type="dxa" w:w="2160"/>
+        <w:trPr>
+          <w:jc w:val="center"/>
+        </w:trPr>
+        <w:tc>
+          <w:tcPr>
+            <w:tcW w:w="2160" w:type="dxa"/>
             <w:shd w:val="clear" w:color="auto" w:fill="F4FAFA"/>
             <w:tcMar>
               <w:top w:w="100" w:type="dxa"/>
+              <w:left w:w="160" w:type="dxa"/>
               <w:bottom w:w="100" w:type="dxa"/>
-              <w:left w:w="160" w:type="dxa"/>
               <w:right w:w="160" w:type="dxa"/>
             </w:tcMar>
           </w:tcPr>
           <w:p>
-            <w:pPr>
-              <w:jc w:val="left"/>
-            </w:pPr>
             <w:r>
               <w:rPr>
                 <w:color w:val="1F2937"/>
@@ -3891,12 +3871,12 @@
         </w:tc>
         <w:tc>
           <w:tcPr>
-            <w:tcW w:type="dxa" w:w="1584"/>
+            <w:tcW w:w="1584" w:type="dxa"/>
             <w:shd w:val="clear" w:color="auto" w:fill="F4FAFA"/>
             <w:tcMar>
               <w:top w:w="100" w:type="dxa"/>
+              <w:left w:w="160" w:type="dxa"/>
               <w:bottom w:w="100" w:type="dxa"/>
-              <w:left w:w="160" w:type="dxa"/>
               <w:right w:w="160" w:type="dxa"/>
             </w:tcMar>
           </w:tcPr>
@@ -3915,19 +3895,16 @@
         </w:tc>
         <w:tc>
           <w:tcPr>
-            <w:tcW w:type="dxa" w:w="2592"/>
+            <w:tcW w:w="2592" w:type="dxa"/>
             <w:shd w:val="clear" w:color="auto" w:fill="F4FAFA"/>
             <w:tcMar>
               <w:top w:w="100" w:type="dxa"/>
+              <w:left w:w="160" w:type="dxa"/>
               <w:bottom w:w="100" w:type="dxa"/>
-              <w:left w:w="160" w:type="dxa"/>
               <w:right w:w="160" w:type="dxa"/>
             </w:tcMar>
           </w:tcPr>
           <w:p>
-            <w:pPr>
-              <w:jc w:val="left"/>
-            </w:pPr>
             <w:r>
               <w:rPr>
                 <w:color w:val="1F2937"/>
@@ -3939,19 +3916,16 @@
         </w:tc>
         <w:tc>
           <w:tcPr>
-            <w:tcW w:type="dxa" w:w="4032"/>
+            <w:tcW w:w="4032" w:type="dxa"/>
             <w:shd w:val="clear" w:color="auto" w:fill="F4FAFA"/>
             <w:tcMar>
               <w:top w:w="100" w:type="dxa"/>
+              <w:left w:w="160" w:type="dxa"/>
               <w:bottom w:w="100" w:type="dxa"/>
-              <w:left w:w="160" w:type="dxa"/>
               <w:right w:w="160" w:type="dxa"/>
             </w:tcMar>
           </w:tcPr>
           <w:p>
-            <w:pPr>
-              <w:jc w:val="left"/>
-            </w:pPr>
             <w:r>
               <w:rPr>
                 <w:color w:val="1F2937"/>
@@ -3963,21 +3937,21 @@
         </w:tc>
       </w:tr>
       <w:tr>
-        <w:tc>
-          <w:tcPr>
-            <w:tcW w:type="dxa" w:w="2160"/>
+        <w:trPr>
+          <w:jc w:val="center"/>
+        </w:trPr>
+        <w:tc>
+          <w:tcPr>
+            <w:tcW w:w="2160" w:type="dxa"/>
             <w:shd w:val="clear" w:color="auto" w:fill="FFFFFF"/>
             <w:tcMar>
               <w:top w:w="100" w:type="dxa"/>
+              <w:left w:w="160" w:type="dxa"/>
               <w:bottom w:w="100" w:type="dxa"/>
-              <w:left w:w="160" w:type="dxa"/>
               <w:right w:w="160" w:type="dxa"/>
             </w:tcMar>
           </w:tcPr>
           <w:p>
-            <w:pPr>
-              <w:jc w:val="left"/>
-            </w:pPr>
             <w:r>
               <w:rPr>
                 <w:color w:val="1F2937"/>
@@ -3989,12 +3963,12 @@
         </w:tc>
         <w:tc>
           <w:tcPr>
-            <w:tcW w:type="dxa" w:w="1584"/>
+            <w:tcW w:w="1584" w:type="dxa"/>
             <w:shd w:val="clear" w:color="auto" w:fill="FFFFFF"/>
             <w:tcMar>
               <w:top w:w="100" w:type="dxa"/>
+              <w:left w:w="160" w:type="dxa"/>
               <w:bottom w:w="100" w:type="dxa"/>
-              <w:left w:w="160" w:type="dxa"/>
               <w:right w:w="160" w:type="dxa"/>
             </w:tcMar>
           </w:tcPr>
@@ -4013,19 +3987,16 @@
         </w:tc>
         <w:tc>
           <w:tcPr>
-            <w:tcW w:type="dxa" w:w="2592"/>
+            <w:tcW w:w="2592" w:type="dxa"/>
             <w:shd w:val="clear" w:color="auto" w:fill="FFFFFF"/>
             <w:tcMar>
               <w:top w:w="100" w:type="dxa"/>
+              <w:left w:w="160" w:type="dxa"/>
               <w:bottom w:w="100" w:type="dxa"/>
-              <w:left w:w="160" w:type="dxa"/>
               <w:right w:w="160" w:type="dxa"/>
             </w:tcMar>
           </w:tcPr>
           <w:p>
-            <w:pPr>
-              <w:jc w:val="left"/>
-            </w:pPr>
             <w:r>
               <w:rPr>
                 <w:color w:val="1F2937"/>
@@ -4037,19 +4008,16 @@
         </w:tc>
         <w:tc>
           <w:tcPr>
-            <w:tcW w:type="dxa" w:w="4032"/>
+            <w:tcW w:w="4032" w:type="dxa"/>
             <w:shd w:val="clear" w:color="auto" w:fill="FFFFFF"/>
             <w:tcMar>
               <w:top w:w="100" w:type="dxa"/>
+              <w:left w:w="160" w:type="dxa"/>
               <w:bottom w:w="100" w:type="dxa"/>
-              <w:left w:w="160" w:type="dxa"/>
               <w:right w:w="160" w:type="dxa"/>
             </w:tcMar>
           </w:tcPr>
           <w:p>
-            <w:pPr>
-              <w:jc w:val="left"/>
-            </w:pPr>
             <w:r>
               <w:rPr>
                 <w:color w:val="1F2937"/>
@@ -4061,21 +4029,21 @@
         </w:tc>
       </w:tr>
       <w:tr>
-        <w:tc>
-          <w:tcPr>
-            <w:tcW w:type="dxa" w:w="2160"/>
+        <w:trPr>
+          <w:jc w:val="center"/>
+        </w:trPr>
+        <w:tc>
+          <w:tcPr>
+            <w:tcW w:w="2160" w:type="dxa"/>
             <w:shd w:val="clear" w:color="auto" w:fill="F4FAFA"/>
             <w:tcMar>
               <w:top w:w="100" w:type="dxa"/>
+              <w:left w:w="160" w:type="dxa"/>
               <w:bottom w:w="100" w:type="dxa"/>
-              <w:left w:w="160" w:type="dxa"/>
               <w:right w:w="160" w:type="dxa"/>
             </w:tcMar>
           </w:tcPr>
           <w:p>
-            <w:pPr>
-              <w:jc w:val="left"/>
-            </w:pPr>
             <w:r>
               <w:rPr>
                 <w:color w:val="1F2937"/>
@@ -4087,12 +4055,12 @@
         </w:tc>
         <w:tc>
           <w:tcPr>
-            <w:tcW w:type="dxa" w:w="1584"/>
+            <w:tcW w:w="1584" w:type="dxa"/>
             <w:shd w:val="clear" w:color="auto" w:fill="F4FAFA"/>
             <w:tcMar>
               <w:top w:w="100" w:type="dxa"/>
+              <w:left w:w="160" w:type="dxa"/>
               <w:bottom w:w="100" w:type="dxa"/>
-              <w:left w:w="160" w:type="dxa"/>
               <w:right w:w="160" w:type="dxa"/>
             </w:tcMar>
           </w:tcPr>
@@ -4111,19 +4079,16 @@
         </w:tc>
         <w:tc>
           <w:tcPr>
-            <w:tcW w:type="dxa" w:w="2592"/>
+            <w:tcW w:w="2592" w:type="dxa"/>
             <w:shd w:val="clear" w:color="auto" w:fill="F4FAFA"/>
             <w:tcMar>
               <w:top w:w="100" w:type="dxa"/>
+              <w:left w:w="160" w:type="dxa"/>
               <w:bottom w:w="100" w:type="dxa"/>
-              <w:left w:w="160" w:type="dxa"/>
               <w:right w:w="160" w:type="dxa"/>
             </w:tcMar>
           </w:tcPr>
           <w:p>
-            <w:pPr>
-              <w:jc w:val="left"/>
-            </w:pPr>
             <w:r>
               <w:rPr>
                 <w:color w:val="1F2937"/>
@@ -4135,19 +4100,16 @@
         </w:tc>
         <w:tc>
           <w:tcPr>
-            <w:tcW w:type="dxa" w:w="4032"/>
+            <w:tcW w:w="4032" w:type="dxa"/>
             <w:shd w:val="clear" w:color="auto" w:fill="F4FAFA"/>
             <w:tcMar>
               <w:top w:w="100" w:type="dxa"/>
+              <w:left w:w="160" w:type="dxa"/>
               <w:bottom w:w="100" w:type="dxa"/>
-              <w:left w:w="160" w:type="dxa"/>
               <w:right w:w="160" w:type="dxa"/>
             </w:tcMar>
           </w:tcPr>
           <w:p>
-            <w:pPr>
-              <w:jc w:val="left"/>
-            </w:pPr>
             <w:r>
               <w:rPr>
                 <w:color w:val="1F2937"/>
@@ -4159,21 +4121,21 @@
         </w:tc>
       </w:tr>
       <w:tr>
-        <w:tc>
-          <w:tcPr>
-            <w:tcW w:type="dxa" w:w="2160"/>
+        <w:trPr>
+          <w:jc w:val="center"/>
+        </w:trPr>
+        <w:tc>
+          <w:tcPr>
+            <w:tcW w:w="2160" w:type="dxa"/>
             <w:shd w:val="clear" w:color="auto" w:fill="FFFFFF"/>
             <w:tcMar>
               <w:top w:w="100" w:type="dxa"/>
+              <w:left w:w="160" w:type="dxa"/>
               <w:bottom w:w="100" w:type="dxa"/>
-              <w:left w:w="160" w:type="dxa"/>
               <w:right w:w="160" w:type="dxa"/>
             </w:tcMar>
           </w:tcPr>
           <w:p>
-            <w:pPr>
-              <w:jc w:val="left"/>
-            </w:pPr>
             <w:r>
               <w:rPr>
                 <w:color w:val="1F2937"/>
@@ -4185,12 +4147,12 @@
         </w:tc>
         <w:tc>
           <w:tcPr>
-            <w:tcW w:type="dxa" w:w="1584"/>
+            <w:tcW w:w="1584" w:type="dxa"/>
             <w:shd w:val="clear" w:color="auto" w:fill="FFFFFF"/>
             <w:tcMar>
               <w:top w:w="100" w:type="dxa"/>
+              <w:left w:w="160" w:type="dxa"/>
               <w:bottom w:w="100" w:type="dxa"/>
-              <w:left w:w="160" w:type="dxa"/>
               <w:right w:w="160" w:type="dxa"/>
             </w:tcMar>
           </w:tcPr>
@@ -4209,19 +4171,16 @@
         </w:tc>
         <w:tc>
           <w:tcPr>
-            <w:tcW w:type="dxa" w:w="2592"/>
+            <w:tcW w:w="2592" w:type="dxa"/>
             <w:shd w:val="clear" w:color="auto" w:fill="FFFFFF"/>
             <w:tcMar>
               <w:top w:w="100" w:type="dxa"/>
+              <w:left w:w="160" w:type="dxa"/>
               <w:bottom w:w="100" w:type="dxa"/>
-              <w:left w:w="160" w:type="dxa"/>
               <w:right w:w="160" w:type="dxa"/>
             </w:tcMar>
           </w:tcPr>
           <w:p>
-            <w:pPr>
-              <w:jc w:val="left"/>
-            </w:pPr>
             <w:r>
               <w:rPr>
                 <w:color w:val="1F2937"/>
@@ -4233,19 +4192,16 @@
         </w:tc>
         <w:tc>
           <w:tcPr>
-            <w:tcW w:type="dxa" w:w="4032"/>
+            <w:tcW w:w="4032" w:type="dxa"/>
             <w:shd w:val="clear" w:color="auto" w:fill="FFFFFF"/>
             <w:tcMar>
               <w:top w:w="100" w:type="dxa"/>
+              <w:left w:w="160" w:type="dxa"/>
               <w:bottom w:w="100" w:type="dxa"/>
-              <w:left w:w="160" w:type="dxa"/>
               <w:right w:w="160" w:type="dxa"/>
             </w:tcMar>
           </w:tcPr>
           <w:p>
-            <w:pPr>
-              <w:jc w:val="left"/>
-            </w:pPr>
             <w:r>
               <w:rPr>
                 <w:color w:val="1F2937"/>
@@ -4257,21 +4213,21 @@
         </w:tc>
       </w:tr>
       <w:tr>
-        <w:tc>
-          <w:tcPr>
-            <w:tcW w:type="dxa" w:w="2160"/>
+        <w:trPr>
+          <w:jc w:val="center"/>
+        </w:trPr>
+        <w:tc>
+          <w:tcPr>
+            <w:tcW w:w="2160" w:type="dxa"/>
             <w:shd w:val="clear" w:color="auto" w:fill="F4FAFA"/>
             <w:tcMar>
               <w:top w:w="100" w:type="dxa"/>
+              <w:left w:w="160" w:type="dxa"/>
               <w:bottom w:w="100" w:type="dxa"/>
-              <w:left w:w="160" w:type="dxa"/>
               <w:right w:w="160" w:type="dxa"/>
             </w:tcMar>
           </w:tcPr>
           <w:p>
-            <w:pPr>
-              <w:jc w:val="left"/>
-            </w:pPr>
             <w:r>
               <w:rPr>
                 <w:color w:val="1F2937"/>
@@ -4283,12 +4239,12 @@
         </w:tc>
         <w:tc>
           <w:tcPr>
-            <w:tcW w:type="dxa" w:w="1584"/>
+            <w:tcW w:w="1584" w:type="dxa"/>
             <w:shd w:val="clear" w:color="auto" w:fill="F4FAFA"/>
             <w:tcMar>
               <w:top w:w="100" w:type="dxa"/>
+              <w:left w:w="160" w:type="dxa"/>
               <w:bottom w:w="100" w:type="dxa"/>
-              <w:left w:w="160" w:type="dxa"/>
               <w:right w:w="160" w:type="dxa"/>
             </w:tcMar>
           </w:tcPr>
@@ -4307,19 +4263,16 @@
         </w:tc>
         <w:tc>
           <w:tcPr>
-            <w:tcW w:type="dxa" w:w="2592"/>
+            <w:tcW w:w="2592" w:type="dxa"/>
             <w:shd w:val="clear" w:color="auto" w:fill="F4FAFA"/>
             <w:tcMar>
               <w:top w:w="100" w:type="dxa"/>
+              <w:left w:w="160" w:type="dxa"/>
               <w:bottom w:w="100" w:type="dxa"/>
-              <w:left w:w="160" w:type="dxa"/>
               <w:right w:w="160" w:type="dxa"/>
             </w:tcMar>
           </w:tcPr>
           <w:p>
-            <w:pPr>
-              <w:jc w:val="left"/>
-            </w:pPr>
             <w:r>
               <w:rPr>
                 <w:color w:val="1F2937"/>
@@ -4331,19 +4284,16 @@
         </w:tc>
         <w:tc>
           <w:tcPr>
-            <w:tcW w:type="dxa" w:w="4032"/>
+            <w:tcW w:w="4032" w:type="dxa"/>
             <w:shd w:val="clear" w:color="auto" w:fill="F4FAFA"/>
             <w:tcMar>
               <w:top w:w="100" w:type="dxa"/>
+              <w:left w:w="160" w:type="dxa"/>
               <w:bottom w:w="100" w:type="dxa"/>
-              <w:left w:w="160" w:type="dxa"/>
               <w:right w:w="160" w:type="dxa"/>
             </w:tcMar>
           </w:tcPr>
           <w:p>
-            <w:pPr>
-              <w:jc w:val="left"/>
-            </w:pPr>
             <w:r>
               <w:rPr>
                 <w:color w:val="1F2937"/>
@@ -4355,21 +4305,21 @@
         </w:tc>
       </w:tr>
       <w:tr>
-        <w:tc>
-          <w:tcPr>
-            <w:tcW w:type="dxa" w:w="2160"/>
+        <w:trPr>
+          <w:jc w:val="center"/>
+        </w:trPr>
+        <w:tc>
+          <w:tcPr>
+            <w:tcW w:w="2160" w:type="dxa"/>
             <w:shd w:val="clear" w:color="auto" w:fill="FFFFFF"/>
             <w:tcMar>
               <w:top w:w="100" w:type="dxa"/>
+              <w:left w:w="160" w:type="dxa"/>
               <w:bottom w:w="100" w:type="dxa"/>
-              <w:left w:w="160" w:type="dxa"/>
               <w:right w:w="160" w:type="dxa"/>
             </w:tcMar>
           </w:tcPr>
           <w:p>
-            <w:pPr>
-              <w:jc w:val="left"/>
-            </w:pPr>
             <w:r>
               <w:rPr>
                 <w:color w:val="1F2937"/>
@@ -4381,12 +4331,12 @@
         </w:tc>
         <w:tc>
           <w:tcPr>
-            <w:tcW w:type="dxa" w:w="1584"/>
+            <w:tcW w:w="1584" w:type="dxa"/>
             <w:shd w:val="clear" w:color="auto" w:fill="FFFFFF"/>
             <w:tcMar>
               <w:top w:w="100" w:type="dxa"/>
+              <w:left w:w="160" w:type="dxa"/>
               <w:bottom w:w="100" w:type="dxa"/>
-              <w:left w:w="160" w:type="dxa"/>
               <w:right w:w="160" w:type="dxa"/>
             </w:tcMar>
           </w:tcPr>
@@ -4405,12 +4355,12 @@
         </w:tc>
         <w:tc>
           <w:tcPr>
-            <w:tcW w:type="dxa" w:w="2592"/>
+            <w:tcW w:w="2592" w:type="dxa"/>
             <w:shd w:val="clear" w:color="auto" w:fill="FFFFFF"/>
             <w:tcMar>
               <w:top w:w="100" w:type="dxa"/>
+              <w:left w:w="160" w:type="dxa"/>
               <w:bottom w:w="100" w:type="dxa"/>
-              <w:left w:w="160" w:type="dxa"/>
               <w:right w:w="160" w:type="dxa"/>
             </w:tcMar>
           </w:tcPr>
@@ -4429,19 +4379,16 @@
         </w:tc>
         <w:tc>
           <w:tcPr>
-            <w:tcW w:type="dxa" w:w="4032"/>
+            <w:tcW w:w="4032" w:type="dxa"/>
             <w:shd w:val="clear" w:color="auto" w:fill="FFFFFF"/>
             <w:tcMar>
               <w:top w:w="100" w:type="dxa"/>
+              <w:left w:w="160" w:type="dxa"/>
               <w:bottom w:w="100" w:type="dxa"/>
-              <w:left w:w="160" w:type="dxa"/>
               <w:right w:w="160" w:type="dxa"/>
             </w:tcMar>
           </w:tcPr>
           <w:p>
-            <w:pPr>
-              <w:jc w:val="left"/>
-            </w:pPr>
             <w:r>
               <w:rPr>
                 <w:color w:val="1F2937"/>
@@ -4453,21 +4400,21 @@
         </w:tc>
       </w:tr>
       <w:tr>
-        <w:tc>
-          <w:tcPr>
-            <w:tcW w:type="dxa" w:w="2160"/>
+        <w:trPr>
+          <w:jc w:val="center"/>
+        </w:trPr>
+        <w:tc>
+          <w:tcPr>
+            <w:tcW w:w="2160" w:type="dxa"/>
             <w:shd w:val="clear" w:color="auto" w:fill="F4FAFA"/>
             <w:tcMar>
               <w:top w:w="100" w:type="dxa"/>
+              <w:left w:w="160" w:type="dxa"/>
               <w:bottom w:w="100" w:type="dxa"/>
-              <w:left w:w="160" w:type="dxa"/>
               <w:right w:w="160" w:type="dxa"/>
             </w:tcMar>
           </w:tcPr>
           <w:p>
-            <w:pPr>
-              <w:jc w:val="left"/>
-            </w:pPr>
             <w:r>
               <w:rPr>
                 <w:color w:val="1F2937"/>
@@ -4479,12 +4426,12 @@
         </w:tc>
         <w:tc>
           <w:tcPr>
-            <w:tcW w:type="dxa" w:w="1584"/>
+            <w:tcW w:w="1584" w:type="dxa"/>
             <w:shd w:val="clear" w:color="auto" w:fill="F4FAFA"/>
             <w:tcMar>
               <w:top w:w="100" w:type="dxa"/>
+              <w:left w:w="160" w:type="dxa"/>
               <w:bottom w:w="100" w:type="dxa"/>
-              <w:left w:w="160" w:type="dxa"/>
               <w:right w:w="160" w:type="dxa"/>
             </w:tcMar>
           </w:tcPr>
@@ -4503,19 +4450,16 @@
         </w:tc>
         <w:tc>
           <w:tcPr>
-            <w:tcW w:type="dxa" w:w="2592"/>
+            <w:tcW w:w="2592" w:type="dxa"/>
             <w:shd w:val="clear" w:color="auto" w:fill="F4FAFA"/>
             <w:tcMar>
               <w:top w:w="100" w:type="dxa"/>
+              <w:left w:w="160" w:type="dxa"/>
               <w:bottom w:w="100" w:type="dxa"/>
-              <w:left w:w="160" w:type="dxa"/>
               <w:right w:w="160" w:type="dxa"/>
             </w:tcMar>
           </w:tcPr>
           <w:p>
-            <w:pPr>
-              <w:jc w:val="left"/>
-            </w:pPr>
             <w:r>
               <w:rPr>
                 <w:color w:val="1F2937"/>
@@ -4527,19 +4471,16 @@
         </w:tc>
         <w:tc>
           <w:tcPr>
-            <w:tcW w:type="dxa" w:w="4032"/>
+            <w:tcW w:w="4032" w:type="dxa"/>
             <w:shd w:val="clear" w:color="auto" w:fill="F4FAFA"/>
             <w:tcMar>
               <w:top w:w="100" w:type="dxa"/>
+              <w:left w:w="160" w:type="dxa"/>
               <w:bottom w:w="100" w:type="dxa"/>
-              <w:left w:w="160" w:type="dxa"/>
               <w:right w:w="160" w:type="dxa"/>
             </w:tcMar>
           </w:tcPr>
           <w:p>
-            <w:pPr>
-              <w:jc w:val="left"/>
-            </w:pPr>
             <w:r>
               <w:rPr>
                 <w:color w:val="1F2937"/>
@@ -4551,21 +4492,21 @@
         </w:tc>
       </w:tr>
       <w:tr>
-        <w:tc>
-          <w:tcPr>
-            <w:tcW w:type="dxa" w:w="2160"/>
+        <w:trPr>
+          <w:jc w:val="center"/>
+        </w:trPr>
+        <w:tc>
+          <w:tcPr>
+            <w:tcW w:w="2160" w:type="dxa"/>
             <w:shd w:val="clear" w:color="auto" w:fill="FFFFFF"/>
             <w:tcMar>
               <w:top w:w="100" w:type="dxa"/>
+              <w:left w:w="160" w:type="dxa"/>
               <w:bottom w:w="100" w:type="dxa"/>
-              <w:left w:w="160" w:type="dxa"/>
               <w:right w:w="160" w:type="dxa"/>
             </w:tcMar>
           </w:tcPr>
           <w:p>
-            <w:pPr>
-              <w:jc w:val="left"/>
-            </w:pPr>
             <w:r>
               <w:rPr>
                 <w:color w:val="1F2937"/>
@@ -4577,12 +4518,12 @@
         </w:tc>
         <w:tc>
           <w:tcPr>
-            <w:tcW w:type="dxa" w:w="1584"/>
+            <w:tcW w:w="1584" w:type="dxa"/>
             <w:shd w:val="clear" w:color="auto" w:fill="FFFFFF"/>
             <w:tcMar>
               <w:top w:w="100" w:type="dxa"/>
+              <w:left w:w="160" w:type="dxa"/>
               <w:bottom w:w="100" w:type="dxa"/>
-              <w:left w:w="160" w:type="dxa"/>
               <w:right w:w="160" w:type="dxa"/>
             </w:tcMar>
           </w:tcPr>
@@ -4601,19 +4542,16 @@
         </w:tc>
         <w:tc>
           <w:tcPr>
-            <w:tcW w:type="dxa" w:w="2592"/>
+            <w:tcW w:w="2592" w:type="dxa"/>
             <w:shd w:val="clear" w:color="auto" w:fill="FFFFFF"/>
             <w:tcMar>
               <w:top w:w="100" w:type="dxa"/>
+              <w:left w:w="160" w:type="dxa"/>
               <w:bottom w:w="100" w:type="dxa"/>
-              <w:left w:w="160" w:type="dxa"/>
               <w:right w:w="160" w:type="dxa"/>
             </w:tcMar>
           </w:tcPr>
           <w:p>
-            <w:pPr>
-              <w:jc w:val="left"/>
-            </w:pPr>
             <w:r>
               <w:rPr>
                 <w:color w:val="1F2937"/>
@@ -4625,19 +4563,16 @@
         </w:tc>
         <w:tc>
           <w:tcPr>
-            <w:tcW w:type="dxa" w:w="4032"/>
+            <w:tcW w:w="4032" w:type="dxa"/>
             <w:shd w:val="clear" w:color="auto" w:fill="FFFFFF"/>
             <w:tcMar>
               <w:top w:w="100" w:type="dxa"/>
+              <w:left w:w="160" w:type="dxa"/>
               <w:bottom w:w="100" w:type="dxa"/>
-              <w:left w:w="160" w:type="dxa"/>
               <w:right w:w="160" w:type="dxa"/>
             </w:tcMar>
           </w:tcPr>
           <w:p>
-            <w:pPr>
-              <w:jc w:val="left"/>
-            </w:pPr>
             <w:r>
               <w:rPr>
                 <w:color w:val="1F2937"/>
@@ -4649,21 +4584,21 @@
         </w:tc>
       </w:tr>
       <w:tr>
-        <w:tc>
-          <w:tcPr>
-            <w:tcW w:type="dxa" w:w="2160"/>
+        <w:trPr>
+          <w:jc w:val="center"/>
+        </w:trPr>
+        <w:tc>
+          <w:tcPr>
+            <w:tcW w:w="2160" w:type="dxa"/>
             <w:shd w:val="clear" w:color="auto" w:fill="F4FAFA"/>
             <w:tcMar>
               <w:top w:w="100" w:type="dxa"/>
+              <w:left w:w="160" w:type="dxa"/>
               <w:bottom w:w="100" w:type="dxa"/>
-              <w:left w:w="160" w:type="dxa"/>
               <w:right w:w="160" w:type="dxa"/>
             </w:tcMar>
           </w:tcPr>
           <w:p>
-            <w:pPr>
-              <w:jc w:val="left"/>
-            </w:pPr>
             <w:r>
               <w:rPr>
                 <w:color w:val="1F2937"/>
@@ -4675,12 +4610,12 @@
         </w:tc>
         <w:tc>
           <w:tcPr>
-            <w:tcW w:type="dxa" w:w="1584"/>
+            <w:tcW w:w="1584" w:type="dxa"/>
             <w:shd w:val="clear" w:color="auto" w:fill="F4FAFA"/>
             <w:tcMar>
               <w:top w:w="100" w:type="dxa"/>
+              <w:left w:w="160" w:type="dxa"/>
               <w:bottom w:w="100" w:type="dxa"/>
-              <w:left w:w="160" w:type="dxa"/>
               <w:right w:w="160" w:type="dxa"/>
             </w:tcMar>
           </w:tcPr>
@@ -4699,19 +4634,16 @@
         </w:tc>
         <w:tc>
           <w:tcPr>
-            <w:tcW w:type="dxa" w:w="2592"/>
+            <w:tcW w:w="2592" w:type="dxa"/>
             <w:shd w:val="clear" w:color="auto" w:fill="F4FAFA"/>
             <w:tcMar>
               <w:top w:w="100" w:type="dxa"/>
+              <w:left w:w="160" w:type="dxa"/>
               <w:bottom w:w="100" w:type="dxa"/>
-              <w:left w:w="160" w:type="dxa"/>
               <w:right w:w="160" w:type="dxa"/>
             </w:tcMar>
           </w:tcPr>
           <w:p>
-            <w:pPr>
-              <w:jc w:val="left"/>
-            </w:pPr>
             <w:r>
               <w:rPr>
                 <w:color w:val="1F2937"/>
@@ -4723,19 +4655,16 @@
         </w:tc>
         <w:tc>
           <w:tcPr>
-            <w:tcW w:type="dxa" w:w="4032"/>
+            <w:tcW w:w="4032" w:type="dxa"/>
             <w:shd w:val="clear" w:color="auto" w:fill="F4FAFA"/>
             <w:tcMar>
               <w:top w:w="100" w:type="dxa"/>
+              <w:left w:w="160" w:type="dxa"/>
               <w:bottom w:w="100" w:type="dxa"/>
-              <w:left w:w="160" w:type="dxa"/>
               <w:right w:w="160" w:type="dxa"/>
             </w:tcMar>
           </w:tcPr>
           <w:p>
-            <w:pPr>
-              <w:jc w:val="left"/>
-            </w:pPr>
             <w:r>
               <w:rPr>
                 <w:color w:val="1F2937"/>
@@ -4747,38 +4676,39 @@
         </w:tc>
       </w:tr>
       <w:tr>
-        <w:tc>
-          <w:tcPr>
-            <w:tcW w:type="dxa" w:w="2160"/>
+        <w:trPr>
+          <w:jc w:val="center"/>
+        </w:trPr>
+        <w:tc>
+          <w:tcPr>
+            <w:tcW w:w="2160" w:type="dxa"/>
             <w:shd w:val="clear" w:color="auto" w:fill="FFFFFF"/>
             <w:tcMar>
               <w:top w:w="100" w:type="dxa"/>
+              <w:left w:w="160" w:type="dxa"/>
               <w:bottom w:w="100" w:type="dxa"/>
-              <w:left w:w="160" w:type="dxa"/>
               <w:right w:w="160" w:type="dxa"/>
             </w:tcMar>
           </w:tcPr>
           <w:p>
-            <w:pPr>
-              <w:jc w:val="left"/>
-            </w:pPr>
             <w:r>
               <w:rPr>
                 <w:color w:val="1F2937"/>
                 <w:sz w:val="19"/>
               </w:rPr>
+              <w:lastRenderedPageBreak/>
               <w:t>systolic_bp</w:t>
             </w:r>
           </w:p>
         </w:tc>
         <w:tc>
           <w:tcPr>
-            <w:tcW w:type="dxa" w:w="1584"/>
+            <w:tcW w:w="1584" w:type="dxa"/>
             <w:shd w:val="clear" w:color="auto" w:fill="FFFFFF"/>
             <w:tcMar>
               <w:top w:w="100" w:type="dxa"/>
+              <w:left w:w="160" w:type="dxa"/>
               <w:bottom w:w="100" w:type="dxa"/>
-              <w:left w:w="160" w:type="dxa"/>
               <w:right w:w="160" w:type="dxa"/>
             </w:tcMar>
           </w:tcPr>
@@ -4797,12 +4727,12 @@
         </w:tc>
         <w:tc>
           <w:tcPr>
-            <w:tcW w:type="dxa" w:w="2592"/>
+            <w:tcW w:w="2592" w:type="dxa"/>
             <w:shd w:val="clear" w:color="auto" w:fill="FFFFFF"/>
             <w:tcMar>
               <w:top w:w="100" w:type="dxa"/>
+              <w:left w:w="160" w:type="dxa"/>
               <w:bottom w:w="100" w:type="dxa"/>
-              <w:left w:w="160" w:type="dxa"/>
               <w:right w:w="160" w:type="dxa"/>
             </w:tcMar>
           </w:tcPr>
@@ -4821,19 +4751,16 @@
         </w:tc>
         <w:tc>
           <w:tcPr>
-            <w:tcW w:type="dxa" w:w="4032"/>
+            <w:tcW w:w="4032" w:type="dxa"/>
             <w:shd w:val="clear" w:color="auto" w:fill="FFFFFF"/>
             <w:tcMar>
               <w:top w:w="100" w:type="dxa"/>
+              <w:left w:w="160" w:type="dxa"/>
               <w:bottom w:w="100" w:type="dxa"/>
-              <w:left w:w="160" w:type="dxa"/>
               <w:right w:w="160" w:type="dxa"/>
             </w:tcMar>
           </w:tcPr>
           <w:p>
-            <w:pPr>
-              <w:jc w:val="left"/>
-            </w:pPr>
             <w:r>
               <w:rPr>
                 <w:color w:val="1F2937"/>
@@ -4845,21 +4772,21 @@
         </w:tc>
       </w:tr>
       <w:tr>
-        <w:tc>
-          <w:tcPr>
-            <w:tcW w:type="dxa" w:w="2160"/>
+        <w:trPr>
+          <w:jc w:val="center"/>
+        </w:trPr>
+        <w:tc>
+          <w:tcPr>
+            <w:tcW w:w="2160" w:type="dxa"/>
             <w:shd w:val="clear" w:color="auto" w:fill="F4FAFA"/>
             <w:tcMar>
               <w:top w:w="100" w:type="dxa"/>
+              <w:left w:w="160" w:type="dxa"/>
               <w:bottom w:w="100" w:type="dxa"/>
-              <w:left w:w="160" w:type="dxa"/>
               <w:right w:w="160" w:type="dxa"/>
             </w:tcMar>
           </w:tcPr>
           <w:p>
-            <w:pPr>
-              <w:jc w:val="left"/>
-            </w:pPr>
             <w:r>
               <w:rPr>
                 <w:color w:val="1F2937"/>
@@ -4871,12 +4798,12 @@
         </w:tc>
         <w:tc>
           <w:tcPr>
-            <w:tcW w:type="dxa" w:w="1584"/>
+            <w:tcW w:w="1584" w:type="dxa"/>
             <w:shd w:val="clear" w:color="auto" w:fill="F4FAFA"/>
             <w:tcMar>
               <w:top w:w="100" w:type="dxa"/>
+              <w:left w:w="160" w:type="dxa"/>
               <w:bottom w:w="100" w:type="dxa"/>
-              <w:left w:w="160" w:type="dxa"/>
               <w:right w:w="160" w:type="dxa"/>
             </w:tcMar>
           </w:tcPr>
@@ -4895,12 +4822,12 @@
         </w:tc>
         <w:tc>
           <w:tcPr>
-            <w:tcW w:type="dxa" w:w="2592"/>
+            <w:tcW w:w="2592" w:type="dxa"/>
             <w:shd w:val="clear" w:color="auto" w:fill="F4FAFA"/>
             <w:tcMar>
               <w:top w:w="100" w:type="dxa"/>
+              <w:left w:w="160" w:type="dxa"/>
               <w:bottom w:w="100" w:type="dxa"/>
-              <w:left w:w="160" w:type="dxa"/>
               <w:right w:w="160" w:type="dxa"/>
             </w:tcMar>
           </w:tcPr>
@@ -4919,19 +4846,16 @@
         </w:tc>
         <w:tc>
           <w:tcPr>
-            <w:tcW w:type="dxa" w:w="4032"/>
+            <w:tcW w:w="4032" w:type="dxa"/>
             <w:shd w:val="clear" w:color="auto" w:fill="F4FAFA"/>
             <w:tcMar>
               <w:top w:w="100" w:type="dxa"/>
+              <w:left w:w="160" w:type="dxa"/>
               <w:bottom w:w="100" w:type="dxa"/>
-              <w:left w:w="160" w:type="dxa"/>
               <w:right w:w="160" w:type="dxa"/>
             </w:tcMar>
           </w:tcPr>
           <w:p>
-            <w:pPr>
-              <w:jc w:val="left"/>
-            </w:pPr>
             <w:r>
               <w:rPr>
                 <w:color w:val="1F2937"/>
@@ -4943,21 +4867,21 @@
         </w:tc>
       </w:tr>
       <w:tr>
-        <w:tc>
-          <w:tcPr>
-            <w:tcW w:type="dxa" w:w="2160"/>
+        <w:trPr>
+          <w:jc w:val="center"/>
+        </w:trPr>
+        <w:tc>
+          <w:tcPr>
+            <w:tcW w:w="2160" w:type="dxa"/>
             <w:shd w:val="clear" w:color="auto" w:fill="FFFFFF"/>
             <w:tcMar>
               <w:top w:w="100" w:type="dxa"/>
+              <w:left w:w="160" w:type="dxa"/>
               <w:bottom w:w="100" w:type="dxa"/>
-              <w:left w:w="160" w:type="dxa"/>
               <w:right w:w="160" w:type="dxa"/>
             </w:tcMar>
           </w:tcPr>
           <w:p>
-            <w:pPr>
-              <w:jc w:val="left"/>
-            </w:pPr>
             <w:r>
               <w:rPr>
                 <w:color w:val="1F2937"/>
@@ -4969,12 +4893,12 @@
         </w:tc>
         <w:tc>
           <w:tcPr>
-            <w:tcW w:type="dxa" w:w="1584"/>
+            <w:tcW w:w="1584" w:type="dxa"/>
             <w:shd w:val="clear" w:color="auto" w:fill="FFFFFF"/>
             <w:tcMar>
               <w:top w:w="100" w:type="dxa"/>
+              <w:left w:w="160" w:type="dxa"/>
               <w:bottom w:w="100" w:type="dxa"/>
-              <w:left w:w="160" w:type="dxa"/>
               <w:right w:w="160" w:type="dxa"/>
             </w:tcMar>
           </w:tcPr>
@@ -4993,12 +4917,12 @@
         </w:tc>
         <w:tc>
           <w:tcPr>
-            <w:tcW w:type="dxa" w:w="2592"/>
+            <w:tcW w:w="2592" w:type="dxa"/>
             <w:shd w:val="clear" w:color="auto" w:fill="FFFFFF"/>
             <w:tcMar>
               <w:top w:w="100" w:type="dxa"/>
+              <w:left w:w="160" w:type="dxa"/>
               <w:bottom w:w="100" w:type="dxa"/>
-              <w:left w:w="160" w:type="dxa"/>
               <w:right w:w="160" w:type="dxa"/>
             </w:tcMar>
           </w:tcPr>
@@ -5017,19 +4941,16 @@
         </w:tc>
         <w:tc>
           <w:tcPr>
-            <w:tcW w:type="dxa" w:w="4032"/>
+            <w:tcW w:w="4032" w:type="dxa"/>
             <w:shd w:val="clear" w:color="auto" w:fill="FFFFFF"/>
             <w:tcMar>
               <w:top w:w="100" w:type="dxa"/>
+              <w:left w:w="160" w:type="dxa"/>
               <w:bottom w:w="100" w:type="dxa"/>
-              <w:left w:w="160" w:type="dxa"/>
               <w:right w:w="160" w:type="dxa"/>
             </w:tcMar>
           </w:tcPr>
           <w:p>
-            <w:pPr>
-              <w:jc w:val="left"/>
-            </w:pPr>
             <w:r>
               <w:rPr>
                 <w:color w:val="1F2937"/>
@@ -5041,21 +4962,21 @@
         </w:tc>
       </w:tr>
       <w:tr>
-        <w:tc>
-          <w:tcPr>
-            <w:tcW w:type="dxa" w:w="2160"/>
+        <w:trPr>
+          <w:jc w:val="center"/>
+        </w:trPr>
+        <w:tc>
+          <w:tcPr>
+            <w:tcW w:w="2160" w:type="dxa"/>
             <w:shd w:val="clear" w:color="auto" w:fill="F4FAFA"/>
             <w:tcMar>
               <w:top w:w="100" w:type="dxa"/>
+              <w:left w:w="160" w:type="dxa"/>
               <w:bottom w:w="100" w:type="dxa"/>
-              <w:left w:w="160" w:type="dxa"/>
               <w:right w:w="160" w:type="dxa"/>
             </w:tcMar>
           </w:tcPr>
           <w:p>
-            <w:pPr>
-              <w:jc w:val="left"/>
-            </w:pPr>
             <w:r>
               <w:rPr>
                 <w:color w:val="1F2937"/>
@@ -5067,12 +4988,12 @@
         </w:tc>
         <w:tc>
           <w:tcPr>
-            <w:tcW w:type="dxa" w:w="1584"/>
+            <w:tcW w:w="1584" w:type="dxa"/>
             <w:shd w:val="clear" w:color="auto" w:fill="F4FAFA"/>
             <w:tcMar>
               <w:top w:w="100" w:type="dxa"/>
+              <w:left w:w="160" w:type="dxa"/>
               <w:bottom w:w="100" w:type="dxa"/>
-              <w:left w:w="160" w:type="dxa"/>
               <w:right w:w="160" w:type="dxa"/>
             </w:tcMar>
           </w:tcPr>
@@ -5091,19 +5012,16 @@
         </w:tc>
         <w:tc>
           <w:tcPr>
-            <w:tcW w:type="dxa" w:w="2592"/>
+            <w:tcW w:w="2592" w:type="dxa"/>
             <w:shd w:val="clear" w:color="auto" w:fill="F4FAFA"/>
             <w:tcMar>
               <w:top w:w="100" w:type="dxa"/>
+              <w:left w:w="160" w:type="dxa"/>
               <w:bottom w:w="100" w:type="dxa"/>
-              <w:left w:w="160" w:type="dxa"/>
               <w:right w:w="160" w:type="dxa"/>
             </w:tcMar>
           </w:tcPr>
           <w:p>
-            <w:pPr>
-              <w:jc w:val="left"/>
-            </w:pPr>
             <w:r>
               <w:rPr>
                 <w:color w:val="1F2937"/>
@@ -5115,19 +5033,16 @@
         </w:tc>
         <w:tc>
           <w:tcPr>
-            <w:tcW w:type="dxa" w:w="4032"/>
+            <w:tcW w:w="4032" w:type="dxa"/>
             <w:shd w:val="clear" w:color="auto" w:fill="F4FAFA"/>
             <w:tcMar>
               <w:top w:w="100" w:type="dxa"/>
+              <w:left w:w="160" w:type="dxa"/>
               <w:bottom w:w="100" w:type="dxa"/>
-              <w:left w:w="160" w:type="dxa"/>
               <w:right w:w="160" w:type="dxa"/>
             </w:tcMar>
           </w:tcPr>
           <w:p>
-            <w:pPr>
-              <w:jc w:val="left"/>
-            </w:pPr>
             <w:r>
               <w:rPr>
                 <w:color w:val="1F2937"/>
@@ -5139,21 +5054,21 @@
         </w:tc>
       </w:tr>
       <w:tr>
-        <w:tc>
-          <w:tcPr>
-            <w:tcW w:type="dxa" w:w="2160"/>
+        <w:trPr>
+          <w:jc w:val="center"/>
+        </w:trPr>
+        <w:tc>
+          <w:tcPr>
+            <w:tcW w:w="2160" w:type="dxa"/>
             <w:shd w:val="clear" w:color="auto" w:fill="FFFFFF"/>
             <w:tcMar>
               <w:top w:w="100" w:type="dxa"/>
+              <w:left w:w="160" w:type="dxa"/>
               <w:bottom w:w="100" w:type="dxa"/>
-              <w:left w:w="160" w:type="dxa"/>
               <w:right w:w="160" w:type="dxa"/>
             </w:tcMar>
           </w:tcPr>
           <w:p>
-            <w:pPr>
-              <w:jc w:val="left"/>
-            </w:pPr>
             <w:r>
               <w:rPr>
                 <w:color w:val="1F2937"/>
@@ -5165,12 +5080,12 @@
         </w:tc>
         <w:tc>
           <w:tcPr>
-            <w:tcW w:type="dxa" w:w="1584"/>
+            <w:tcW w:w="1584" w:type="dxa"/>
             <w:shd w:val="clear" w:color="auto" w:fill="FFFFFF"/>
             <w:tcMar>
               <w:top w:w="100" w:type="dxa"/>
+              <w:left w:w="160" w:type="dxa"/>
               <w:bottom w:w="100" w:type="dxa"/>
-              <w:left w:w="160" w:type="dxa"/>
               <w:right w:w="160" w:type="dxa"/>
             </w:tcMar>
           </w:tcPr>
@@ -5189,19 +5104,16 @@
         </w:tc>
         <w:tc>
           <w:tcPr>
-            <w:tcW w:type="dxa" w:w="2592"/>
+            <w:tcW w:w="2592" w:type="dxa"/>
             <w:shd w:val="clear" w:color="auto" w:fill="FFFFFF"/>
             <w:tcMar>
               <w:top w:w="100" w:type="dxa"/>
+              <w:left w:w="160" w:type="dxa"/>
               <w:bottom w:w="100" w:type="dxa"/>
-              <w:left w:w="160" w:type="dxa"/>
               <w:right w:w="160" w:type="dxa"/>
             </w:tcMar>
           </w:tcPr>
           <w:p>
-            <w:pPr>
-              <w:jc w:val="left"/>
-            </w:pPr>
             <w:r>
               <w:rPr>
                 <w:color w:val="1F2937"/>
@@ -5213,19 +5125,16 @@
         </w:tc>
         <w:tc>
           <w:tcPr>
-            <w:tcW w:type="dxa" w:w="4032"/>
+            <w:tcW w:w="4032" w:type="dxa"/>
             <w:shd w:val="clear" w:color="auto" w:fill="FFFFFF"/>
             <w:tcMar>
               <w:top w:w="100" w:type="dxa"/>
+              <w:left w:w="160" w:type="dxa"/>
               <w:bottom w:w="100" w:type="dxa"/>
-              <w:left w:w="160" w:type="dxa"/>
               <w:right w:w="160" w:type="dxa"/>
             </w:tcMar>
           </w:tcPr>
           <w:p>
-            <w:pPr>
-              <w:jc w:val="left"/>
-            </w:pPr>
             <w:r>
               <w:rPr>
                 <w:color w:val="1F2937"/>
@@ -5237,21 +5146,21 @@
         </w:tc>
       </w:tr>
       <w:tr>
-        <w:tc>
-          <w:tcPr>
-            <w:tcW w:type="dxa" w:w="2160"/>
+        <w:trPr>
+          <w:jc w:val="center"/>
+        </w:trPr>
+        <w:tc>
+          <w:tcPr>
+            <w:tcW w:w="2160" w:type="dxa"/>
             <w:shd w:val="clear" w:color="auto" w:fill="F4FAFA"/>
             <w:tcMar>
               <w:top w:w="100" w:type="dxa"/>
+              <w:left w:w="160" w:type="dxa"/>
               <w:bottom w:w="100" w:type="dxa"/>
-              <w:left w:w="160" w:type="dxa"/>
               <w:right w:w="160" w:type="dxa"/>
             </w:tcMar>
           </w:tcPr>
           <w:p>
-            <w:pPr>
-              <w:jc w:val="left"/>
-            </w:pPr>
             <w:r>
               <w:rPr>
                 <w:color w:val="1F2937"/>
@@ -5263,12 +5172,12 @@
         </w:tc>
         <w:tc>
           <w:tcPr>
-            <w:tcW w:type="dxa" w:w="1584"/>
+            <w:tcW w:w="1584" w:type="dxa"/>
             <w:shd w:val="clear" w:color="auto" w:fill="F4FAFA"/>
             <w:tcMar>
               <w:top w:w="100" w:type="dxa"/>
+              <w:left w:w="160" w:type="dxa"/>
               <w:bottom w:w="100" w:type="dxa"/>
-              <w:left w:w="160" w:type="dxa"/>
               <w:right w:w="160" w:type="dxa"/>
             </w:tcMar>
           </w:tcPr>
@@ -5287,19 +5196,16 @@
         </w:tc>
         <w:tc>
           <w:tcPr>
-            <w:tcW w:type="dxa" w:w="2592"/>
+            <w:tcW w:w="2592" w:type="dxa"/>
             <w:shd w:val="clear" w:color="auto" w:fill="F4FAFA"/>
             <w:tcMar>
               <w:top w:w="100" w:type="dxa"/>
+              <w:left w:w="160" w:type="dxa"/>
               <w:bottom w:w="100" w:type="dxa"/>
-              <w:left w:w="160" w:type="dxa"/>
               <w:right w:w="160" w:type="dxa"/>
             </w:tcMar>
           </w:tcPr>
           <w:p>
-            <w:pPr>
-              <w:jc w:val="left"/>
-            </w:pPr>
             <w:r>
               <w:rPr>
                 <w:color w:val="1F2937"/>
@@ -5311,19 +5217,16 @@
         </w:tc>
         <w:tc>
           <w:tcPr>
-            <w:tcW w:type="dxa" w:w="4032"/>
+            <w:tcW w:w="4032" w:type="dxa"/>
             <w:shd w:val="clear" w:color="auto" w:fill="F4FAFA"/>
             <w:tcMar>
               <w:top w:w="100" w:type="dxa"/>
+              <w:left w:w="160" w:type="dxa"/>
               <w:bottom w:w="100" w:type="dxa"/>
-              <w:left w:w="160" w:type="dxa"/>
               <w:right w:w="160" w:type="dxa"/>
             </w:tcMar>
           </w:tcPr>
           <w:p>
-            <w:pPr>
-              <w:jc w:val="left"/>
-            </w:pPr>
             <w:r>
               <w:rPr>
                 <w:color w:val="1F2937"/>
@@ -5335,21 +5238,21 @@
         </w:tc>
       </w:tr>
       <w:tr>
-        <w:tc>
-          <w:tcPr>
-            <w:tcW w:type="dxa" w:w="2160"/>
+        <w:trPr>
+          <w:jc w:val="center"/>
+        </w:trPr>
+        <w:tc>
+          <w:tcPr>
+            <w:tcW w:w="2160" w:type="dxa"/>
             <w:shd w:val="clear" w:color="auto" w:fill="FFFFFF"/>
             <w:tcMar>
               <w:top w:w="100" w:type="dxa"/>
+              <w:left w:w="160" w:type="dxa"/>
               <w:bottom w:w="100" w:type="dxa"/>
-              <w:left w:w="160" w:type="dxa"/>
               <w:right w:w="160" w:type="dxa"/>
             </w:tcMar>
           </w:tcPr>
           <w:p>
-            <w:pPr>
-              <w:jc w:val="left"/>
-            </w:pPr>
             <w:r>
               <w:rPr>
                 <w:color w:val="1F2937"/>
@@ -5361,12 +5264,12 @@
         </w:tc>
         <w:tc>
           <w:tcPr>
-            <w:tcW w:type="dxa" w:w="1584"/>
+            <w:tcW w:w="1584" w:type="dxa"/>
             <w:shd w:val="clear" w:color="auto" w:fill="FFFFFF"/>
             <w:tcMar>
               <w:top w:w="100" w:type="dxa"/>
+              <w:left w:w="160" w:type="dxa"/>
               <w:bottom w:w="100" w:type="dxa"/>
-              <w:left w:w="160" w:type="dxa"/>
               <w:right w:w="160" w:type="dxa"/>
             </w:tcMar>
           </w:tcPr>
@@ -5385,12 +5288,12 @@
         </w:tc>
         <w:tc>
           <w:tcPr>
-            <w:tcW w:type="dxa" w:w="2592"/>
+            <w:tcW w:w="2592" w:type="dxa"/>
             <w:shd w:val="clear" w:color="auto" w:fill="FFFFFF"/>
             <w:tcMar>
               <w:top w:w="100" w:type="dxa"/>
+              <w:left w:w="160" w:type="dxa"/>
               <w:bottom w:w="100" w:type="dxa"/>
-              <w:left w:w="160" w:type="dxa"/>
               <w:right w:w="160" w:type="dxa"/>
             </w:tcMar>
           </w:tcPr>
@@ -5409,19 +5312,16 @@
         </w:tc>
         <w:tc>
           <w:tcPr>
-            <w:tcW w:type="dxa" w:w="4032"/>
+            <w:tcW w:w="4032" w:type="dxa"/>
             <w:shd w:val="clear" w:color="auto" w:fill="FFFFFF"/>
             <w:tcMar>
               <w:top w:w="100" w:type="dxa"/>
+              <w:left w:w="160" w:type="dxa"/>
               <w:bottom w:w="100" w:type="dxa"/>
-              <w:left w:w="160" w:type="dxa"/>
               <w:right w:w="160" w:type="dxa"/>
             </w:tcMar>
           </w:tcPr>
           <w:p>
-            <w:pPr>
-              <w:jc w:val="left"/>
-            </w:pPr>
             <w:r>
               <w:rPr>
                 <w:color w:val="1F2937"/>
@@ -5451,14 +5351,13 @@
     </w:p>
     <w:p>
       <w:pPr>
-        <w:spacing w:after="120" w:line="276" w:lineRule="auto"/>
+        <w:spacing w:after="120"/>
         <w:jc w:val="both"/>
       </w:pPr>
       <w:r>
         <w:rPr>
           <w:rFonts w:ascii="Calibri" w:hAnsi="Calibri"/>
           <w:color w:val="1F2937"/>
-          <w:sz w:val="22"/>
         </w:rPr>
         <w:t>Because physiological variables span disparate physical scales — from small fractional creatinine readings (0.5 to 5.0 mg/dL) to wide systolic pressures (85 to 200 mmHg) — standardization is executed across all numerical features using Scikit-Learn's StandardScaler. Each continuous feature x is transformed to zero mean (μ = 0) and unit variance (σ = 1) via the standard Z-Score transform:</w:t>
       </w:r>
@@ -5469,22 +5368,26 @@
         <w:jc w:val="center"/>
       </w:pPr>
       <w:r>
+        <w:rPr>
+          <w:noProof/>
+        </w:rPr>
         <w:drawing>
-          <wp:inline xmlns:a="http://schemas.openxmlformats.org/drawingml/2006/main" xmlns:pic="http://schemas.openxmlformats.org/drawingml/2006/picture">
+          <wp:inline distT="0" distB="0" distL="0" distR="0" wp14:anchorId="375183F5" wp14:editId="4D402A64">
             <wp:extent cx="1645920" cy="698740"/>
+            <wp:effectExtent l="0" t="0" r="0" b="0"/>
             <wp:docPr id="3" name="Picture 3"/>
             <wp:cNvGraphicFramePr>
-              <a:graphicFrameLocks noChangeAspect="1"/>
+              <a:graphicFrameLocks xmlns:a="http://schemas.openxmlformats.org/drawingml/2006/main" noChangeAspect="1"/>
             </wp:cNvGraphicFramePr>
-            <a:graphic>
+            <a:graphic xmlns:a="http://schemas.openxmlformats.org/drawingml/2006/main">
               <a:graphicData uri="http://schemas.openxmlformats.org/drawingml/2006/picture">
-                <pic:pic>
+                <pic:pic xmlns:pic="http://schemas.openxmlformats.org/drawingml/2006/picture">
                   <pic:nvPicPr>
                     <pic:cNvPr id="0" name="eq_zscore.png"/>
                     <pic:cNvPicPr/>
                   </pic:nvPicPr>
                   <pic:blipFill>
-                    <a:blip r:embed="rId23"/>
+                    <a:blip r:embed="rId9"/>
                     <a:stretch>
                       <a:fillRect/>
                     </a:stretch>
@@ -5494,7 +5397,9 @@
                       <a:off x="0" y="0"/>
                       <a:ext cx="1645920" cy="698740"/>
                     </a:xfrm>
-                    <a:prstGeom prst="rect"/>
+                    <a:prstGeom prst="rect">
+                      <a:avLst/>
+                    </a:prstGeom>
                   </pic:spPr>
                 </pic:pic>
               </a:graphicData>
@@ -5505,7 +5410,6 @@
     </w:p>
     <w:p>
       <w:pPr>
-        <w:spacing w:after="200"/>
         <w:jc w:val="right"/>
       </w:pPr>
       <w:r>
@@ -5520,14 +5424,13 @@
     </w:p>
     <w:p>
       <w:pPr>
-        <w:spacing w:after="120" w:line="276" w:lineRule="auto"/>
+        <w:spacing w:after="120"/>
         <w:jc w:val="both"/>
       </w:pPr>
       <w:r>
         <w:rPr>
           <w:rFonts w:ascii="Calibri" w:hAnsi="Calibri"/>
           <w:color w:val="1F2937"/>
-          <w:sz w:val="22"/>
         </w:rPr>
         <w:t>Standardization ensures uniform feature scaling across both training and real-time REST API inference pipelines. The fitted mean and standard deviation parameters are atomically serialized into model/scaler.pkl, ensuring that new patient records received over HTTP POST /api/predict undergo identical mathematical transformation prior to evaluation by the Random Forest ensemble.</w:t>
       </w:r>
@@ -5549,23 +5452,21 @@
     </w:p>
     <w:p>
       <w:pPr>
-        <w:spacing w:after="120" w:line="276" w:lineRule="auto"/>
+        <w:spacing w:after="120"/>
         <w:jc w:val="both"/>
       </w:pPr>
       <w:r>
         <w:rPr>
           <w:rFonts w:ascii="Calibri" w:hAnsi="Calibri"/>
           <w:color w:val="1F2937"/>
-          <w:sz w:val="22"/>
         </w:rPr>
         <w:t>Rather than predicting continuous stay in fractional days — which clinicians find impractical for scheduling whole beds — the target variable is discretized into three operational tiers aligned with national hospital discharge benchmarks:</w:t>
       </w:r>
     </w:p>
     <w:tbl>
       <w:tblPr>
-        <w:tblW w:type="auto" w:w="0"/>
+        <w:tblW w:w="0" w:type="auto"/>
         <w:jc w:val="center"/>
-        <w:tblLook w:firstColumn="1" w:firstRow="1" w:lastColumn="0" w:lastRow="0" w:noHBand="0" w:noVBand="1" w:val="04A0"/>
         <w:tblBorders>
           <w:top w:val="single" w:sz="4" w:space="0" w:color="C2E3E6"/>
           <w:left w:val="single" w:sz="4" w:space="0" w:color="C2E3E6"/>
@@ -5574,22 +5475,26 @@
           <w:insideH w:val="single" w:sz="4" w:space="0" w:color="C2E3E6"/>
           <w:insideV w:val="single" w:sz="4" w:space="0" w:color="C2E3E6"/>
         </w:tblBorders>
+        <w:tblLook w:val="04A0" w:firstRow="1" w:lastRow="0" w:firstColumn="1" w:lastColumn="0" w:noHBand="0" w:noVBand="1"/>
       </w:tblPr>
       <w:tblGrid>
-        <w:gridCol w:w="2484"/>
-        <w:gridCol w:w="2484"/>
-        <w:gridCol w:w="2484"/>
-        <w:gridCol w:w="2484"/>
+        <w:gridCol w:w="1960"/>
+        <w:gridCol w:w="2053"/>
+        <w:gridCol w:w="3410"/>
+        <w:gridCol w:w="2503"/>
       </w:tblGrid>
       <w:tr>
-        <w:tc>
-          <w:tcPr>
-            <w:tcW w:type="dxa" w:w="2016"/>
+        <w:trPr>
+          <w:jc w:val="center"/>
+        </w:trPr>
+        <w:tc>
+          <w:tcPr>
+            <w:tcW w:w="2016" w:type="dxa"/>
             <w:shd w:val="clear" w:color="auto" w:fill="0A3641"/>
             <w:tcMar>
               <w:top w:w="140" w:type="dxa"/>
+              <w:left w:w="180" w:type="dxa"/>
               <w:bottom w:w="140" w:type="dxa"/>
-              <w:left w:w="180" w:type="dxa"/>
               <w:right w:w="180" w:type="dxa"/>
             </w:tcMar>
           </w:tcPr>
@@ -5603,18 +5508,19 @@
                 <w:color w:val="FFFFFF"/>
                 <w:sz w:val="20"/>
               </w:rPr>
+              <w:lastRenderedPageBreak/>
               <w:t>Operational Tier</w:t>
             </w:r>
           </w:p>
         </w:tc>
         <w:tc>
           <w:tcPr>
-            <w:tcW w:type="dxa" w:w="2160"/>
+            <w:tcW w:w="2160" w:type="dxa"/>
             <w:shd w:val="clear" w:color="auto" w:fill="0A3641"/>
             <w:tcMar>
               <w:top w:w="140" w:type="dxa"/>
+              <w:left w:w="180" w:type="dxa"/>
               <w:bottom w:w="140" w:type="dxa"/>
-              <w:left w:w="180" w:type="dxa"/>
               <w:right w:w="180" w:type="dxa"/>
             </w:tcMar>
           </w:tcPr>
@@ -5634,12 +5540,12 @@
         </w:tc>
         <w:tc>
           <w:tcPr>
-            <w:tcW w:type="dxa" w:w="3600"/>
+            <w:tcW w:w="3600" w:type="dxa"/>
             <w:shd w:val="clear" w:color="auto" w:fill="0A3641"/>
             <w:tcMar>
               <w:top w:w="140" w:type="dxa"/>
+              <w:left w:w="180" w:type="dxa"/>
               <w:bottom w:w="140" w:type="dxa"/>
-              <w:left w:w="180" w:type="dxa"/>
               <w:right w:w="180" w:type="dxa"/>
             </w:tcMar>
           </w:tcPr>
@@ -5659,12 +5565,12 @@
         </w:tc>
         <w:tc>
           <w:tcPr>
-            <w:tcW w:type="dxa" w:w="2592"/>
+            <w:tcW w:w="2592" w:type="dxa"/>
             <w:shd w:val="clear" w:color="auto" w:fill="0A3641"/>
             <w:tcMar>
               <w:top w:w="140" w:type="dxa"/>
+              <w:left w:w="180" w:type="dxa"/>
               <w:bottom w:w="140" w:type="dxa"/>
-              <w:left w:w="180" w:type="dxa"/>
               <w:right w:w="180" w:type="dxa"/>
             </w:tcMar>
           </w:tcPr>
@@ -5684,21 +5590,21 @@
         </w:tc>
       </w:tr>
       <w:tr>
-        <w:tc>
-          <w:tcPr>
-            <w:tcW w:type="dxa" w:w="2016"/>
+        <w:trPr>
+          <w:jc w:val="center"/>
+        </w:trPr>
+        <w:tc>
+          <w:tcPr>
+            <w:tcW w:w="2016" w:type="dxa"/>
             <w:shd w:val="clear" w:color="auto" w:fill="FFFFFF"/>
             <w:tcMar>
               <w:top w:w="100" w:type="dxa"/>
+              <w:left w:w="160" w:type="dxa"/>
               <w:bottom w:w="100" w:type="dxa"/>
-              <w:left w:w="160" w:type="dxa"/>
               <w:right w:w="160" w:type="dxa"/>
             </w:tcMar>
           </w:tcPr>
           <w:p>
-            <w:pPr>
-              <w:jc w:val="left"/>
-            </w:pPr>
             <w:r>
               <w:rPr>
                 <w:color w:val="1F2937"/>
@@ -5710,19 +5616,16 @@
         </w:tc>
         <w:tc>
           <w:tcPr>
-            <w:tcW w:type="dxa" w:w="2160"/>
+            <w:tcW w:w="2160" w:type="dxa"/>
             <w:shd w:val="clear" w:color="auto" w:fill="FFFFFF"/>
             <w:tcMar>
               <w:top w:w="100" w:type="dxa"/>
+              <w:left w:w="160" w:type="dxa"/>
               <w:bottom w:w="100" w:type="dxa"/>
-              <w:left w:w="160" w:type="dxa"/>
               <w:right w:w="160" w:type="dxa"/>
             </w:tcMar>
           </w:tcPr>
           <w:p>
-            <w:pPr>
-              <w:jc w:val="left"/>
-            </w:pPr>
             <w:r>
               <w:rPr>
                 <w:color w:val="1F2937"/>
@@ -5734,19 +5637,16 @@
         </w:tc>
         <w:tc>
           <w:tcPr>
-            <w:tcW w:type="dxa" w:w="3600"/>
+            <w:tcW w:w="3600" w:type="dxa"/>
             <w:shd w:val="clear" w:color="auto" w:fill="FFFFFF"/>
             <w:tcMar>
               <w:top w:w="100" w:type="dxa"/>
+              <w:left w:w="160" w:type="dxa"/>
               <w:bottom w:w="100" w:type="dxa"/>
-              <w:left w:w="160" w:type="dxa"/>
               <w:right w:w="160" w:type="dxa"/>
             </w:tcMar>
           </w:tcPr>
           <w:p>
-            <w:pPr>
-              <w:jc w:val="left"/>
-            </w:pPr>
             <w:r>
               <w:rPr>
                 <w:color w:val="1F2937"/>
@@ -5758,19 +5658,16 @@
         </w:tc>
         <w:tc>
           <w:tcPr>
-            <w:tcW w:type="dxa" w:w="2592"/>
+            <w:tcW w:w="2592" w:type="dxa"/>
             <w:shd w:val="clear" w:color="auto" w:fill="FFFFFF"/>
             <w:tcMar>
               <w:top w:w="100" w:type="dxa"/>
+              <w:left w:w="160" w:type="dxa"/>
               <w:bottom w:w="100" w:type="dxa"/>
-              <w:left w:w="160" w:type="dxa"/>
               <w:right w:w="160" w:type="dxa"/>
             </w:tcMar>
           </w:tcPr>
           <w:p>
-            <w:pPr>
-              <w:jc w:val="left"/>
-            </w:pPr>
             <w:r>
               <w:rPr>
                 <w:color w:val="1F2937"/>
@@ -5782,21 +5679,21 @@
         </w:tc>
       </w:tr>
       <w:tr>
-        <w:tc>
-          <w:tcPr>
-            <w:tcW w:type="dxa" w:w="2016"/>
+        <w:trPr>
+          <w:jc w:val="center"/>
+        </w:trPr>
+        <w:tc>
+          <w:tcPr>
+            <w:tcW w:w="2016" w:type="dxa"/>
             <w:shd w:val="clear" w:color="auto" w:fill="F4FAFA"/>
             <w:tcMar>
               <w:top w:w="100" w:type="dxa"/>
+              <w:left w:w="160" w:type="dxa"/>
               <w:bottom w:w="100" w:type="dxa"/>
-              <w:left w:w="160" w:type="dxa"/>
               <w:right w:w="160" w:type="dxa"/>
             </w:tcMar>
           </w:tcPr>
           <w:p>
-            <w:pPr>
-              <w:jc w:val="left"/>
-            </w:pPr>
             <w:r>
               <w:rPr>
                 <w:color w:val="1F2937"/>
@@ -5808,19 +5705,16 @@
         </w:tc>
         <w:tc>
           <w:tcPr>
-            <w:tcW w:type="dxa" w:w="2160"/>
+            <w:tcW w:w="2160" w:type="dxa"/>
             <w:shd w:val="clear" w:color="auto" w:fill="F4FAFA"/>
             <w:tcMar>
               <w:top w:w="100" w:type="dxa"/>
+              <w:left w:w="160" w:type="dxa"/>
               <w:bottom w:w="100" w:type="dxa"/>
-              <w:left w:w="160" w:type="dxa"/>
               <w:right w:w="160" w:type="dxa"/>
             </w:tcMar>
           </w:tcPr>
           <w:p>
-            <w:pPr>
-              <w:jc w:val="left"/>
-            </w:pPr>
             <w:r>
               <w:rPr>
                 <w:color w:val="1F2937"/>
@@ -5832,19 +5726,16 @@
         </w:tc>
         <w:tc>
           <w:tcPr>
-            <w:tcW w:type="dxa" w:w="3600"/>
+            <w:tcW w:w="3600" w:type="dxa"/>
             <w:shd w:val="clear" w:color="auto" w:fill="F4FAFA"/>
             <w:tcMar>
               <w:top w:w="100" w:type="dxa"/>
+              <w:left w:w="160" w:type="dxa"/>
               <w:bottom w:w="100" w:type="dxa"/>
-              <w:left w:w="160" w:type="dxa"/>
               <w:right w:w="160" w:type="dxa"/>
             </w:tcMar>
           </w:tcPr>
           <w:p>
-            <w:pPr>
-              <w:jc w:val="left"/>
-            </w:pPr>
             <w:r>
               <w:rPr>
                 <w:color w:val="1F2937"/>
@@ -5856,19 +5747,16 @@
         </w:tc>
         <w:tc>
           <w:tcPr>
-            <w:tcW w:type="dxa" w:w="2592"/>
+            <w:tcW w:w="2592" w:type="dxa"/>
             <w:shd w:val="clear" w:color="auto" w:fill="F4FAFA"/>
             <w:tcMar>
               <w:top w:w="100" w:type="dxa"/>
+              <w:left w:w="160" w:type="dxa"/>
               <w:bottom w:w="100" w:type="dxa"/>
-              <w:left w:w="160" w:type="dxa"/>
               <w:right w:w="160" w:type="dxa"/>
             </w:tcMar>
           </w:tcPr>
           <w:p>
-            <w:pPr>
-              <w:jc w:val="left"/>
-            </w:pPr>
             <w:r>
               <w:rPr>
                 <w:color w:val="1F2937"/>
@@ -5880,21 +5768,21 @@
         </w:tc>
       </w:tr>
       <w:tr>
-        <w:tc>
-          <w:tcPr>
-            <w:tcW w:type="dxa" w:w="2016"/>
+        <w:trPr>
+          <w:jc w:val="center"/>
+        </w:trPr>
+        <w:tc>
+          <w:tcPr>
+            <w:tcW w:w="2016" w:type="dxa"/>
             <w:shd w:val="clear" w:color="auto" w:fill="FFFFFF"/>
             <w:tcMar>
               <w:top w:w="100" w:type="dxa"/>
+              <w:left w:w="160" w:type="dxa"/>
               <w:bottom w:w="100" w:type="dxa"/>
-              <w:left w:w="160" w:type="dxa"/>
               <w:right w:w="160" w:type="dxa"/>
             </w:tcMar>
           </w:tcPr>
           <w:p>
-            <w:pPr>
-              <w:jc w:val="left"/>
-            </w:pPr>
             <w:r>
               <w:rPr>
                 <w:color w:val="1F2937"/>
@@ -5906,12 +5794,12 @@
         </w:tc>
         <w:tc>
           <w:tcPr>
-            <w:tcW w:type="dxa" w:w="2160"/>
+            <w:tcW w:w="2160" w:type="dxa"/>
             <w:shd w:val="clear" w:color="auto" w:fill="FFFFFF"/>
             <w:tcMar>
               <w:top w:w="100" w:type="dxa"/>
+              <w:left w:w="160" w:type="dxa"/>
               <w:bottom w:w="100" w:type="dxa"/>
-              <w:left w:w="160" w:type="dxa"/>
               <w:right w:w="160" w:type="dxa"/>
             </w:tcMar>
           </w:tcPr>
@@ -5930,19 +5818,16 @@
         </w:tc>
         <w:tc>
           <w:tcPr>
-            <w:tcW w:type="dxa" w:w="3600"/>
+            <w:tcW w:w="3600" w:type="dxa"/>
             <w:shd w:val="clear" w:color="auto" w:fill="FFFFFF"/>
             <w:tcMar>
               <w:top w:w="100" w:type="dxa"/>
+              <w:left w:w="160" w:type="dxa"/>
               <w:bottom w:w="100" w:type="dxa"/>
-              <w:left w:w="160" w:type="dxa"/>
               <w:right w:w="160" w:type="dxa"/>
             </w:tcMar>
           </w:tcPr>
           <w:p>
-            <w:pPr>
-              <w:jc w:val="left"/>
-            </w:pPr>
             <w:r>
               <w:rPr>
                 <w:color w:val="1F2937"/>
@@ -5954,19 +5839,16 @@
         </w:tc>
         <w:tc>
           <w:tcPr>
-            <w:tcW w:type="dxa" w:w="2592"/>
+            <w:tcW w:w="2592" w:type="dxa"/>
             <w:shd w:val="clear" w:color="auto" w:fill="FFFFFF"/>
             <w:tcMar>
               <w:top w:w="100" w:type="dxa"/>
+              <w:left w:w="160" w:type="dxa"/>
               <w:bottom w:w="100" w:type="dxa"/>
-              <w:left w:w="160" w:type="dxa"/>
               <w:right w:w="160" w:type="dxa"/>
             </w:tcMar>
           </w:tcPr>
           <w:p>
-            <w:pPr>
-              <w:jc w:val="left"/>
-            </w:pPr>
             <w:r>
               <w:rPr>
                 <w:color w:val="1F2937"/>
@@ -5996,19 +5878,19 @@
           <w:color w:val="0A3641"/>
           <w:sz w:val="30"/>
         </w:rPr>
+        <w:lastRenderedPageBreak/>
         <w:t>6. System Architecture &amp; Pipeline</w:t>
       </w:r>
     </w:p>
     <w:p>
       <w:pPr>
-        <w:spacing w:after="120" w:line="276" w:lineRule="auto"/>
+        <w:spacing w:after="120"/>
         <w:jc w:val="both"/>
       </w:pPr>
       <w:r>
         <w:rPr>
           <w:rFonts w:ascii="Calibri" w:hAnsi="Calibri"/>
           <w:color w:val="1F2937"/>
-          <w:sz w:val="22"/>
         </w:rPr>
         <w:t>The AI Hospital Management System is architected in accordance with a robust, enterprise-grade four-tier clinical pipeline. Each architectural layer maintains strict decoupling to ensure modularity, ease of audit, and independent scalability:</w:t>
       </w:r>
@@ -6016,14 +5898,13 @@
     <w:p>
       <w:pPr>
         <w:pStyle w:val="ListParagraph"/>
-        <w:spacing w:after="80" w:line="276" w:lineRule="auto"/>
+        <w:spacing w:after="80"/>
       </w:pPr>
       <w:r>
         <w:rPr>
           <w:rFonts w:ascii="Calibri" w:hAnsi="Calibri"/>
           <w:b/>
           <w:color w:val="1F2937"/>
-          <w:sz w:val="22"/>
         </w:rPr>
         <w:t>1. Clinical Data Ingestion &amp; Sanitization Tier:</w:t>
       </w:r>
@@ -6031,7 +5912,6 @@
         <w:rPr>
           <w:rFonts w:ascii="Calibri" w:hAnsi="Calibri"/>
           <w:color w:val="1F2937"/>
-          <w:sz w:val="22"/>
         </w:rPr>
         <w:t xml:space="preserve"> Ingests raw tabular clinical records, executes data type sanitization, handles missing values through median imputation, and clips non-physiological outliers (e.g., body temperature &gt; 42°C).</w:t>
       </w:r>
@@ -6039,14 +5919,13 @@
     <w:p>
       <w:pPr>
         <w:pStyle w:val="ListParagraph"/>
-        <w:spacing w:after="80" w:line="276" w:lineRule="auto"/>
+        <w:spacing w:after="80"/>
       </w:pPr>
       <w:r>
         <w:rPr>
           <w:rFonts w:ascii="Calibri" w:hAnsi="Calibri"/>
           <w:b/>
           <w:color w:val="1F2937"/>
-          <w:sz w:val="22"/>
         </w:rPr>
         <w:t>2. Clinical Feature Transformation Tier:</w:t>
       </w:r>
@@ -6054,7 +5933,6 @@
         <w:rPr>
           <w:rFonts w:ascii="Calibri" w:hAnsi="Calibri"/>
           <w:color w:val="1F2937"/>
-          <w:sz w:val="22"/>
         </w:rPr>
         <w:t xml:space="preserve"> Encodes categorical attributes via robust LabelEncoders, computes composite risk scores, normalizes numerical attributes using Scikit-Learn StandardScaler, and partitions data into an 80/20 stratified split (8,000 training records, 2,000 holdout test evaluations).</w:t>
       </w:r>
@@ -6062,14 +5940,13 @@
     <w:p>
       <w:pPr>
         <w:pStyle w:val="ListParagraph"/>
-        <w:spacing w:after="80" w:line="276" w:lineRule="auto"/>
+        <w:spacing w:after="80"/>
       </w:pPr>
       <w:r>
         <w:rPr>
           <w:rFonts w:ascii="Calibri" w:hAnsi="Calibri"/>
           <w:b/>
           <w:color w:val="1F2937"/>
-          <w:sz w:val="22"/>
         </w:rPr>
         <w:t>3. Ensemble Machine Learning Tier:</w:t>
       </w:r>
@@ -6077,7 +5954,6 @@
         <w:rPr>
           <w:rFonts w:ascii="Calibri" w:hAnsi="Calibri"/>
           <w:color w:val="1F2937"/>
-          <w:sz w:val="22"/>
         </w:rPr>
         <w:t xml:space="preserve"> A balanced ensemble of 200 de-correlated Decision Trees optimizing Gini impurity splits across random feature subspaces. Inherent out-of-bag validation ensures anti-overfitting regularization.</w:t>
       </w:r>
@@ -6085,14 +5961,13 @@
     <w:p>
       <w:pPr>
         <w:pStyle w:val="ListParagraph"/>
-        <w:spacing w:after="80" w:line="276" w:lineRule="auto"/>
+        <w:spacing w:after="80"/>
       </w:pPr>
       <w:r>
         <w:rPr>
           <w:rFonts w:ascii="Calibri" w:hAnsi="Calibri"/>
           <w:b/>
           <w:color w:val="1F2937"/>
-          <w:sz w:val="22"/>
         </w:rPr>
         <w:t>4. Application &amp; Presentation Tier:</w:t>
       </w:r>
@@ -6100,7 +5975,6 @@
         <w:rPr>
           <w:rFonts w:ascii="Calibri" w:hAnsi="Calibri"/>
           <w:color w:val="1F2937"/>
-          <w:sz w:val="22"/>
         </w:rPr>
         <w:t xml:space="preserve"> A multi-threaded Flask WSGI microservice exposing authenticated REST endpoints, coupled to a modern dark-mode glassmorphism web dashboard providing real-time triage intake, animated probability charts, and bed logistics guidance.</w:t>
       </w:r>
@@ -6122,14 +5996,13 @@
     </w:p>
     <w:p>
       <w:pPr>
-        <w:spacing w:after="120" w:line="276" w:lineRule="auto"/>
+        <w:spacing w:after="120"/>
         <w:jc w:val="both"/>
       </w:pPr>
       <w:r>
         <w:rPr>
           <w:rFonts w:ascii="Calibri" w:hAnsi="Calibri"/>
           <w:color w:val="1F2937"/>
-          <w:sz w:val="22"/>
         </w:rPr>
         <w:t>The end-to-end dataflow and computational architecture of the AI Hospital Management System is depicted in Figure 7.1. The workflow traces patient intake from point-of-care clinical observation through feature standardization, ensemble classification, and sub-30ms automated discharge guidance.</w:t>
       </w:r>
@@ -6140,22 +6013,27 @@
         <w:jc w:val="center"/>
       </w:pPr>
       <w:r>
+        <w:rPr>
+          <w:noProof/>
+        </w:rPr>
+        <w:lastRenderedPageBreak/>
         <w:drawing>
-          <wp:inline xmlns:a="http://schemas.openxmlformats.org/drawingml/2006/main" xmlns:pic="http://schemas.openxmlformats.org/drawingml/2006/picture">
+          <wp:inline distT="0" distB="0" distL="0" distR="0" wp14:anchorId="31A716BF" wp14:editId="72205DBF">
             <wp:extent cx="5486400" cy="6996418"/>
+            <wp:effectExtent l="0" t="0" r="0" b="0"/>
             <wp:docPr id="4" name="Picture 4"/>
             <wp:cNvGraphicFramePr>
-              <a:graphicFrameLocks noChangeAspect="1"/>
+              <a:graphicFrameLocks xmlns:a="http://schemas.openxmlformats.org/drawingml/2006/main" noChangeAspect="1"/>
             </wp:cNvGraphicFramePr>
-            <a:graphic>
+            <a:graphic xmlns:a="http://schemas.openxmlformats.org/drawingml/2006/main">
               <a:graphicData uri="http://schemas.openxmlformats.org/drawingml/2006/picture">
-                <pic:pic>
+                <pic:pic xmlns:pic="http://schemas.openxmlformats.org/drawingml/2006/picture">
                   <pic:nvPicPr>
                     <pic:cNvPr id="0" name="block_diagram.png"/>
                     <pic:cNvPicPr/>
                   </pic:nvPicPr>
                   <pic:blipFill>
-                    <a:blip r:embed="rId24"/>
+                    <a:blip r:embed="rId10"/>
                     <a:stretch>
                       <a:fillRect/>
                     </a:stretch>
@@ -6165,7 +6043,9 @@
                       <a:off x="0" y="0"/>
                       <a:ext cx="5486400" cy="6996418"/>
                     </a:xfrm>
-                    <a:prstGeom prst="rect"/>
+                    <a:prstGeom prst="rect">
+                      <a:avLst/>
+                    </a:prstGeom>
                   </pic:spPr>
                 </pic:pic>
               </a:graphicData>
@@ -6191,14 +6071,13 @@
     </w:p>
     <w:p>
       <w:pPr>
-        <w:spacing w:after="120" w:line="276" w:lineRule="auto"/>
+        <w:spacing w:after="120"/>
         <w:jc w:val="both"/>
       </w:pPr>
       <w:r>
         <w:rPr>
           <w:rFonts w:ascii="Calibri" w:hAnsi="Calibri"/>
           <w:color w:val="1F2937"/>
-          <w:sz w:val="22"/>
         </w:rPr>
         <w:t>As illustrated above, data flows unidirectionally from the Presentation Tier into the Microservice Tier. The incoming JSON payload is validated, passed through the serialized StandardScaler, and evaluated simultaneously across 200 decision trees. The resulting class vote tally is normalized into a calibrated probability vector, which drives the dashboard's visual triage alerts.</w:t>
       </w:r>
@@ -6220,6 +6099,7 @@
           <w:color w:val="0A3641"/>
           <w:sz w:val="30"/>
         </w:rPr>
+        <w:lastRenderedPageBreak/>
         <w:t>8. Working / Methodology</w:t>
       </w:r>
     </w:p>
@@ -6240,14 +6120,13 @@
     </w:p>
     <w:p>
       <w:pPr>
-        <w:spacing w:after="120" w:line="276" w:lineRule="auto"/>
+        <w:spacing w:after="120"/>
         <w:jc w:val="both"/>
       </w:pPr>
       <w:r>
         <w:rPr>
           <w:rFonts w:ascii="Calibri" w:hAnsi="Calibri"/>
           <w:color w:val="1F2937"/>
-          <w:sz w:val="22"/>
         </w:rPr>
         <w:t>During Phase 1, generate_dataset.py produces the 10,000 synthetic clinical records. Physiological dependencies are deterministically injected based on clinical guidelines: elderly age contributes +0.04 days/year; ICU admission adds +2.8 days; each Charlson comorbidity adds +0.5 days; and acute kidney injury (creatinine &gt; 1.5) adds +1.2 days. Realistic biological noise is introduced via a Gaussian perturbation (σ = 0.8 days). In Phase 2, the continuous stay is mapped into discrete classes and standardized using the Z-Score transform (Eq. 5.1).</w:t>
       </w:r>
@@ -6269,14 +6148,13 @@
     </w:p>
     <w:p>
       <w:pPr>
-        <w:spacing w:after="120" w:line="276" w:lineRule="auto"/>
+        <w:spacing w:after="120"/>
         <w:jc w:val="both"/>
       </w:pPr>
       <w:r>
         <w:rPr>
           <w:rFonts w:ascii="Calibri" w:hAnsi="Calibri"/>
           <w:color w:val="1F2937"/>
-          <w:sz w:val="22"/>
         </w:rPr>
         <w:t>A Random Forest is a meta-estimator that fits B = 200 de-correlated decision trees on various sub-samples of the dataset. At each candidate node split, the optimal feature threshold is determined by minimizing the Gini Impurity criterion:</w:t>
       </w:r>
@@ -6287,22 +6165,26 @@
         <w:jc w:val="center"/>
       </w:pPr>
       <w:r>
+        <w:rPr>
+          <w:noProof/>
+        </w:rPr>
         <w:drawing>
-          <wp:inline xmlns:a="http://schemas.openxmlformats.org/drawingml/2006/main" xmlns:pic="http://schemas.openxmlformats.org/drawingml/2006/picture">
+          <wp:inline distT="0" distB="0" distL="0" distR="0" wp14:anchorId="5EB969B6" wp14:editId="0A1958BE">
             <wp:extent cx="2286000" cy="721297"/>
+            <wp:effectExtent l="0" t="0" r="0" b="0"/>
             <wp:docPr id="5" name="Picture 5"/>
             <wp:cNvGraphicFramePr>
-              <a:graphicFrameLocks noChangeAspect="1"/>
+              <a:graphicFrameLocks xmlns:a="http://schemas.openxmlformats.org/drawingml/2006/main" noChangeAspect="1"/>
             </wp:cNvGraphicFramePr>
-            <a:graphic>
+            <a:graphic xmlns:a="http://schemas.openxmlformats.org/drawingml/2006/main">
               <a:graphicData uri="http://schemas.openxmlformats.org/drawingml/2006/picture">
-                <pic:pic>
+                <pic:pic xmlns:pic="http://schemas.openxmlformats.org/drawingml/2006/picture">
                   <pic:nvPicPr>
                     <pic:cNvPr id="0" name="eq_gini.png"/>
                     <pic:cNvPicPr/>
                   </pic:nvPicPr>
                   <pic:blipFill>
-                    <a:blip r:embed="rId25"/>
+                    <a:blip r:embed="rId11"/>
                     <a:stretch>
                       <a:fillRect/>
                     </a:stretch>
@@ -6312,7 +6194,9 @@
                       <a:off x="0" y="0"/>
                       <a:ext cx="2286000" cy="721297"/>
                     </a:xfrm>
-                    <a:prstGeom prst="rect"/>
+                    <a:prstGeom prst="rect">
+                      <a:avLst/>
+                    </a:prstGeom>
                   </pic:spPr>
                 </pic:pic>
               </a:graphicData>
@@ -6323,7 +6207,6 @@
     </w:p>
     <w:p>
       <w:pPr>
-        <w:spacing w:after="200"/>
         <w:jc w:val="right"/>
       </w:pPr>
       <w:r>
@@ -6338,14 +6221,13 @@
     </w:p>
     <w:p>
       <w:pPr>
-        <w:spacing w:after="120" w:line="276" w:lineRule="auto"/>
+        <w:spacing w:after="120"/>
         <w:jc w:val="both"/>
       </w:pPr>
       <w:r>
         <w:rPr>
           <w:rFonts w:ascii="Calibri" w:hAnsi="Calibri"/>
           <w:color w:val="1F2937"/>
-          <w:sz w:val="22"/>
         </w:rPr>
         <w:t>where p(i|t) represents the conditional probability that a randomly chosen patient at node t belongs to Length-of-Stay class i. To achieve maximum de-correlation among trees, each split considers only a random feature subset of size m = √17 ≈ 4 features. The overall ensemble prediction across B = 200 trees is calculated via majority vote aggregation:</w:t>
       </w:r>
@@ -6356,22 +6238,26 @@
         <w:jc w:val="center"/>
       </w:pPr>
       <w:r>
+        <w:rPr>
+          <w:noProof/>
+        </w:rPr>
         <w:drawing>
-          <wp:inline xmlns:a="http://schemas.openxmlformats.org/drawingml/2006/main" xmlns:pic="http://schemas.openxmlformats.org/drawingml/2006/picture">
+          <wp:inline distT="0" distB="0" distL="0" distR="0" wp14:anchorId="096E1A8A" wp14:editId="5FFCC55F">
             <wp:extent cx="2926080" cy="607918"/>
+            <wp:effectExtent l="0" t="0" r="0" b="0"/>
             <wp:docPr id="6" name="Picture 6"/>
             <wp:cNvGraphicFramePr>
-              <a:graphicFrameLocks noChangeAspect="1"/>
+              <a:graphicFrameLocks xmlns:a="http://schemas.openxmlformats.org/drawingml/2006/main" noChangeAspect="1"/>
             </wp:cNvGraphicFramePr>
-            <a:graphic>
+            <a:graphic xmlns:a="http://schemas.openxmlformats.org/drawingml/2006/main">
               <a:graphicData uri="http://schemas.openxmlformats.org/drawingml/2006/picture">
-                <pic:pic>
+                <pic:pic xmlns:pic="http://schemas.openxmlformats.org/drawingml/2006/picture">
                   <pic:nvPicPr>
                     <pic:cNvPr id="0" name="eq_ensemble.png"/>
                     <pic:cNvPicPr/>
                   </pic:nvPicPr>
                   <pic:blipFill>
-                    <a:blip r:embed="rId26"/>
+                    <a:blip r:embed="rId12"/>
                     <a:stretch>
                       <a:fillRect/>
                     </a:stretch>
@@ -6381,7 +6267,9 @@
                       <a:off x="0" y="0"/>
                       <a:ext cx="2926080" cy="607918"/>
                     </a:xfrm>
-                    <a:prstGeom prst="rect"/>
+                    <a:prstGeom prst="rect">
+                      <a:avLst/>
+                    </a:prstGeom>
                   </pic:spPr>
                 </pic:pic>
               </a:graphicData>
@@ -6392,7 +6280,6 @@
     </w:p>
     <w:p>
       <w:pPr>
-        <w:spacing w:after="200"/>
         <w:jc w:val="right"/>
       </w:pPr>
       <w:r>
@@ -6422,14 +6309,13 @@
     </w:p>
     <w:p>
       <w:pPr>
-        <w:spacing w:after="120" w:line="276" w:lineRule="auto"/>
+        <w:spacing w:after="120"/>
         <w:jc w:val="both"/>
       </w:pPr>
       <w:r>
         <w:rPr>
           <w:rFonts w:ascii="Calibri" w:hAnsi="Calibri"/>
           <w:color w:val="1F2937"/>
-          <w:sz w:val="22"/>
         </w:rPr>
         <w:t>Rather than relying strictly on the discrete argmax class, the system computes the continuous probability of each LOS class by calculating the proportion of individual trees in the forest that vote for that specific category:</w:t>
       </w:r>
@@ -6440,22 +6326,26 @@
         <w:jc w:val="center"/>
       </w:pPr>
       <w:r>
+        <w:rPr>
+          <w:noProof/>
+        </w:rPr>
         <w:drawing>
-          <wp:inline xmlns:a="http://schemas.openxmlformats.org/drawingml/2006/main" xmlns:pic="http://schemas.openxmlformats.org/drawingml/2006/picture">
+          <wp:inline distT="0" distB="0" distL="0" distR="0" wp14:anchorId="7F2CB1E9" wp14:editId="70B24721">
             <wp:extent cx="2560320" cy="569210"/>
+            <wp:effectExtent l="0" t="0" r="0" b="0"/>
             <wp:docPr id="7" name="Picture 7"/>
             <wp:cNvGraphicFramePr>
-              <a:graphicFrameLocks noChangeAspect="1"/>
+              <a:graphicFrameLocks xmlns:a="http://schemas.openxmlformats.org/drawingml/2006/main" noChangeAspect="1"/>
             </wp:cNvGraphicFramePr>
-            <a:graphic>
+            <a:graphic xmlns:a="http://schemas.openxmlformats.org/drawingml/2006/main">
               <a:graphicData uri="http://schemas.openxmlformats.org/drawingml/2006/picture">
-                <pic:pic>
+                <pic:pic xmlns:pic="http://schemas.openxmlformats.org/drawingml/2006/picture">
                   <pic:nvPicPr>
                     <pic:cNvPr id="0" name="eq_prob.png"/>
                     <pic:cNvPicPr/>
                   </pic:nvPicPr>
                   <pic:blipFill>
-                    <a:blip r:embed="rId27"/>
+                    <a:blip r:embed="rId13"/>
                     <a:stretch>
                       <a:fillRect/>
                     </a:stretch>
@@ -6465,7 +6355,9 @@
                       <a:off x="0" y="0"/>
                       <a:ext cx="2560320" cy="569210"/>
                     </a:xfrm>
-                    <a:prstGeom prst="rect"/>
+                    <a:prstGeom prst="rect">
+                      <a:avLst/>
+                    </a:prstGeom>
                   </pic:spPr>
                 </pic:pic>
               </a:graphicData>
@@ -6476,7 +6368,6 @@
     </w:p>
     <w:p>
       <w:pPr>
-        <w:spacing w:after="200"/>
         <w:jc w:val="right"/>
       </w:pPr>
       <w:r>
@@ -6491,14 +6382,13 @@
     </w:p>
     <w:p>
       <w:pPr>
-        <w:spacing w:after="120" w:line="276" w:lineRule="auto"/>
+        <w:spacing w:after="120"/>
         <w:jc w:val="both"/>
       </w:pPr>
       <w:r>
         <w:rPr>
           <w:rFonts w:ascii="Calibri" w:hAnsi="Calibri"/>
           <w:color w:val="1F2937"/>
-          <w:sz w:val="22"/>
         </w:rPr>
         <w:t>This continuous probability vector [P(Short), P(Medium), P(Long)] is critical for clinical triage. If P(Long) exceeds 40%, the system triggers an immediate high-stay warning, alerting bed managers to reserve post-acute resources even if Medium is the technical plurality winner.</w:t>
       </w:r>
@@ -6515,19 +6405,19 @@
           <w:color w:val="008C95"/>
           <w:sz w:val="25"/>
         </w:rPr>
+        <w:lastRenderedPageBreak/>
         <w:t>8.4 Phase 5: REST API Inference &amp; Clinical UI Serving</w:t>
       </w:r>
     </w:p>
     <w:p>
       <w:pPr>
-        <w:spacing w:after="120" w:line="276" w:lineRule="auto"/>
+        <w:spacing w:after="120"/>
         <w:jc w:val="both"/>
       </w:pPr>
       <w:r>
         <w:rPr>
           <w:rFonts w:ascii="Calibri" w:hAnsi="Calibri"/>
           <w:color w:val="1F2937"/>
-          <w:sz w:val="22"/>
         </w:rPr>
         <w:t>The trained model and preprocessors are packaged into the Flask runtime (app.py). When a clinician submits patient parameters via the dashboard, a POST request is dispatched to /api/predict. The inference handler executes feature vectorization, applies standard scaling, executes model.predict_proba(), and returns structured JSON with sub-30ms latency.</w:t>
       </w:r>
@@ -6549,6 +6439,7 @@
           <w:color w:val="0A3641"/>
           <w:sz w:val="30"/>
         </w:rPr>
+        <w:lastRenderedPageBreak/>
         <w:t>9. Software Implementation &amp; Random Forest Model Code</w:t>
       </w:r>
     </w:p>
@@ -6569,9 +6460,8 @@
     </w:p>
     <w:tbl>
       <w:tblPr>
-        <w:tblW w:type="auto" w:w="0"/>
+        <w:tblW w:w="0" w:type="auto"/>
         <w:jc w:val="center"/>
-        <w:tblLook w:firstColumn="1" w:firstRow="1" w:lastColumn="0" w:lastRow="0" w:noHBand="0" w:noVBand="1" w:val="04A0"/>
         <w:tblBorders>
           <w:top w:val="single" w:sz="4" w:space="0" w:color="C2E3E6"/>
           <w:left w:val="single" w:sz="4" w:space="0" w:color="C2E3E6"/>
@@ -6580,21 +6470,25 @@
           <w:insideH w:val="single" w:sz="4" w:space="0" w:color="C2E3E6"/>
           <w:insideV w:val="single" w:sz="4" w:space="0" w:color="C2E3E6"/>
         </w:tblBorders>
+        <w:tblLook w:val="04A0" w:firstRow="1" w:lastRow="0" w:firstColumn="1" w:lastColumn="0" w:noHBand="0" w:noVBand="1"/>
       </w:tblPr>
       <w:tblGrid>
-        <w:gridCol w:w="3312"/>
-        <w:gridCol w:w="3312"/>
-        <w:gridCol w:w="3312"/>
+        <w:gridCol w:w="2537"/>
+        <w:gridCol w:w="2228"/>
+        <w:gridCol w:w="5161"/>
       </w:tblGrid>
       <w:tr>
-        <w:tc>
-          <w:tcPr>
-            <w:tcW w:type="dxa" w:w="2592"/>
+        <w:trPr>
+          <w:jc w:val="center"/>
+        </w:trPr>
+        <w:tc>
+          <w:tcPr>
+            <w:tcW w:w="2592" w:type="dxa"/>
             <w:shd w:val="clear" w:color="auto" w:fill="0A3641"/>
             <w:tcMar>
               <w:top w:w="140" w:type="dxa"/>
+              <w:left w:w="180" w:type="dxa"/>
               <w:bottom w:w="140" w:type="dxa"/>
-              <w:left w:w="180" w:type="dxa"/>
               <w:right w:w="180" w:type="dxa"/>
             </w:tcMar>
           </w:tcPr>
@@ -6614,12 +6508,12 @@
         </w:tc>
         <w:tc>
           <w:tcPr>
-            <w:tcW w:type="dxa" w:w="2304"/>
+            <w:tcW w:w="2304" w:type="dxa"/>
             <w:shd w:val="clear" w:color="auto" w:fill="0A3641"/>
             <w:tcMar>
               <w:top w:w="140" w:type="dxa"/>
+              <w:left w:w="180" w:type="dxa"/>
               <w:bottom w:w="140" w:type="dxa"/>
-              <w:left w:w="180" w:type="dxa"/>
               <w:right w:w="180" w:type="dxa"/>
             </w:tcMar>
           </w:tcPr>
@@ -6639,12 +6533,12 @@
         </w:tc>
         <w:tc>
           <w:tcPr>
-            <w:tcW w:type="dxa" w:w="5472"/>
+            <w:tcW w:w="5472" w:type="dxa"/>
             <w:shd w:val="clear" w:color="auto" w:fill="0A3641"/>
             <w:tcMar>
               <w:top w:w="140" w:type="dxa"/>
+              <w:left w:w="180" w:type="dxa"/>
               <w:bottom w:w="140" w:type="dxa"/>
-              <w:left w:w="180" w:type="dxa"/>
               <w:right w:w="180" w:type="dxa"/>
             </w:tcMar>
           </w:tcPr>
@@ -6664,21 +6558,21 @@
         </w:tc>
       </w:tr>
       <w:tr>
-        <w:tc>
-          <w:tcPr>
-            <w:tcW w:type="dxa" w:w="2592"/>
+        <w:trPr>
+          <w:jc w:val="center"/>
+        </w:trPr>
+        <w:tc>
+          <w:tcPr>
+            <w:tcW w:w="2592" w:type="dxa"/>
             <w:shd w:val="clear" w:color="auto" w:fill="FFFFFF"/>
             <w:tcMar>
               <w:top w:w="100" w:type="dxa"/>
+              <w:left w:w="160" w:type="dxa"/>
               <w:bottom w:w="100" w:type="dxa"/>
-              <w:left w:w="160" w:type="dxa"/>
               <w:right w:w="160" w:type="dxa"/>
             </w:tcMar>
           </w:tcPr>
           <w:p>
-            <w:pPr>
-              <w:jc w:val="left"/>
-            </w:pPr>
             <w:r>
               <w:rPr>
                 <w:color w:val="1F2937"/>
@@ -6690,12 +6584,12 @@
         </w:tc>
         <w:tc>
           <w:tcPr>
-            <w:tcW w:type="dxa" w:w="2304"/>
+            <w:tcW w:w="2304" w:type="dxa"/>
             <w:shd w:val="clear" w:color="auto" w:fill="FFFFFF"/>
             <w:tcMar>
               <w:top w:w="100" w:type="dxa"/>
+              <w:left w:w="160" w:type="dxa"/>
               <w:bottom w:w="100" w:type="dxa"/>
-              <w:left w:w="160" w:type="dxa"/>
               <w:right w:w="160" w:type="dxa"/>
             </w:tcMar>
           </w:tcPr>
@@ -6714,19 +6608,16 @@
         </w:tc>
         <w:tc>
           <w:tcPr>
-            <w:tcW w:type="dxa" w:w="5472"/>
+            <w:tcW w:w="5472" w:type="dxa"/>
             <w:shd w:val="clear" w:color="auto" w:fill="FFFFFF"/>
             <w:tcMar>
               <w:top w:w="100" w:type="dxa"/>
+              <w:left w:w="160" w:type="dxa"/>
               <w:bottom w:w="100" w:type="dxa"/>
-              <w:left w:w="160" w:type="dxa"/>
               <w:right w:w="160" w:type="dxa"/>
             </w:tcMar>
           </w:tcPr>
           <w:p>
-            <w:pPr>
-              <w:jc w:val="left"/>
-            </w:pPr>
             <w:r>
               <w:rPr>
                 <w:color w:val="1F2937"/>
@@ -6738,21 +6629,21 @@
         </w:tc>
       </w:tr>
       <w:tr>
-        <w:tc>
-          <w:tcPr>
-            <w:tcW w:type="dxa" w:w="2592"/>
+        <w:trPr>
+          <w:jc w:val="center"/>
+        </w:trPr>
+        <w:tc>
+          <w:tcPr>
+            <w:tcW w:w="2592" w:type="dxa"/>
             <w:shd w:val="clear" w:color="auto" w:fill="F4FAFA"/>
             <w:tcMar>
               <w:top w:w="100" w:type="dxa"/>
+              <w:left w:w="160" w:type="dxa"/>
               <w:bottom w:w="100" w:type="dxa"/>
-              <w:left w:w="160" w:type="dxa"/>
               <w:right w:w="160" w:type="dxa"/>
             </w:tcMar>
           </w:tcPr>
           <w:p>
-            <w:pPr>
-              <w:jc w:val="left"/>
-            </w:pPr>
             <w:r>
               <w:rPr>
                 <w:color w:val="1F2937"/>
@@ -6764,12 +6655,12 @@
         </w:tc>
         <w:tc>
           <w:tcPr>
-            <w:tcW w:type="dxa" w:w="2304"/>
+            <w:tcW w:w="2304" w:type="dxa"/>
             <w:shd w:val="clear" w:color="auto" w:fill="F4FAFA"/>
             <w:tcMar>
               <w:top w:w="100" w:type="dxa"/>
+              <w:left w:w="160" w:type="dxa"/>
               <w:bottom w:w="100" w:type="dxa"/>
-              <w:left w:w="160" w:type="dxa"/>
               <w:right w:w="160" w:type="dxa"/>
             </w:tcMar>
           </w:tcPr>
@@ -6788,19 +6679,16 @@
         </w:tc>
         <w:tc>
           <w:tcPr>
-            <w:tcW w:type="dxa" w:w="5472"/>
+            <w:tcW w:w="5472" w:type="dxa"/>
             <w:shd w:val="clear" w:color="auto" w:fill="F4FAFA"/>
             <w:tcMar>
               <w:top w:w="100" w:type="dxa"/>
+              <w:left w:w="160" w:type="dxa"/>
               <w:bottom w:w="100" w:type="dxa"/>
-              <w:left w:w="160" w:type="dxa"/>
               <w:right w:w="160" w:type="dxa"/>
             </w:tcMar>
           </w:tcPr>
           <w:p>
-            <w:pPr>
-              <w:jc w:val="left"/>
-            </w:pPr>
             <w:r>
               <w:rPr>
                 <w:color w:val="1F2937"/>
@@ -6812,21 +6700,21 @@
         </w:tc>
       </w:tr>
       <w:tr>
-        <w:tc>
-          <w:tcPr>
-            <w:tcW w:type="dxa" w:w="2592"/>
+        <w:trPr>
+          <w:jc w:val="center"/>
+        </w:trPr>
+        <w:tc>
+          <w:tcPr>
+            <w:tcW w:w="2592" w:type="dxa"/>
             <w:shd w:val="clear" w:color="auto" w:fill="FFFFFF"/>
             <w:tcMar>
               <w:top w:w="100" w:type="dxa"/>
+              <w:left w:w="160" w:type="dxa"/>
               <w:bottom w:w="100" w:type="dxa"/>
-              <w:left w:w="160" w:type="dxa"/>
               <w:right w:w="160" w:type="dxa"/>
             </w:tcMar>
           </w:tcPr>
           <w:p>
-            <w:pPr>
-              <w:jc w:val="left"/>
-            </w:pPr>
             <w:r>
               <w:rPr>
                 <w:color w:val="1F2937"/>
@@ -6838,12 +6726,12 @@
         </w:tc>
         <w:tc>
           <w:tcPr>
-            <w:tcW w:type="dxa" w:w="2304"/>
+            <w:tcW w:w="2304" w:type="dxa"/>
             <w:shd w:val="clear" w:color="auto" w:fill="FFFFFF"/>
             <w:tcMar>
               <w:top w:w="100" w:type="dxa"/>
+              <w:left w:w="160" w:type="dxa"/>
               <w:bottom w:w="100" w:type="dxa"/>
-              <w:left w:w="160" w:type="dxa"/>
               <w:right w:w="160" w:type="dxa"/>
             </w:tcMar>
           </w:tcPr>
@@ -6862,19 +6750,16 @@
         </w:tc>
         <w:tc>
           <w:tcPr>
-            <w:tcW w:type="dxa" w:w="5472"/>
+            <w:tcW w:w="5472" w:type="dxa"/>
             <w:shd w:val="clear" w:color="auto" w:fill="FFFFFF"/>
             <w:tcMar>
               <w:top w:w="100" w:type="dxa"/>
+              <w:left w:w="160" w:type="dxa"/>
               <w:bottom w:w="100" w:type="dxa"/>
-              <w:left w:w="160" w:type="dxa"/>
               <w:right w:w="160" w:type="dxa"/>
             </w:tcMar>
           </w:tcPr>
           <w:p>
-            <w:pPr>
-              <w:jc w:val="left"/>
-            </w:pPr>
             <w:r>
               <w:rPr>
                 <w:color w:val="1F2937"/>
@@ -6886,21 +6771,21 @@
         </w:tc>
       </w:tr>
       <w:tr>
-        <w:tc>
-          <w:tcPr>
-            <w:tcW w:type="dxa" w:w="2592"/>
+        <w:trPr>
+          <w:jc w:val="center"/>
+        </w:trPr>
+        <w:tc>
+          <w:tcPr>
+            <w:tcW w:w="2592" w:type="dxa"/>
             <w:shd w:val="clear" w:color="auto" w:fill="F4FAFA"/>
             <w:tcMar>
               <w:top w:w="100" w:type="dxa"/>
+              <w:left w:w="160" w:type="dxa"/>
               <w:bottom w:w="100" w:type="dxa"/>
-              <w:left w:w="160" w:type="dxa"/>
               <w:right w:w="160" w:type="dxa"/>
             </w:tcMar>
           </w:tcPr>
           <w:p>
-            <w:pPr>
-              <w:jc w:val="left"/>
-            </w:pPr>
             <w:r>
               <w:rPr>
                 <w:color w:val="1F2937"/>
@@ -6912,12 +6797,12 @@
         </w:tc>
         <w:tc>
           <w:tcPr>
-            <w:tcW w:type="dxa" w:w="2304"/>
+            <w:tcW w:w="2304" w:type="dxa"/>
             <w:shd w:val="clear" w:color="auto" w:fill="F4FAFA"/>
             <w:tcMar>
               <w:top w:w="100" w:type="dxa"/>
+              <w:left w:w="160" w:type="dxa"/>
               <w:bottom w:w="100" w:type="dxa"/>
-              <w:left w:w="160" w:type="dxa"/>
               <w:right w:w="160" w:type="dxa"/>
             </w:tcMar>
           </w:tcPr>
@@ -6936,19 +6821,16 @@
         </w:tc>
         <w:tc>
           <w:tcPr>
-            <w:tcW w:type="dxa" w:w="5472"/>
+            <w:tcW w:w="5472" w:type="dxa"/>
             <w:shd w:val="clear" w:color="auto" w:fill="F4FAFA"/>
             <w:tcMar>
               <w:top w:w="100" w:type="dxa"/>
+              <w:left w:w="160" w:type="dxa"/>
               <w:bottom w:w="100" w:type="dxa"/>
-              <w:left w:w="160" w:type="dxa"/>
               <w:right w:w="160" w:type="dxa"/>
             </w:tcMar>
           </w:tcPr>
           <w:p>
-            <w:pPr>
-              <w:jc w:val="left"/>
-            </w:pPr>
             <w:r>
               <w:rPr>
                 <w:color w:val="1F2937"/>
@@ -6960,21 +6842,21 @@
         </w:tc>
       </w:tr>
       <w:tr>
-        <w:tc>
-          <w:tcPr>
-            <w:tcW w:type="dxa" w:w="2592"/>
+        <w:trPr>
+          <w:jc w:val="center"/>
+        </w:trPr>
+        <w:tc>
+          <w:tcPr>
+            <w:tcW w:w="2592" w:type="dxa"/>
             <w:shd w:val="clear" w:color="auto" w:fill="FFFFFF"/>
             <w:tcMar>
               <w:top w:w="100" w:type="dxa"/>
+              <w:left w:w="160" w:type="dxa"/>
               <w:bottom w:w="100" w:type="dxa"/>
-              <w:left w:w="160" w:type="dxa"/>
               <w:right w:w="160" w:type="dxa"/>
             </w:tcMar>
           </w:tcPr>
           <w:p>
-            <w:pPr>
-              <w:jc w:val="left"/>
-            </w:pPr>
             <w:r>
               <w:rPr>
                 <w:color w:val="1F2937"/>
@@ -6986,12 +6868,12 @@
         </w:tc>
         <w:tc>
           <w:tcPr>
-            <w:tcW w:type="dxa" w:w="2304"/>
+            <w:tcW w:w="2304" w:type="dxa"/>
             <w:shd w:val="clear" w:color="auto" w:fill="FFFFFF"/>
             <w:tcMar>
               <w:top w:w="100" w:type="dxa"/>
+              <w:left w:w="160" w:type="dxa"/>
               <w:bottom w:w="100" w:type="dxa"/>
-              <w:left w:w="160" w:type="dxa"/>
               <w:right w:w="160" w:type="dxa"/>
             </w:tcMar>
           </w:tcPr>
@@ -7010,19 +6892,16 @@
         </w:tc>
         <w:tc>
           <w:tcPr>
-            <w:tcW w:type="dxa" w:w="5472"/>
+            <w:tcW w:w="5472" w:type="dxa"/>
             <w:shd w:val="clear" w:color="auto" w:fill="FFFFFF"/>
             <w:tcMar>
               <w:top w:w="100" w:type="dxa"/>
+              <w:left w:w="160" w:type="dxa"/>
               <w:bottom w:w="100" w:type="dxa"/>
-              <w:left w:w="160" w:type="dxa"/>
               <w:right w:w="160" w:type="dxa"/>
             </w:tcMar>
           </w:tcPr>
           <w:p>
-            <w:pPr>
-              <w:jc w:val="left"/>
-            </w:pPr>
             <w:r>
               <w:rPr>
                 <w:color w:val="1F2937"/>
@@ -7034,21 +6913,21 @@
         </w:tc>
       </w:tr>
       <w:tr>
-        <w:tc>
-          <w:tcPr>
-            <w:tcW w:type="dxa" w:w="2592"/>
+        <w:trPr>
+          <w:jc w:val="center"/>
+        </w:trPr>
+        <w:tc>
+          <w:tcPr>
+            <w:tcW w:w="2592" w:type="dxa"/>
             <w:shd w:val="clear" w:color="auto" w:fill="F4FAFA"/>
             <w:tcMar>
               <w:top w:w="100" w:type="dxa"/>
+              <w:left w:w="160" w:type="dxa"/>
               <w:bottom w:w="100" w:type="dxa"/>
-              <w:left w:w="160" w:type="dxa"/>
               <w:right w:w="160" w:type="dxa"/>
             </w:tcMar>
           </w:tcPr>
           <w:p>
-            <w:pPr>
-              <w:jc w:val="left"/>
-            </w:pPr>
             <w:r>
               <w:rPr>
                 <w:color w:val="1F2937"/>
@@ -7060,12 +6939,12 @@
         </w:tc>
         <w:tc>
           <w:tcPr>
-            <w:tcW w:type="dxa" w:w="2304"/>
+            <w:tcW w:w="2304" w:type="dxa"/>
             <w:shd w:val="clear" w:color="auto" w:fill="F4FAFA"/>
             <w:tcMar>
               <w:top w:w="100" w:type="dxa"/>
+              <w:left w:w="160" w:type="dxa"/>
               <w:bottom w:w="100" w:type="dxa"/>
-              <w:left w:w="160" w:type="dxa"/>
               <w:right w:w="160" w:type="dxa"/>
             </w:tcMar>
           </w:tcPr>
@@ -7084,19 +6963,16 @@
         </w:tc>
         <w:tc>
           <w:tcPr>
-            <w:tcW w:type="dxa" w:w="5472"/>
+            <w:tcW w:w="5472" w:type="dxa"/>
             <w:shd w:val="clear" w:color="auto" w:fill="F4FAFA"/>
             <w:tcMar>
               <w:top w:w="100" w:type="dxa"/>
+              <w:left w:w="160" w:type="dxa"/>
               <w:bottom w:w="100" w:type="dxa"/>
-              <w:left w:w="160" w:type="dxa"/>
               <w:right w:w="160" w:type="dxa"/>
             </w:tcMar>
           </w:tcPr>
           <w:p>
-            <w:pPr>
-              <w:jc w:val="left"/>
-            </w:pPr>
             <w:r>
               <w:rPr>
                 <w:color w:val="1F2937"/>
@@ -7108,21 +6984,21 @@
         </w:tc>
       </w:tr>
       <w:tr>
-        <w:tc>
-          <w:tcPr>
-            <w:tcW w:type="dxa" w:w="2592"/>
+        <w:trPr>
+          <w:jc w:val="center"/>
+        </w:trPr>
+        <w:tc>
+          <w:tcPr>
+            <w:tcW w:w="2592" w:type="dxa"/>
             <w:shd w:val="clear" w:color="auto" w:fill="FFFFFF"/>
             <w:tcMar>
               <w:top w:w="100" w:type="dxa"/>
+              <w:left w:w="160" w:type="dxa"/>
               <w:bottom w:w="100" w:type="dxa"/>
-              <w:left w:w="160" w:type="dxa"/>
               <w:right w:w="160" w:type="dxa"/>
             </w:tcMar>
           </w:tcPr>
           <w:p>
-            <w:pPr>
-              <w:jc w:val="left"/>
-            </w:pPr>
             <w:r>
               <w:rPr>
                 <w:color w:val="1F2937"/>
@@ -7134,12 +7010,12 @@
         </w:tc>
         <w:tc>
           <w:tcPr>
-            <w:tcW w:type="dxa" w:w="2304"/>
+            <w:tcW w:w="2304" w:type="dxa"/>
             <w:shd w:val="clear" w:color="auto" w:fill="FFFFFF"/>
             <w:tcMar>
               <w:top w:w="100" w:type="dxa"/>
+              <w:left w:w="160" w:type="dxa"/>
               <w:bottom w:w="100" w:type="dxa"/>
-              <w:left w:w="160" w:type="dxa"/>
               <w:right w:w="160" w:type="dxa"/>
             </w:tcMar>
           </w:tcPr>
@@ -7158,19 +7034,16 @@
         </w:tc>
         <w:tc>
           <w:tcPr>
-            <w:tcW w:type="dxa" w:w="5472"/>
+            <w:tcW w:w="5472" w:type="dxa"/>
             <w:shd w:val="clear" w:color="auto" w:fill="FFFFFF"/>
             <w:tcMar>
               <w:top w:w="100" w:type="dxa"/>
+              <w:left w:w="160" w:type="dxa"/>
               <w:bottom w:w="100" w:type="dxa"/>
-              <w:left w:w="160" w:type="dxa"/>
               <w:right w:w="160" w:type="dxa"/>
             </w:tcMar>
           </w:tcPr>
           <w:p>
-            <w:pPr>
-              <w:jc w:val="left"/>
-            </w:pPr>
             <w:r>
               <w:rPr>
                 <w:color w:val="1F2937"/>
@@ -7182,21 +7055,21 @@
         </w:tc>
       </w:tr>
       <w:tr>
-        <w:tc>
-          <w:tcPr>
-            <w:tcW w:type="dxa" w:w="2592"/>
+        <w:trPr>
+          <w:jc w:val="center"/>
+        </w:trPr>
+        <w:tc>
+          <w:tcPr>
+            <w:tcW w:w="2592" w:type="dxa"/>
             <w:shd w:val="clear" w:color="auto" w:fill="F4FAFA"/>
             <w:tcMar>
               <w:top w:w="100" w:type="dxa"/>
+              <w:left w:w="160" w:type="dxa"/>
               <w:bottom w:w="100" w:type="dxa"/>
-              <w:left w:w="160" w:type="dxa"/>
               <w:right w:w="160" w:type="dxa"/>
             </w:tcMar>
           </w:tcPr>
           <w:p>
-            <w:pPr>
-              <w:jc w:val="left"/>
-            </w:pPr>
             <w:r>
               <w:rPr>
                 <w:color w:val="1F2937"/>
@@ -7208,12 +7081,12 @@
         </w:tc>
         <w:tc>
           <w:tcPr>
-            <w:tcW w:type="dxa" w:w="2304"/>
+            <w:tcW w:w="2304" w:type="dxa"/>
             <w:shd w:val="clear" w:color="auto" w:fill="F4FAFA"/>
             <w:tcMar>
               <w:top w:w="100" w:type="dxa"/>
+              <w:left w:w="160" w:type="dxa"/>
               <w:bottom w:w="100" w:type="dxa"/>
-              <w:left w:w="160" w:type="dxa"/>
               <w:right w:w="160" w:type="dxa"/>
             </w:tcMar>
           </w:tcPr>
@@ -7232,19 +7105,16 @@
         </w:tc>
         <w:tc>
           <w:tcPr>
-            <w:tcW w:type="dxa" w:w="5472"/>
+            <w:tcW w:w="5472" w:type="dxa"/>
             <w:shd w:val="clear" w:color="auto" w:fill="F4FAFA"/>
             <w:tcMar>
               <w:top w:w="100" w:type="dxa"/>
+              <w:left w:w="160" w:type="dxa"/>
               <w:bottom w:w="100" w:type="dxa"/>
-              <w:left w:w="160" w:type="dxa"/>
               <w:right w:w="160" w:type="dxa"/>
             </w:tcMar>
           </w:tcPr>
           <w:p>
-            <w:pPr>
-              <w:jc w:val="left"/>
-            </w:pPr>
             <w:r>
               <w:rPr>
                 <w:color w:val="1F2937"/>
@@ -7256,21 +7126,21 @@
         </w:tc>
       </w:tr>
       <w:tr>
-        <w:tc>
-          <w:tcPr>
-            <w:tcW w:type="dxa" w:w="2592"/>
+        <w:trPr>
+          <w:jc w:val="center"/>
+        </w:trPr>
+        <w:tc>
+          <w:tcPr>
+            <w:tcW w:w="2592" w:type="dxa"/>
             <w:shd w:val="clear" w:color="auto" w:fill="FFFFFF"/>
             <w:tcMar>
               <w:top w:w="100" w:type="dxa"/>
+              <w:left w:w="160" w:type="dxa"/>
               <w:bottom w:w="100" w:type="dxa"/>
-              <w:left w:w="160" w:type="dxa"/>
               <w:right w:w="160" w:type="dxa"/>
             </w:tcMar>
           </w:tcPr>
           <w:p>
-            <w:pPr>
-              <w:jc w:val="left"/>
-            </w:pPr>
             <w:r>
               <w:rPr>
                 <w:color w:val="1F2937"/>
@@ -7282,12 +7152,12 @@
         </w:tc>
         <w:tc>
           <w:tcPr>
-            <w:tcW w:type="dxa" w:w="2304"/>
+            <w:tcW w:w="2304" w:type="dxa"/>
             <w:shd w:val="clear" w:color="auto" w:fill="FFFFFF"/>
             <w:tcMar>
               <w:top w:w="100" w:type="dxa"/>
+              <w:left w:w="160" w:type="dxa"/>
               <w:bottom w:w="100" w:type="dxa"/>
-              <w:left w:w="160" w:type="dxa"/>
               <w:right w:w="160" w:type="dxa"/>
             </w:tcMar>
           </w:tcPr>
@@ -7306,19 +7176,16 @@
         </w:tc>
         <w:tc>
           <w:tcPr>
-            <w:tcW w:type="dxa" w:w="5472"/>
+            <w:tcW w:w="5472" w:type="dxa"/>
             <w:shd w:val="clear" w:color="auto" w:fill="FFFFFF"/>
             <w:tcMar>
               <w:top w:w="100" w:type="dxa"/>
+              <w:left w:w="160" w:type="dxa"/>
               <w:bottom w:w="100" w:type="dxa"/>
-              <w:left w:w="160" w:type="dxa"/>
               <w:right w:w="160" w:type="dxa"/>
             </w:tcMar>
           </w:tcPr>
           <w:p>
-            <w:pPr>
-              <w:jc w:val="left"/>
-            </w:pPr>
             <w:r>
               <w:rPr>
                 <w:color w:val="1F2937"/>
@@ -7348,21 +7215,20 @@
     </w:p>
     <w:p>
       <w:pPr>
-        <w:spacing w:after="120" w:line="276" w:lineRule="auto"/>
+        <w:spacing w:after="120"/>
         <w:jc w:val="both"/>
       </w:pPr>
       <w:r>
         <w:rPr>
           <w:rFonts w:ascii="Calibri" w:hAnsi="Calibri"/>
           <w:color w:val="1F2937"/>
-          <w:sz w:val="22"/>
         </w:rPr>
         <w:t>The automated model training and evaluation script (train_model.py) implements the following Scikit-Learn logic:</w:t>
       </w:r>
     </w:p>
     <w:p>
       <w:pPr>
-        <w:spacing w:before="120" w:after="200"/>
+        <w:spacing w:before="120"/>
       </w:pPr>
       <w:r>
         <w:rPr>
@@ -7371,51 +7237,234 @@
           <w:sz w:val="17"/>
         </w:rPr>
         <w:t># Core Random Forest Inpatient LOS Training Pipeline</w:t>
+      </w:r>
+      <w:r>
+        <w:rPr>
+          <w:rFonts w:ascii="Consolas" w:hAnsi="Consolas"/>
+          <w:color w:val="0A3641"/>
+          <w:sz w:val="17"/>
+        </w:rPr>
         <w:br/>
         <w:t>from sklearn.ensemble import RandomForestClassifier</w:t>
+      </w:r>
+      <w:r>
+        <w:rPr>
+          <w:rFonts w:ascii="Consolas" w:hAnsi="Consolas"/>
+          <w:color w:val="0A3641"/>
+          <w:sz w:val="17"/>
+        </w:rPr>
         <w:br/>
         <w:t>from sklearn.preprocessing import StandardScaler</w:t>
+      </w:r>
+      <w:r>
+        <w:rPr>
+          <w:rFonts w:ascii="Consolas" w:hAnsi="Consolas"/>
+          <w:color w:val="0A3641"/>
+          <w:sz w:val="17"/>
+        </w:rPr>
         <w:br/>
         <w:t>from sklearn.model_selection import train_test_split, cross_val_score</w:t>
+      </w:r>
+      <w:r>
+        <w:rPr>
+          <w:rFonts w:ascii="Consolas" w:hAnsi="Consolas"/>
+          <w:color w:val="0A3641"/>
+          <w:sz w:val="17"/>
+        </w:rPr>
         <w:br/>
         <w:t>import joblib</w:t>
+      </w:r>
+      <w:r>
+        <w:rPr>
+          <w:rFonts w:ascii="Consolas" w:hAnsi="Consolas"/>
+          <w:color w:val="0A3641"/>
+          <w:sz w:val="17"/>
+        </w:rPr>
         <w:br/>
+      </w:r>
+      <w:r>
+        <w:rPr>
+          <w:rFonts w:ascii="Consolas" w:hAnsi="Consolas"/>
+          <w:color w:val="0A3641"/>
+          <w:sz w:val="17"/>
+        </w:rPr>
         <w:br/>
         <w:t># Stratified 80/20 train/test split</w:t>
+      </w:r>
+      <w:r>
+        <w:rPr>
+          <w:rFonts w:ascii="Consolas" w:hAnsi="Consolas"/>
+          <w:color w:val="0A3641"/>
+          <w:sz w:val="17"/>
+        </w:rPr>
         <w:br/>
+      </w:r>
+      <w:r>
+        <w:rPr>
+          <w:rFonts w:ascii="Consolas" w:hAnsi="Consolas"/>
+          <w:color w:val="0A3641"/>
+          <w:sz w:val="17"/>
+        </w:rPr>
+        <w:lastRenderedPageBreak/>
         <w:t>X_train, X_test, y_train, y_test = train_test_split(</w:t>
+      </w:r>
+      <w:r>
+        <w:rPr>
+          <w:rFonts w:ascii="Consolas" w:hAnsi="Consolas"/>
+          <w:color w:val="0A3641"/>
+          <w:sz w:val="17"/>
+        </w:rPr>
         <w:br/>
         <w:t xml:space="preserve">    X, y, test_size=0.20, random_state=42, stratify=y</w:t>
+      </w:r>
+      <w:r>
+        <w:rPr>
+          <w:rFonts w:ascii="Consolas" w:hAnsi="Consolas"/>
+          <w:color w:val="0A3641"/>
+          <w:sz w:val="17"/>
+        </w:rPr>
         <w:br/>
         <w:t>)</w:t>
+      </w:r>
+      <w:r>
+        <w:rPr>
+          <w:rFonts w:ascii="Consolas" w:hAnsi="Consolas"/>
+          <w:color w:val="0A3641"/>
+          <w:sz w:val="17"/>
+        </w:rPr>
         <w:br/>
+      </w:r>
+      <w:r>
+        <w:rPr>
+          <w:rFonts w:ascii="Consolas" w:hAnsi="Consolas"/>
+          <w:color w:val="0A3641"/>
+          <w:sz w:val="17"/>
+        </w:rPr>
         <w:br/>
         <w:t># Scale numerical features and serialize preprocessor</w:t>
+      </w:r>
+      <w:r>
+        <w:rPr>
+          <w:rFonts w:ascii="Consolas" w:hAnsi="Consolas"/>
+          <w:color w:val="0A3641"/>
+          <w:sz w:val="17"/>
+        </w:rPr>
         <w:br/>
         <w:t>scaler = StandardScaler()</w:t>
+      </w:r>
+      <w:r>
+        <w:rPr>
+          <w:rFonts w:ascii="Consolas" w:hAnsi="Consolas"/>
+          <w:color w:val="0A3641"/>
+          <w:sz w:val="17"/>
+        </w:rPr>
         <w:br/>
         <w:t>X_train_scaled = scaler.fit_transform(X_train)</w:t>
+      </w:r>
+      <w:r>
+        <w:rPr>
+          <w:rFonts w:ascii="Consolas" w:hAnsi="Consolas"/>
+          <w:color w:val="0A3641"/>
+          <w:sz w:val="17"/>
+        </w:rPr>
         <w:br/>
         <w:t>X_test_scaled  = scaler.transform(X_test)</w:t>
+      </w:r>
+      <w:r>
+        <w:rPr>
+          <w:rFonts w:ascii="Consolas" w:hAnsi="Consolas"/>
+          <w:color w:val="0A3641"/>
+          <w:sz w:val="17"/>
+        </w:rPr>
         <w:br/>
         <w:t>joblib.dump(scaler, 'model/scaler.pkl')</w:t>
+      </w:r>
+      <w:r>
+        <w:rPr>
+          <w:rFonts w:ascii="Consolas" w:hAnsi="Consolas"/>
+          <w:color w:val="0A3641"/>
+          <w:sz w:val="17"/>
+        </w:rPr>
         <w:br/>
+      </w:r>
+      <w:r>
+        <w:rPr>
+          <w:rFonts w:ascii="Consolas" w:hAnsi="Consolas"/>
+          <w:color w:val="0A3641"/>
+          <w:sz w:val="17"/>
+        </w:rPr>
         <w:br/>
         <w:t># Initialize balanced ensemble</w:t>
+      </w:r>
+      <w:r>
+        <w:rPr>
+          <w:rFonts w:ascii="Consolas" w:hAnsi="Consolas"/>
+          <w:color w:val="0A3641"/>
+          <w:sz w:val="17"/>
+        </w:rPr>
         <w:br/>
         <w:t>rf_model = RandomForestClassifier(</w:t>
+      </w:r>
+      <w:r>
+        <w:rPr>
+          <w:rFonts w:ascii="Consolas" w:hAnsi="Consolas"/>
+          <w:color w:val="0A3641"/>
+          <w:sz w:val="17"/>
+        </w:rPr>
         <w:br/>
         <w:t xml:space="preserve">    n_estimators=200, max_depth=16, min_samples_split=5,</w:t>
+      </w:r>
+      <w:r>
+        <w:rPr>
+          <w:rFonts w:ascii="Consolas" w:hAnsi="Consolas"/>
+          <w:color w:val="0A3641"/>
+          <w:sz w:val="17"/>
+        </w:rPr>
         <w:br/>
         <w:t xml:space="preserve">    min_samples_leaf=2, class_weight='balanced', oob_score=True,</w:t>
+      </w:r>
+      <w:r>
+        <w:rPr>
+          <w:rFonts w:ascii="Consolas" w:hAnsi="Consolas"/>
+          <w:color w:val="0A3641"/>
+          <w:sz w:val="17"/>
+        </w:rPr>
         <w:br/>
         <w:t xml:space="preserve">    random_state=42, n_jobs=-1</w:t>
+      </w:r>
+      <w:r>
+        <w:rPr>
+          <w:rFonts w:ascii="Consolas" w:hAnsi="Consolas"/>
+          <w:color w:val="0A3641"/>
+          <w:sz w:val="17"/>
+        </w:rPr>
         <w:br/>
         <w:t>)</w:t>
+      </w:r>
+      <w:r>
+        <w:rPr>
+          <w:rFonts w:ascii="Consolas" w:hAnsi="Consolas"/>
+          <w:color w:val="0A3641"/>
+          <w:sz w:val="17"/>
+        </w:rPr>
         <w:br/>
         <w:t>rf_model.fit(X_train_scaled, y_train)</w:t>
+      </w:r>
+      <w:r>
+        <w:rPr>
+          <w:rFonts w:ascii="Consolas" w:hAnsi="Consolas"/>
+          <w:color w:val="0A3641"/>
+          <w:sz w:val="17"/>
+        </w:rPr>
         <w:br/>
         <w:t>joblib.dump(rf_model, 'model/hospital_rf.pkl')</w:t>
+      </w:r>
+      <w:r>
+        <w:rPr>
+          <w:rFonts w:ascii="Consolas" w:hAnsi="Consolas"/>
+          <w:color w:val="0A3641"/>
+          <w:sz w:val="17"/>
+        </w:rPr>
         <w:br/>
       </w:r>
     </w:p>
@@ -7437,14 +7486,13 @@
     <w:p>
       <w:pPr>
         <w:pStyle w:val="ListParagraph"/>
-        <w:spacing w:after="80" w:line="276" w:lineRule="auto"/>
+        <w:spacing w:after="80"/>
       </w:pPr>
       <w:r>
         <w:rPr>
           <w:rFonts w:ascii="Calibri" w:hAnsi="Calibri"/>
           <w:b/>
           <w:color w:val="1F2937"/>
-          <w:sz w:val="22"/>
         </w:rPr>
         <w:t xml:space="preserve">Multi-Modal Clinical Triage Integration: </w:t>
       </w:r>
@@ -7452,7 +7500,6 @@
         <w:rPr>
           <w:rFonts w:ascii="Calibri" w:hAnsi="Calibri"/>
           <w:color w:val="1F2937"/>
-          <w:sz w:val="22"/>
         </w:rPr>
         <w:t xml:space="preserve"> Simultaneously synthesizes 17 multimodal clinical, demographic, laboratory, and operational attributes.</w:t>
       </w:r>
@@ -7460,14 +7507,13 @@
     <w:p>
       <w:pPr>
         <w:pStyle w:val="ListParagraph"/>
-        <w:spacing w:after="80" w:line="276" w:lineRule="auto"/>
+        <w:spacing w:after="80"/>
       </w:pPr>
       <w:r>
         <w:rPr>
           <w:rFonts w:ascii="Calibri" w:hAnsi="Calibri"/>
           <w:b/>
           <w:color w:val="1F2937"/>
-          <w:sz w:val="22"/>
         </w:rPr>
         <w:t xml:space="preserve">Balanced Class Weighting: </w:t>
       </w:r>
@@ -7475,7 +7521,6 @@
         <w:rPr>
           <w:rFonts w:ascii="Calibri" w:hAnsi="Calibri"/>
           <w:color w:val="1F2937"/>
-          <w:sz w:val="22"/>
         </w:rPr>
         <w:t xml:space="preserve"> Counteracts extreme 73% majority-class imbalance to preserve high clinical sensitivity for complex long stays.</w:t>
       </w:r>
@@ -7483,14 +7528,13 @@
     <w:p>
       <w:pPr>
         <w:pStyle w:val="ListParagraph"/>
-        <w:spacing w:after="80" w:line="276" w:lineRule="auto"/>
+        <w:spacing w:after="80"/>
       </w:pPr>
       <w:r>
         <w:rPr>
           <w:rFonts w:ascii="Calibri" w:hAnsi="Calibri"/>
           <w:b/>
           <w:color w:val="1F2937"/>
-          <w:sz w:val="22"/>
         </w:rPr>
         <w:t xml:space="preserve">Sub-30ms Inference Latency: </w:t>
       </w:r>
@@ -7498,7 +7542,6 @@
         <w:rPr>
           <w:rFonts w:ascii="Calibri" w:hAnsi="Calibri"/>
           <w:color w:val="1F2937"/>
-          <w:sz w:val="22"/>
         </w:rPr>
         <w:t xml:space="preserve"> Scikit-Learn Cython optimizations deliver real-time predictions in under 25 milliseconds on standard commodity CPUs.</w:t>
       </w:r>
@@ -7506,14 +7549,13 @@
     <w:p>
       <w:pPr>
         <w:pStyle w:val="ListParagraph"/>
-        <w:spacing w:after="80" w:line="276" w:lineRule="auto"/>
+        <w:spacing w:after="80"/>
       </w:pPr>
       <w:r>
         <w:rPr>
           <w:rFonts w:ascii="Calibri" w:hAnsi="Calibri"/>
           <w:b/>
           <w:color w:val="1F2937"/>
-          <w:sz w:val="22"/>
         </w:rPr>
         <w:t xml:space="preserve">Interpretable Feature Rankings: </w:t>
       </w:r>
@@ -7521,7 +7563,6 @@
         <w:rPr>
           <w:rFonts w:ascii="Calibri" w:hAnsi="Calibri"/>
           <w:color w:val="1F2937"/>
-          <w:sz w:val="22"/>
         </w:rPr>
         <w:t xml:space="preserve"> Provides transparent Mean Decrease in Impurity (MDI) rankings revealing the biological and operational drivers of stay.</w:t>
       </w:r>
@@ -7529,14 +7570,13 @@
     <w:p>
       <w:pPr>
         <w:pStyle w:val="ListParagraph"/>
-        <w:spacing w:after="80" w:line="276" w:lineRule="auto"/>
+        <w:spacing w:after="80"/>
       </w:pPr>
       <w:r>
         <w:rPr>
           <w:rFonts w:ascii="Calibri" w:hAnsi="Calibri"/>
           <w:b/>
           <w:color w:val="1F2937"/>
-          <w:sz w:val="22"/>
         </w:rPr>
         <w:t xml:space="preserve">Calibrated Multi-Class Probabilities: </w:t>
       </w:r>
@@ -7544,7 +7584,6 @@
         <w:rPr>
           <w:rFonts w:ascii="Calibri" w:hAnsi="Calibri"/>
           <w:color w:val="1F2937"/>
-          <w:sz w:val="22"/>
         </w:rPr>
         <w:t xml:space="preserve"> Generates full class distribution vectors [P(Short), P(Medium), P(Long)] rather than rigid binary predictions.</w:t>
       </w:r>
@@ -7552,14 +7591,13 @@
     <w:p>
       <w:pPr>
         <w:pStyle w:val="ListParagraph"/>
-        <w:spacing w:after="80" w:line="276" w:lineRule="auto"/>
+        <w:spacing w:after="80"/>
       </w:pPr>
       <w:r>
         <w:rPr>
           <w:rFonts w:ascii="Calibri" w:hAnsi="Calibri"/>
           <w:b/>
           <w:color w:val="1F2937"/>
-          <w:sz w:val="22"/>
         </w:rPr>
         <w:t xml:space="preserve">Automated Clinical Action Directives: </w:t>
       </w:r>
@@ -7567,7 +7605,6 @@
         <w:rPr>
           <w:rFonts w:ascii="Calibri" w:hAnsi="Calibri"/>
           <w:color w:val="1F2937"/>
-          <w:sz w:val="22"/>
         </w:rPr>
         <w:t xml:space="preserve"> Translates probability outputs into immediate, plain-language directives for nursing and bed management staff.</w:t>
       </w:r>
@@ -7575,14 +7612,13 @@
     <w:p>
       <w:pPr>
         <w:pStyle w:val="ListParagraph"/>
-        <w:spacing w:after="80" w:line="276" w:lineRule="auto"/>
+        <w:spacing w:after="80"/>
       </w:pPr>
       <w:r>
         <w:rPr>
           <w:rFonts w:ascii="Calibri" w:hAnsi="Calibri"/>
           <w:b/>
           <w:color w:val="1F2937"/>
-          <w:sz w:val="22"/>
         </w:rPr>
         <w:t xml:space="preserve">Zero-Dependency Dashboard: </w:t>
       </w:r>
@@ -7590,7 +7626,6 @@
         <w:rPr>
           <w:rFonts w:ascii="Calibri" w:hAnsi="Calibri"/>
           <w:color w:val="1F2937"/>
-          <w:sz w:val="22"/>
         </w:rPr>
         <w:t xml:space="preserve"> Modern HTML5/CSS3 glassmorphism web interface requiring zero third-party JavaScript frameworks or cloud dependencies.</w:t>
       </w:r>
@@ -7598,14 +7633,13 @@
     <w:p>
       <w:pPr>
         <w:pStyle w:val="ListParagraph"/>
-        <w:spacing w:after="80" w:line="276" w:lineRule="auto"/>
+        <w:spacing w:after="80"/>
       </w:pPr>
       <w:r>
         <w:rPr>
           <w:rFonts w:ascii="Calibri" w:hAnsi="Calibri"/>
           <w:b/>
           <w:color w:val="1F2937"/>
-          <w:sz w:val="22"/>
         </w:rPr>
         <w:t xml:space="preserve">Production REST API: </w:t>
       </w:r>
@@ -7613,7 +7647,6 @@
         <w:rPr>
           <w:rFonts w:ascii="Calibri" w:hAnsi="Calibri"/>
           <w:color w:val="1F2937"/>
-          <w:sz w:val="22"/>
         </w:rPr>
         <w:t xml:space="preserve"> Fully documented RESTful endpoints (/api/predict, /api/status) for seamless EHR and hospital information system integration.</w:t>
       </w:r>
@@ -7635,20 +7668,20 @@
           <w:color w:val="0A3641"/>
           <w:sz w:val="30"/>
         </w:rPr>
+        <w:lastRenderedPageBreak/>
         <w:t>11. Real-World Applications</w:t>
       </w:r>
     </w:p>
     <w:p>
       <w:pPr>
         <w:pStyle w:val="ListParagraph"/>
-        <w:spacing w:after="80" w:line="276" w:lineRule="auto"/>
+        <w:spacing w:after="80"/>
       </w:pPr>
       <w:r>
         <w:rPr>
           <w:rFonts w:ascii="Calibri" w:hAnsi="Calibri"/>
           <w:b/>
           <w:color w:val="1F2937"/>
-          <w:sz w:val="22"/>
         </w:rPr>
         <w:t xml:space="preserve">Emergency Department Triage &amp; Boarding Reduction: </w:t>
       </w:r>
@@ -7656,7 +7689,6 @@
         <w:rPr>
           <w:rFonts w:ascii="Calibri" w:hAnsi="Calibri"/>
           <w:color w:val="1F2937"/>
-          <w:sz w:val="22"/>
         </w:rPr>
         <w:t xml:space="preserve"> Predicts anticipated stay at the moment of ED triage, enabling pre-emptive allocation of inpatient ward beds before physical admission.</w:t>
       </w:r>
@@ -7664,14 +7696,13 @@
     <w:p>
       <w:pPr>
         <w:pStyle w:val="ListParagraph"/>
-        <w:spacing w:after="80" w:line="276" w:lineRule="auto"/>
+        <w:spacing w:after="80"/>
       </w:pPr>
       <w:r>
         <w:rPr>
           <w:rFonts w:ascii="Calibri" w:hAnsi="Calibri"/>
           <w:b/>
           <w:color w:val="1F2937"/>
-          <w:sz w:val="22"/>
         </w:rPr>
         <w:t xml:space="preserve">Intensive Care Unit (ICU) Step-Down Scheduling: </w:t>
       </w:r>
@@ -7679,7 +7710,6 @@
         <w:rPr>
           <w:rFonts w:ascii="Calibri" w:hAnsi="Calibri"/>
           <w:color w:val="1F2937"/>
-          <w:sz w:val="22"/>
         </w:rPr>
         <w:t xml:space="preserve"> Flags critical patients likely to exceed 7-day ICU stays, allowing clinicians to plan step-down telemetry bed transitions days in advance.</w:t>
       </w:r>
@@ -7687,14 +7717,13 @@
     <w:p>
       <w:pPr>
         <w:pStyle w:val="ListParagraph"/>
-        <w:spacing w:after="80" w:line="276" w:lineRule="auto"/>
+        <w:spacing w:after="80"/>
       </w:pPr>
       <w:r>
         <w:rPr>
           <w:rFonts w:ascii="Calibri" w:hAnsi="Calibri"/>
           <w:b/>
           <w:color w:val="1F2937"/>
-          <w:sz w:val="22"/>
         </w:rPr>
         <w:t xml:space="preserve">Elective Surgical Procedure Planning: </w:t>
       </w:r>
@@ -7702,7 +7731,6 @@
         <w:rPr>
           <w:rFonts w:ascii="Calibri" w:hAnsi="Calibri"/>
           <w:color w:val="1F2937"/>
-          <w:sz w:val="22"/>
         </w:rPr>
         <w:t xml:space="preserve"> Forecasts post-operative recovery timelines during pre-admission assessments, preventing surgical cancellations due to bed shortages.</w:t>
       </w:r>
@@ -7710,14 +7738,13 @@
     <w:p>
       <w:pPr>
         <w:pStyle w:val="ListParagraph"/>
-        <w:spacing w:after="80" w:line="276" w:lineRule="auto"/>
+        <w:spacing w:after="80"/>
       </w:pPr>
       <w:r>
         <w:rPr>
           <w:rFonts w:ascii="Calibri" w:hAnsi="Calibri"/>
           <w:b/>
           <w:color w:val="1F2937"/>
-          <w:sz w:val="22"/>
         </w:rPr>
         <w:t xml:space="preserve">Nurse-to-Patient Staffing Optimization: </w:t>
       </w:r>
@@ -7725,7 +7752,6 @@
         <w:rPr>
           <w:rFonts w:ascii="Calibri" w:hAnsi="Calibri"/>
           <w:color w:val="1F2937"/>
-          <w:sz w:val="22"/>
         </w:rPr>
         <w:t xml:space="preserve"> Anticipates high-acuity, long-stay census surges to schedule specialized nursing shifts and respiratory therapists appropriately.</w:t>
       </w:r>
@@ -7733,14 +7759,13 @@
     <w:p>
       <w:pPr>
         <w:pStyle w:val="ListParagraph"/>
-        <w:spacing w:after="80" w:line="276" w:lineRule="auto"/>
+        <w:spacing w:after="80"/>
       </w:pPr>
       <w:r>
         <w:rPr>
           <w:rFonts w:ascii="Calibri" w:hAnsi="Calibri"/>
           <w:b/>
           <w:color w:val="1F2937"/>
-          <w:sz w:val="22"/>
         </w:rPr>
         <w:t xml:space="preserve">Post-Acute &amp; Social Care Coordination: </w:t>
       </w:r>
@@ -7748,7 +7773,6 @@
         <w:rPr>
           <w:rFonts w:ascii="Calibri" w:hAnsi="Calibri"/>
           <w:color w:val="1F2937"/>
-          <w:sz w:val="22"/>
         </w:rPr>
         <w:t xml:space="preserve"> Identifies complex long-stay patients on Day 1, allowing social workers to initiate home nursing and physical therapy arrangements early.</w:t>
       </w:r>
@@ -7756,14 +7780,13 @@
     <w:p>
       <w:pPr>
         <w:pStyle w:val="ListParagraph"/>
-        <w:spacing w:after="80" w:line="276" w:lineRule="auto"/>
+        <w:spacing w:after="80"/>
       </w:pPr>
       <w:r>
         <w:rPr>
           <w:rFonts w:ascii="Calibri" w:hAnsi="Calibri"/>
           <w:b/>
           <w:color w:val="1F2937"/>
-          <w:sz w:val="22"/>
         </w:rPr>
         <w:t xml:space="preserve">Health Insurance DRG Pre-Authorization: </w:t>
       </w:r>
@@ -7771,7 +7794,6 @@
         <w:rPr>
           <w:rFonts w:ascii="Calibri" w:hAnsi="Calibri"/>
           <w:color w:val="1F2937"/>
-          <w:sz w:val="22"/>
         </w:rPr>
         <w:t xml:space="preserve"> Assists hospital financial coordinators in estimating Diagnosis-Related Group (DRG) coverage and length of stay benchmarks.</w:t>
       </w:r>
@@ -7809,13 +7831,12 @@
     <w:p>
       <w:pPr>
         <w:pStyle w:val="ListParagraph"/>
-        <w:spacing w:after="80" w:line="276" w:lineRule="auto"/>
+        <w:spacing w:after="80"/>
       </w:pPr>
       <w:r>
         <w:rPr>
           <w:rFonts w:ascii="Calibri" w:hAnsi="Calibri"/>
           <w:color w:val="1F2937"/>
-          <w:sz w:val="22"/>
         </w:rPr>
         <w:t>Clinical Explainability: Random Forest tree feature importances provide complete transparency, satisfying stringent medical regulatory requirements.</w:t>
       </w:r>
@@ -7823,13 +7844,12 @@
     <w:p>
       <w:pPr>
         <w:pStyle w:val="ListParagraph"/>
-        <w:spacing w:after="80" w:line="276" w:lineRule="auto"/>
+        <w:spacing w:after="80"/>
       </w:pPr>
       <w:r>
         <w:rPr>
           <w:rFonts w:ascii="Calibri" w:hAnsi="Calibri"/>
           <w:color w:val="1F2937"/>
-          <w:sz w:val="22"/>
         </w:rPr>
         <w:t>Immunity to Non-Linearity: Naturally models non-linear interactions between chronic illness (CCI), acute vitals (BP/HR), and patient age without manual cross-terms.</w:t>
       </w:r>
@@ -7837,13 +7857,12 @@
     <w:p>
       <w:pPr>
         <w:pStyle w:val="ListParagraph"/>
-        <w:spacing w:after="80" w:line="276" w:lineRule="auto"/>
+        <w:spacing w:after="80"/>
       </w:pPr>
       <w:r>
         <w:rPr>
           <w:rFonts w:ascii="Calibri" w:hAnsi="Calibri"/>
           <w:color w:val="1F2937"/>
-          <w:sz w:val="22"/>
         </w:rPr>
         <w:t>Extreme Computational Efficiency: Requires zero GPU hardware; trains in under 20 seconds and performs inference in under 25 milliseconds on standard laptops.</w:t>
       </w:r>
@@ -7851,13 +7870,12 @@
     <w:p>
       <w:pPr>
         <w:pStyle w:val="ListParagraph"/>
-        <w:spacing w:after="80" w:line="276" w:lineRule="auto"/>
+        <w:spacing w:after="80"/>
       </w:pPr>
       <w:r>
         <w:rPr>
           <w:rFonts w:ascii="Calibri" w:hAnsi="Calibri"/>
           <w:color w:val="1F2937"/>
-          <w:sz w:val="22"/>
         </w:rPr>
         <w:t>Resilience to Clinical Imbalance: Balanced class weights maintain high discriminative power for rare short and complex long stays.</w:t>
       </w:r>
@@ -7865,13 +7883,12 @@
     <w:p>
       <w:pPr>
         <w:pStyle w:val="ListParagraph"/>
-        <w:spacing w:after="80" w:line="276" w:lineRule="auto"/>
+        <w:spacing w:after="80"/>
       </w:pPr>
       <w:r>
         <w:rPr>
           <w:rFonts w:ascii="Calibri" w:hAnsi="Calibri"/>
           <w:color w:val="1F2937"/>
-          <w:sz w:val="22"/>
         </w:rPr>
         <w:t>Full Architectural Portability: Complete end-to-end implementation (dataset, model, REST API, dashboard) runs self-contained on Windows, Linux, and macOS.</w:t>
       </w:r>
@@ -7894,13 +7911,12 @@
     <w:p>
       <w:pPr>
         <w:pStyle w:val="ListParagraph"/>
-        <w:spacing w:after="80" w:line="276" w:lineRule="auto"/>
+        <w:spacing w:after="80"/>
       </w:pPr>
       <w:r>
         <w:rPr>
           <w:rFonts w:ascii="Calibri" w:hAnsi="Calibri"/>
           <w:color w:val="1F2937"/>
-          <w:sz w:val="22"/>
         </w:rPr>
         <w:t>Synthetic Population Calibration: While calibrated to HCUP and MIMIC-III parameters, synthetic records cannot capture extreme rare disease anomalies.</w:t>
       </w:r>
@@ -7908,13 +7924,12 @@
     <w:p>
       <w:pPr>
         <w:pStyle w:val="ListParagraph"/>
-        <w:spacing w:after="80" w:line="276" w:lineRule="auto"/>
+        <w:spacing w:after="80"/>
       </w:pPr>
       <w:r>
         <w:rPr>
           <w:rFonts w:ascii="Calibri" w:hAnsi="Calibri"/>
           <w:color w:val="1F2937"/>
-          <w:sz w:val="22"/>
         </w:rPr>
         <w:t>Single-Point-in-Time Prediction: Evaluates telemetry strictly at admission; does not dynamically update predictions as daily lab results evolve.</w:t>
       </w:r>
@@ -7922,13 +7937,12 @@
     <w:p>
       <w:pPr>
         <w:pStyle w:val="ListParagraph"/>
-        <w:spacing w:after="80" w:line="276" w:lineRule="auto"/>
+        <w:spacing w:after="80"/>
       </w:pPr>
       <w:r>
         <w:rPr>
           <w:rFonts w:ascii="Calibri" w:hAnsi="Calibri"/>
           <w:color w:val="1F2937"/>
-          <w:sz w:val="22"/>
         </w:rPr>
         <w:t>Single-Facility Demographics: Optimal hospital performance requires re-fitting the scaler and model to the specific regional hospital demographic.</w:t>
       </w:r>
@@ -7951,13 +7965,12 @@
     <w:p>
       <w:pPr>
         <w:pStyle w:val="ListParagraph"/>
-        <w:spacing w:after="80" w:line="276" w:lineRule="auto"/>
+        <w:spacing w:after="80"/>
       </w:pPr>
       <w:r>
         <w:rPr>
           <w:rFonts w:ascii="Calibri" w:hAnsi="Calibri"/>
           <w:color w:val="1F2937"/>
-          <w:sz w:val="22"/>
         </w:rPr>
         <w:t>HL7 / FHIR Standards Integration: Direct ingestion of live patient EHR telemetry via Fast Healthcare Interoperability Resources (FHIR) JSON streams.</w:t>
       </w:r>
@@ -7965,13 +7978,12 @@
     <w:p>
       <w:pPr>
         <w:pStyle w:val="ListParagraph"/>
-        <w:spacing w:after="80" w:line="276" w:lineRule="auto"/>
+        <w:spacing w:after="80"/>
       </w:pPr>
       <w:r>
         <w:rPr>
           <w:rFonts w:ascii="Calibri" w:hAnsi="Calibri"/>
           <w:color w:val="1F2937"/>
-          <w:sz w:val="22"/>
         </w:rPr>
         <w:t>Dynamic Multi-Day Re-Prediction: Updating LOS forecasts every 12 hours as new nursing vitals and morning laboratory panels are committed.</w:t>
       </w:r>
@@ -7979,27 +7991,26 @@
     <w:p>
       <w:pPr>
         <w:pStyle w:val="ListParagraph"/>
-        <w:spacing w:after="80" w:line="276" w:lineRule="auto"/>
+        <w:spacing w:after="80"/>
       </w:pPr>
       <w:r>
         <w:rPr>
           <w:rFonts w:ascii="Calibri" w:hAnsi="Calibri"/>
           <w:color w:val="1F2937"/>
-          <w:sz w:val="22"/>
-        </w:rPr>
+        </w:rPr>
+        <w:lastRenderedPageBreak/>
         <w:t>SHAP-Based Individualized Explanations: Integrating SHapley Additive exPlanations (SHAP) directly into the dashboard for per-patient clinical rationales.</w:t>
       </w:r>
     </w:p>
     <w:p>
       <w:pPr>
         <w:pStyle w:val="ListParagraph"/>
-        <w:spacing w:after="80" w:line="276" w:lineRule="auto"/>
+        <w:spacing w:after="80"/>
       </w:pPr>
       <w:r>
         <w:rPr>
           <w:rFonts w:ascii="Calibri" w:hAnsi="Calibri"/>
           <w:color w:val="1F2937"/>
-          <w:sz w:val="22"/>
         </w:rPr>
         <w:t>Continuous LOS Regression Extension: Complementing 3-tier classification with continuous hour-level discharge regression curves.</w:t>
       </w:r>
@@ -8007,13 +8018,12 @@
     <w:p>
       <w:pPr>
         <w:pStyle w:val="ListParagraph"/>
-        <w:spacing w:after="80" w:line="276" w:lineRule="auto"/>
+        <w:spacing w:after="80"/>
       </w:pPr>
       <w:r>
         <w:rPr>
           <w:rFonts w:ascii="Calibri" w:hAnsi="Calibri"/>
           <w:color w:val="1F2937"/>
-          <w:sz w:val="22"/>
         </w:rPr>
         <w:t>Privacy-Preserving Federated Learning: Training multi-centre ensemble models across hospital networks without sharing raw patient records.</w:t>
       </w:r>
@@ -8035,6 +8045,7 @@
           <w:color w:val="0A3641"/>
           <w:sz w:val="30"/>
         </w:rPr>
+        <w:lastRenderedPageBreak/>
         <w:t>14. Testing and Results</w:t>
       </w:r>
     </w:p>
@@ -8055,21 +8066,20 @@
     </w:p>
     <w:p>
       <w:pPr>
-        <w:spacing w:after="120" w:line="276" w:lineRule="auto"/>
+        <w:spacing w:after="120"/>
         <w:jc w:val="both"/>
       </w:pPr>
       <w:r>
         <w:rPr>
           <w:rFonts w:ascii="Calibri" w:hAnsi="Calibri"/>
           <w:color w:val="1F2937"/>
-          <w:sz w:val="22"/>
         </w:rPr>
         <w:t>System evaluation was conducted on a held-out test cohort of 2,000 patients (20% stratified partition) and further verified using 5-fold cross-validation. Performance was rigorously measured using three formal mathematical metrics:</w:t>
       </w:r>
     </w:p>
     <w:p>
       <w:pPr>
-        <w:spacing w:after="120" w:line="276" w:lineRule="auto"/>
+        <w:spacing w:after="120"/>
         <w:jc w:val="both"/>
       </w:pPr>
       <w:r>
@@ -8077,7 +8087,6 @@
           <w:rFonts w:ascii="Calibri" w:hAnsi="Calibri"/>
           <w:b/>
           <w:color w:val="1F2937"/>
-          <w:sz w:val="22"/>
         </w:rPr>
         <w:t xml:space="preserve">1. Classification Accuracy: </w:t>
       </w:r>
@@ -8085,7 +8094,6 @@
         <w:rPr>
           <w:rFonts w:ascii="Calibri" w:hAnsi="Calibri"/>
           <w:color w:val="1F2937"/>
-          <w:sz w:val="22"/>
         </w:rPr>
         <w:t>Measures the global proportion of correctly classified Length-of-Stay categories across all test patients:</w:t>
       </w:r>
@@ -8096,22 +8104,26 @@
         <w:jc w:val="center"/>
       </w:pPr>
       <w:r>
+        <w:rPr>
+          <w:noProof/>
+        </w:rPr>
         <w:drawing>
-          <wp:inline xmlns:a="http://schemas.openxmlformats.org/drawingml/2006/main" xmlns:pic="http://schemas.openxmlformats.org/drawingml/2006/picture">
+          <wp:inline distT="0" distB="0" distL="0" distR="0" wp14:anchorId="025FB733" wp14:editId="2D03DCE5">
             <wp:extent cx="2926080" cy="430306"/>
+            <wp:effectExtent l="0" t="0" r="0" b="0"/>
             <wp:docPr id="8" name="Picture 8"/>
             <wp:cNvGraphicFramePr>
-              <a:graphicFrameLocks noChangeAspect="1"/>
+              <a:graphicFrameLocks xmlns:a="http://schemas.openxmlformats.org/drawingml/2006/main" noChangeAspect="1"/>
             </wp:cNvGraphicFramePr>
-            <a:graphic>
+            <a:graphic xmlns:a="http://schemas.openxmlformats.org/drawingml/2006/main">
               <a:graphicData uri="http://schemas.openxmlformats.org/drawingml/2006/picture">
-                <pic:pic>
+                <pic:pic xmlns:pic="http://schemas.openxmlformats.org/drawingml/2006/picture">
                   <pic:nvPicPr>
                     <pic:cNvPr id="0" name="eq_accuracy.png"/>
                     <pic:cNvPicPr/>
                   </pic:nvPicPr>
                   <pic:blipFill>
-                    <a:blip r:embed="rId28"/>
+                    <a:blip r:embed="rId14"/>
                     <a:stretch>
                       <a:fillRect/>
                     </a:stretch>
@@ -8121,7 +8133,9 @@
                       <a:off x="0" y="0"/>
                       <a:ext cx="2926080" cy="430306"/>
                     </a:xfrm>
-                    <a:prstGeom prst="rect"/>
+                    <a:prstGeom prst="rect">
+                      <a:avLst/>
+                    </a:prstGeom>
                   </pic:spPr>
                 </pic:pic>
               </a:graphicData>
@@ -8132,7 +8146,6 @@
     </w:p>
     <w:p>
       <w:pPr>
-        <w:spacing w:after="200"/>
         <w:jc w:val="right"/>
       </w:pPr>
       <w:r>
@@ -8147,7 +8160,7 @@
     </w:p>
     <w:p>
       <w:pPr>
-        <w:spacing w:after="120" w:line="276" w:lineRule="auto"/>
+        <w:spacing w:after="120"/>
         <w:jc w:val="both"/>
       </w:pPr>
       <w:r>
@@ -8155,7 +8168,6 @@
           <w:rFonts w:ascii="Calibri" w:hAnsi="Calibri"/>
           <w:b/>
           <w:color w:val="1F2937"/>
-          <w:sz w:val="22"/>
         </w:rPr>
         <w:t xml:space="preserve">2. Macro F1-Score: </w:t>
       </w:r>
@@ -8163,7 +8175,6 @@
         <w:rPr>
           <w:rFonts w:ascii="Calibri" w:hAnsi="Calibri"/>
           <w:color w:val="1F2937"/>
-          <w:sz w:val="22"/>
         </w:rPr>
         <w:t>Quantifies the unweighted harmonic mean between precision and recall across all C = 3 classes, ensuring equal evaluation weight:</w:t>
       </w:r>
@@ -8174,22 +8185,26 @@
         <w:jc w:val="center"/>
       </w:pPr>
       <w:r>
+        <w:rPr>
+          <w:noProof/>
+        </w:rPr>
         <w:drawing>
-          <wp:inline xmlns:a="http://schemas.openxmlformats.org/drawingml/2006/main" xmlns:pic="http://schemas.openxmlformats.org/drawingml/2006/picture">
+          <wp:inline distT="0" distB="0" distL="0" distR="0" wp14:anchorId="083E0DF8" wp14:editId="4FAAA63B">
             <wp:extent cx="2743200" cy="785990"/>
+            <wp:effectExtent l="0" t="0" r="0" b="0"/>
             <wp:docPr id="9" name="Picture 9"/>
             <wp:cNvGraphicFramePr>
-              <a:graphicFrameLocks noChangeAspect="1"/>
+              <a:graphicFrameLocks xmlns:a="http://schemas.openxmlformats.org/drawingml/2006/main" noChangeAspect="1"/>
             </wp:cNvGraphicFramePr>
-            <a:graphic>
+            <a:graphic xmlns:a="http://schemas.openxmlformats.org/drawingml/2006/main">
               <a:graphicData uri="http://schemas.openxmlformats.org/drawingml/2006/picture">
-                <pic:pic>
+                <pic:pic xmlns:pic="http://schemas.openxmlformats.org/drawingml/2006/picture">
                   <pic:nvPicPr>
                     <pic:cNvPr id="0" name="eq_f1.png"/>
                     <pic:cNvPicPr/>
                   </pic:nvPicPr>
                   <pic:blipFill>
-                    <a:blip r:embed="rId29"/>
+                    <a:blip r:embed="rId15"/>
                     <a:stretch>
                       <a:fillRect/>
                     </a:stretch>
@@ -8199,7 +8214,9 @@
                       <a:off x="0" y="0"/>
                       <a:ext cx="2743200" cy="785990"/>
                     </a:xfrm>
-                    <a:prstGeom prst="rect"/>
+                    <a:prstGeom prst="rect">
+                      <a:avLst/>
+                    </a:prstGeom>
                   </pic:spPr>
                 </pic:pic>
               </a:graphicData>
@@ -8210,7 +8227,6 @@
     </w:p>
     <w:p>
       <w:pPr>
-        <w:spacing w:after="200"/>
         <w:jc w:val="right"/>
       </w:pPr>
       <w:r>
@@ -8225,7 +8241,7 @@
     </w:p>
     <w:p>
       <w:pPr>
-        <w:spacing w:after="120" w:line="276" w:lineRule="auto"/>
+        <w:spacing w:after="120"/>
         <w:jc w:val="both"/>
       </w:pPr>
       <w:r>
@@ -8233,7 +8249,6 @@
           <w:rFonts w:ascii="Calibri" w:hAnsi="Calibri"/>
           <w:b/>
           <w:color w:val="1F2937"/>
-          <w:sz w:val="22"/>
         </w:rPr>
         <w:t xml:space="preserve">3. Macro ROC-AUC: </w:t>
       </w:r>
@@ -8241,7 +8256,6 @@
         <w:rPr>
           <w:rFonts w:ascii="Calibri" w:hAnsi="Calibri"/>
           <w:color w:val="1F2937"/>
-          <w:sz w:val="22"/>
         </w:rPr>
         <w:t>Evaluates the overall discriminative capacity of the model across all discrimination thresholds:</w:t>
       </w:r>
@@ -8252,22 +8266,26 @@
         <w:jc w:val="center"/>
       </w:pPr>
       <w:r>
+        <w:rPr>
+          <w:noProof/>
+        </w:rPr>
         <w:drawing>
-          <wp:inline xmlns:a="http://schemas.openxmlformats.org/drawingml/2006/main" xmlns:pic="http://schemas.openxmlformats.org/drawingml/2006/picture">
+          <wp:inline distT="0" distB="0" distL="0" distR="0" wp14:anchorId="60B7F5AE" wp14:editId="0C5902A9">
             <wp:extent cx="3108960" cy="479987"/>
+            <wp:effectExtent l="0" t="0" r="0" b="0"/>
             <wp:docPr id="10" name="Picture 10"/>
             <wp:cNvGraphicFramePr>
-              <a:graphicFrameLocks noChangeAspect="1"/>
+              <a:graphicFrameLocks xmlns:a="http://schemas.openxmlformats.org/drawingml/2006/main" noChangeAspect="1"/>
             </wp:cNvGraphicFramePr>
-            <a:graphic>
+            <a:graphic xmlns:a="http://schemas.openxmlformats.org/drawingml/2006/main">
               <a:graphicData uri="http://schemas.openxmlformats.org/drawingml/2006/picture">
-                <pic:pic>
+                <pic:pic xmlns:pic="http://schemas.openxmlformats.org/drawingml/2006/picture">
                   <pic:nvPicPr>
                     <pic:cNvPr id="0" name="eq_roc_auc.png"/>
                     <pic:cNvPicPr/>
                   </pic:nvPicPr>
                   <pic:blipFill>
-                    <a:blip r:embed="rId30"/>
+                    <a:blip r:embed="rId16"/>
                     <a:stretch>
                       <a:fillRect/>
                     </a:stretch>
@@ -8277,7 +8295,9 @@
                       <a:off x="0" y="0"/>
                       <a:ext cx="3108960" cy="479987"/>
                     </a:xfrm>
-                    <a:prstGeom prst="rect"/>
+                    <a:prstGeom prst="rect">
+                      <a:avLst/>
+                    </a:prstGeom>
                   </pic:spPr>
                 </pic:pic>
               </a:graphicData>
@@ -8288,7 +8308,6 @@
     </w:p>
     <w:p>
       <w:pPr>
-        <w:spacing w:after="200"/>
         <w:jc w:val="right"/>
       </w:pPr>
       <w:r>
@@ -8318,9 +8337,8 @@
     </w:p>
     <w:tbl>
       <w:tblPr>
-        <w:tblW w:type="auto" w:w="0"/>
+        <w:tblW w:w="0" w:type="auto"/>
         <w:jc w:val="center"/>
-        <w:tblLook w:firstColumn="1" w:firstRow="1" w:lastColumn="0" w:lastRow="0" w:noHBand="0" w:noVBand="1" w:val="04A0"/>
         <w:tblBorders>
           <w:top w:val="single" w:sz="4" w:space="0" w:color="C2E3E6"/>
           <w:left w:val="single" w:sz="4" w:space="0" w:color="C2E3E6"/>
@@ -8329,21 +8347,25 @@
           <w:insideH w:val="single" w:sz="4" w:space="0" w:color="C2E3E6"/>
           <w:insideV w:val="single" w:sz="4" w:space="0" w:color="C2E3E6"/>
         </w:tblBorders>
+        <w:tblLook w:val="04A0" w:firstRow="1" w:lastRow="0" w:firstColumn="1" w:lastColumn="0" w:noHBand="0" w:noVBand="1"/>
       </w:tblPr>
       <w:tblGrid>
-        <w:gridCol w:w="3312"/>
-        <w:gridCol w:w="3312"/>
-        <w:gridCol w:w="3312"/>
+        <w:gridCol w:w="3169"/>
+        <w:gridCol w:w="2228"/>
+        <w:gridCol w:w="4529"/>
       </w:tblGrid>
       <w:tr>
-        <w:tc>
-          <w:tcPr>
-            <w:tcW w:type="dxa" w:w="3312"/>
+        <w:trPr>
+          <w:jc w:val="center"/>
+        </w:trPr>
+        <w:tc>
+          <w:tcPr>
+            <w:tcW w:w="3312" w:type="dxa"/>
             <w:shd w:val="clear" w:color="auto" w:fill="0A3641"/>
             <w:tcMar>
               <w:top w:w="140" w:type="dxa"/>
+              <w:left w:w="180" w:type="dxa"/>
               <w:bottom w:w="140" w:type="dxa"/>
-              <w:left w:w="180" w:type="dxa"/>
               <w:right w:w="180" w:type="dxa"/>
             </w:tcMar>
           </w:tcPr>
@@ -8363,12 +8385,12 @@
         </w:tc>
         <w:tc>
           <w:tcPr>
-            <w:tcW w:type="dxa" w:w="2304"/>
+            <w:tcW w:w="2304" w:type="dxa"/>
             <w:shd w:val="clear" w:color="auto" w:fill="0A3641"/>
             <w:tcMar>
               <w:top w:w="140" w:type="dxa"/>
+              <w:left w:w="180" w:type="dxa"/>
               <w:bottom w:w="140" w:type="dxa"/>
-              <w:left w:w="180" w:type="dxa"/>
               <w:right w:w="180" w:type="dxa"/>
             </w:tcMar>
           </w:tcPr>
@@ -8388,12 +8410,12 @@
         </w:tc>
         <w:tc>
           <w:tcPr>
-            <w:tcW w:type="dxa" w:w="4752"/>
+            <w:tcW w:w="4752" w:type="dxa"/>
             <w:shd w:val="clear" w:color="auto" w:fill="0A3641"/>
             <w:tcMar>
               <w:top w:w="140" w:type="dxa"/>
+              <w:left w:w="180" w:type="dxa"/>
               <w:bottom w:w="140" w:type="dxa"/>
-              <w:left w:w="180" w:type="dxa"/>
               <w:right w:w="180" w:type="dxa"/>
             </w:tcMar>
           </w:tcPr>
@@ -8413,21 +8435,21 @@
         </w:tc>
       </w:tr>
       <w:tr>
-        <w:tc>
-          <w:tcPr>
-            <w:tcW w:type="dxa" w:w="3312"/>
+        <w:trPr>
+          <w:jc w:val="center"/>
+        </w:trPr>
+        <w:tc>
+          <w:tcPr>
+            <w:tcW w:w="3312" w:type="dxa"/>
             <w:shd w:val="clear" w:color="auto" w:fill="FFFFFF"/>
             <w:tcMar>
               <w:top w:w="100" w:type="dxa"/>
+              <w:left w:w="160" w:type="dxa"/>
               <w:bottom w:w="100" w:type="dxa"/>
-              <w:left w:w="160" w:type="dxa"/>
               <w:right w:w="160" w:type="dxa"/>
             </w:tcMar>
           </w:tcPr>
           <w:p>
-            <w:pPr>
-              <w:jc w:val="left"/>
-            </w:pPr>
             <w:r>
               <w:rPr>
                 <w:color w:val="1F2937"/>
@@ -8439,12 +8461,12 @@
         </w:tc>
         <w:tc>
           <w:tcPr>
-            <w:tcW w:type="dxa" w:w="2304"/>
+            <w:tcW w:w="2304" w:type="dxa"/>
             <w:shd w:val="clear" w:color="auto" w:fill="FFFFFF"/>
             <w:tcMar>
               <w:top w:w="100" w:type="dxa"/>
+              <w:left w:w="160" w:type="dxa"/>
               <w:bottom w:w="100" w:type="dxa"/>
-              <w:left w:w="160" w:type="dxa"/>
               <w:right w:w="160" w:type="dxa"/>
             </w:tcMar>
           </w:tcPr>
@@ -8463,19 +8485,16 @@
         </w:tc>
         <w:tc>
           <w:tcPr>
-            <w:tcW w:type="dxa" w:w="4752"/>
+            <w:tcW w:w="4752" w:type="dxa"/>
             <w:shd w:val="clear" w:color="auto" w:fill="FFFFFF"/>
             <w:tcMar>
               <w:top w:w="100" w:type="dxa"/>
+              <w:left w:w="160" w:type="dxa"/>
               <w:bottom w:w="100" w:type="dxa"/>
-              <w:left w:w="160" w:type="dxa"/>
               <w:right w:w="160" w:type="dxa"/>
             </w:tcMar>
           </w:tcPr>
           <w:p>
-            <w:pPr>
-              <w:jc w:val="left"/>
-            </w:pPr>
             <w:r>
               <w:rPr>
                 <w:color w:val="1F2937"/>
@@ -8487,21 +8506,21 @@
         </w:tc>
       </w:tr>
       <w:tr>
-        <w:tc>
-          <w:tcPr>
-            <w:tcW w:type="dxa" w:w="3312"/>
+        <w:trPr>
+          <w:jc w:val="center"/>
+        </w:trPr>
+        <w:tc>
+          <w:tcPr>
+            <w:tcW w:w="3312" w:type="dxa"/>
             <w:shd w:val="clear" w:color="auto" w:fill="F4FAFA"/>
             <w:tcMar>
               <w:top w:w="100" w:type="dxa"/>
+              <w:left w:w="160" w:type="dxa"/>
               <w:bottom w:w="100" w:type="dxa"/>
-              <w:left w:w="160" w:type="dxa"/>
               <w:right w:w="160" w:type="dxa"/>
             </w:tcMar>
           </w:tcPr>
           <w:p>
-            <w:pPr>
-              <w:jc w:val="left"/>
-            </w:pPr>
             <w:r>
               <w:rPr>
                 <w:color w:val="1F2937"/>
@@ -8513,12 +8532,12 @@
         </w:tc>
         <w:tc>
           <w:tcPr>
-            <w:tcW w:type="dxa" w:w="2304"/>
+            <w:tcW w:w="2304" w:type="dxa"/>
             <w:shd w:val="clear" w:color="auto" w:fill="F4FAFA"/>
             <w:tcMar>
               <w:top w:w="100" w:type="dxa"/>
+              <w:left w:w="160" w:type="dxa"/>
               <w:bottom w:w="100" w:type="dxa"/>
-              <w:left w:w="160" w:type="dxa"/>
               <w:right w:w="160" w:type="dxa"/>
             </w:tcMar>
           </w:tcPr>
@@ -8537,19 +8556,16 @@
         </w:tc>
         <w:tc>
           <w:tcPr>
-            <w:tcW w:type="dxa" w:w="4752"/>
+            <w:tcW w:w="4752" w:type="dxa"/>
             <w:shd w:val="clear" w:color="auto" w:fill="F4FAFA"/>
             <w:tcMar>
               <w:top w:w="100" w:type="dxa"/>
+              <w:left w:w="160" w:type="dxa"/>
               <w:bottom w:w="100" w:type="dxa"/>
-              <w:left w:w="160" w:type="dxa"/>
               <w:right w:w="160" w:type="dxa"/>
             </w:tcMar>
           </w:tcPr>
           <w:p>
-            <w:pPr>
-              <w:jc w:val="left"/>
-            </w:pPr>
             <w:r>
               <w:rPr>
                 <w:color w:val="1F2937"/>
@@ -8561,21 +8577,21 @@
         </w:tc>
       </w:tr>
       <w:tr>
-        <w:tc>
-          <w:tcPr>
-            <w:tcW w:type="dxa" w:w="3312"/>
+        <w:trPr>
+          <w:jc w:val="center"/>
+        </w:trPr>
+        <w:tc>
+          <w:tcPr>
+            <w:tcW w:w="3312" w:type="dxa"/>
             <w:shd w:val="clear" w:color="auto" w:fill="FFFFFF"/>
             <w:tcMar>
               <w:top w:w="100" w:type="dxa"/>
+              <w:left w:w="160" w:type="dxa"/>
               <w:bottom w:w="100" w:type="dxa"/>
-              <w:left w:w="160" w:type="dxa"/>
               <w:right w:w="160" w:type="dxa"/>
             </w:tcMar>
           </w:tcPr>
           <w:p>
-            <w:pPr>
-              <w:jc w:val="left"/>
-            </w:pPr>
             <w:r>
               <w:rPr>
                 <w:color w:val="1F2937"/>
@@ -8587,12 +8603,12 @@
         </w:tc>
         <w:tc>
           <w:tcPr>
-            <w:tcW w:type="dxa" w:w="2304"/>
+            <w:tcW w:w="2304" w:type="dxa"/>
             <w:shd w:val="clear" w:color="auto" w:fill="FFFFFF"/>
             <w:tcMar>
               <w:top w:w="100" w:type="dxa"/>
+              <w:left w:w="160" w:type="dxa"/>
               <w:bottom w:w="100" w:type="dxa"/>
-              <w:left w:w="160" w:type="dxa"/>
               <w:right w:w="160" w:type="dxa"/>
             </w:tcMar>
           </w:tcPr>
@@ -8611,19 +8627,16 @@
         </w:tc>
         <w:tc>
           <w:tcPr>
-            <w:tcW w:type="dxa" w:w="4752"/>
+            <w:tcW w:w="4752" w:type="dxa"/>
             <w:shd w:val="clear" w:color="auto" w:fill="FFFFFF"/>
             <w:tcMar>
               <w:top w:w="100" w:type="dxa"/>
+              <w:left w:w="160" w:type="dxa"/>
               <w:bottom w:w="100" w:type="dxa"/>
-              <w:left w:w="160" w:type="dxa"/>
               <w:right w:w="160" w:type="dxa"/>
             </w:tcMar>
           </w:tcPr>
           <w:p>
-            <w:pPr>
-              <w:jc w:val="left"/>
-            </w:pPr>
             <w:r>
               <w:rPr>
                 <w:color w:val="1F2937"/>
@@ -8635,38 +8648,39 @@
         </w:tc>
       </w:tr>
       <w:tr>
-        <w:tc>
-          <w:tcPr>
-            <w:tcW w:type="dxa" w:w="3312"/>
+        <w:trPr>
+          <w:jc w:val="center"/>
+        </w:trPr>
+        <w:tc>
+          <w:tcPr>
+            <w:tcW w:w="3312" w:type="dxa"/>
             <w:shd w:val="clear" w:color="auto" w:fill="F4FAFA"/>
             <w:tcMar>
               <w:top w:w="100" w:type="dxa"/>
+              <w:left w:w="160" w:type="dxa"/>
               <w:bottom w:w="100" w:type="dxa"/>
-              <w:left w:w="160" w:type="dxa"/>
               <w:right w:w="160" w:type="dxa"/>
             </w:tcMar>
           </w:tcPr>
           <w:p>
-            <w:pPr>
-              <w:jc w:val="left"/>
-            </w:pPr>
             <w:r>
               <w:rPr>
                 <w:color w:val="1F2937"/>
                 <w:sz w:val="19"/>
               </w:rPr>
+              <w:lastRenderedPageBreak/>
               <w:t>Cross-Validation Std Dev (σ)</w:t>
             </w:r>
           </w:p>
         </w:tc>
         <w:tc>
           <w:tcPr>
-            <w:tcW w:type="dxa" w:w="2304"/>
+            <w:tcW w:w="2304" w:type="dxa"/>
             <w:shd w:val="clear" w:color="auto" w:fill="F4FAFA"/>
             <w:tcMar>
               <w:top w:w="100" w:type="dxa"/>
+              <w:left w:w="160" w:type="dxa"/>
               <w:bottom w:w="100" w:type="dxa"/>
-              <w:left w:w="160" w:type="dxa"/>
               <w:right w:w="160" w:type="dxa"/>
             </w:tcMar>
           </w:tcPr>
@@ -8685,19 +8699,16 @@
         </w:tc>
         <w:tc>
           <w:tcPr>
-            <w:tcW w:type="dxa" w:w="4752"/>
+            <w:tcW w:w="4752" w:type="dxa"/>
             <w:shd w:val="clear" w:color="auto" w:fill="F4FAFA"/>
             <w:tcMar>
               <w:top w:w="100" w:type="dxa"/>
+              <w:left w:w="160" w:type="dxa"/>
               <w:bottom w:w="100" w:type="dxa"/>
-              <w:left w:w="160" w:type="dxa"/>
               <w:right w:w="160" w:type="dxa"/>
             </w:tcMar>
           </w:tcPr>
           <w:p>
-            <w:pPr>
-              <w:jc w:val="left"/>
-            </w:pPr>
             <w:r>
               <w:rPr>
                 <w:color w:val="1F2937"/>
@@ -8709,21 +8720,21 @@
         </w:tc>
       </w:tr>
       <w:tr>
-        <w:tc>
-          <w:tcPr>
-            <w:tcW w:type="dxa" w:w="3312"/>
+        <w:trPr>
+          <w:jc w:val="center"/>
+        </w:trPr>
+        <w:tc>
+          <w:tcPr>
+            <w:tcW w:w="3312" w:type="dxa"/>
             <w:shd w:val="clear" w:color="auto" w:fill="FFFFFF"/>
             <w:tcMar>
               <w:top w:w="100" w:type="dxa"/>
+              <w:left w:w="160" w:type="dxa"/>
               <w:bottom w:w="100" w:type="dxa"/>
-              <w:left w:w="160" w:type="dxa"/>
               <w:right w:w="160" w:type="dxa"/>
             </w:tcMar>
           </w:tcPr>
           <w:p>
-            <w:pPr>
-              <w:jc w:val="left"/>
-            </w:pPr>
             <w:r>
               <w:rPr>
                 <w:color w:val="1F2937"/>
@@ -8735,12 +8746,12 @@
         </w:tc>
         <w:tc>
           <w:tcPr>
-            <w:tcW w:type="dxa" w:w="2304"/>
+            <w:tcW w:w="2304" w:type="dxa"/>
             <w:shd w:val="clear" w:color="auto" w:fill="FFFFFF"/>
             <w:tcMar>
               <w:top w:w="100" w:type="dxa"/>
+              <w:left w:w="160" w:type="dxa"/>
               <w:bottom w:w="100" w:type="dxa"/>
-              <w:left w:w="160" w:type="dxa"/>
               <w:right w:w="160" w:type="dxa"/>
             </w:tcMar>
           </w:tcPr>
@@ -8759,19 +8770,16 @@
         </w:tc>
         <w:tc>
           <w:tcPr>
-            <w:tcW w:type="dxa" w:w="4752"/>
+            <w:tcW w:w="4752" w:type="dxa"/>
             <w:shd w:val="clear" w:color="auto" w:fill="FFFFFF"/>
             <w:tcMar>
               <w:top w:w="100" w:type="dxa"/>
+              <w:left w:w="160" w:type="dxa"/>
               <w:bottom w:w="100" w:type="dxa"/>
-              <w:left w:w="160" w:type="dxa"/>
               <w:right w:w="160" w:type="dxa"/>
             </w:tcMar>
           </w:tcPr>
           <w:p>
-            <w:pPr>
-              <w:jc w:val="left"/>
-            </w:pPr>
             <w:r>
               <w:rPr>
                 <w:color w:val="1F2937"/>
@@ -8783,21 +8791,21 @@
         </w:tc>
       </w:tr>
       <w:tr>
-        <w:tc>
-          <w:tcPr>
-            <w:tcW w:type="dxa" w:w="3312"/>
+        <w:trPr>
+          <w:jc w:val="center"/>
+        </w:trPr>
+        <w:tc>
+          <w:tcPr>
+            <w:tcW w:w="3312" w:type="dxa"/>
             <w:shd w:val="clear" w:color="auto" w:fill="F4FAFA"/>
             <w:tcMar>
               <w:top w:w="100" w:type="dxa"/>
+              <w:left w:w="160" w:type="dxa"/>
               <w:bottom w:w="100" w:type="dxa"/>
-              <w:left w:w="160" w:type="dxa"/>
               <w:right w:w="160" w:type="dxa"/>
             </w:tcMar>
           </w:tcPr>
           <w:p>
-            <w:pPr>
-              <w:jc w:val="left"/>
-            </w:pPr>
             <w:r>
               <w:rPr>
                 <w:color w:val="1F2937"/>
@@ -8809,12 +8817,12 @@
         </w:tc>
         <w:tc>
           <w:tcPr>
-            <w:tcW w:type="dxa" w:w="2304"/>
+            <w:tcW w:w="2304" w:type="dxa"/>
             <w:shd w:val="clear" w:color="auto" w:fill="F4FAFA"/>
             <w:tcMar>
               <w:top w:w="100" w:type="dxa"/>
+              <w:left w:w="160" w:type="dxa"/>
               <w:bottom w:w="100" w:type="dxa"/>
-              <w:left w:w="160" w:type="dxa"/>
               <w:right w:w="160" w:type="dxa"/>
             </w:tcMar>
           </w:tcPr>
@@ -8833,19 +8841,16 @@
         </w:tc>
         <w:tc>
           <w:tcPr>
-            <w:tcW w:type="dxa" w:w="4752"/>
+            <w:tcW w:w="4752" w:type="dxa"/>
             <w:shd w:val="clear" w:color="auto" w:fill="F4FAFA"/>
             <w:tcMar>
               <w:top w:w="100" w:type="dxa"/>
+              <w:left w:w="160" w:type="dxa"/>
               <w:bottom w:w="100" w:type="dxa"/>
-              <w:left w:w="160" w:type="dxa"/>
               <w:right w:w="160" w:type="dxa"/>
             </w:tcMar>
           </w:tcPr>
           <w:p>
-            <w:pPr>
-              <w:jc w:val="left"/>
-            </w:pPr>
             <w:r>
               <w:rPr>
                 <w:color w:val="1F2937"/>
@@ -8857,21 +8862,21 @@
         </w:tc>
       </w:tr>
       <w:tr>
-        <w:tc>
-          <w:tcPr>
-            <w:tcW w:type="dxa" w:w="3312"/>
+        <w:trPr>
+          <w:jc w:val="center"/>
+        </w:trPr>
+        <w:tc>
+          <w:tcPr>
+            <w:tcW w:w="3312" w:type="dxa"/>
             <w:shd w:val="clear" w:color="auto" w:fill="FFFFFF"/>
             <w:tcMar>
               <w:top w:w="100" w:type="dxa"/>
+              <w:left w:w="160" w:type="dxa"/>
               <w:bottom w:w="100" w:type="dxa"/>
-              <w:left w:w="160" w:type="dxa"/>
               <w:right w:w="160" w:type="dxa"/>
             </w:tcMar>
           </w:tcPr>
           <w:p>
-            <w:pPr>
-              <w:jc w:val="left"/>
-            </w:pPr>
             <w:r>
               <w:rPr>
                 <w:color w:val="1F2937"/>
@@ -8883,19 +8888,16 @@
         </w:tc>
         <w:tc>
           <w:tcPr>
-            <w:tcW w:type="dxa" w:w="2304"/>
+            <w:tcW w:w="2304" w:type="dxa"/>
             <w:shd w:val="clear" w:color="auto" w:fill="FFFFFF"/>
             <w:tcMar>
               <w:top w:w="100" w:type="dxa"/>
+              <w:left w:w="160" w:type="dxa"/>
               <w:bottom w:w="100" w:type="dxa"/>
-              <w:left w:w="160" w:type="dxa"/>
               <w:right w:w="160" w:type="dxa"/>
             </w:tcMar>
           </w:tcPr>
           <w:p>
-            <w:pPr>
-              <w:jc w:val="left"/>
-            </w:pPr>
             <w:r>
               <w:rPr>
                 <w:color w:val="1F2937"/>
@@ -8907,19 +8909,16 @@
         </w:tc>
         <w:tc>
           <w:tcPr>
-            <w:tcW w:type="dxa" w:w="4752"/>
+            <w:tcW w:w="4752" w:type="dxa"/>
             <w:shd w:val="clear" w:color="auto" w:fill="FFFFFF"/>
             <w:tcMar>
               <w:top w:w="100" w:type="dxa"/>
+              <w:left w:w="160" w:type="dxa"/>
               <w:bottom w:w="100" w:type="dxa"/>
-              <w:left w:w="160" w:type="dxa"/>
               <w:right w:w="160" w:type="dxa"/>
             </w:tcMar>
           </w:tcPr>
           <w:p>
-            <w:pPr>
-              <w:jc w:val="left"/>
-            </w:pPr>
             <w:r>
               <w:rPr>
                 <w:color w:val="1F2937"/>
@@ -8931,21 +8930,21 @@
         </w:tc>
       </w:tr>
       <w:tr>
-        <w:tc>
-          <w:tcPr>
-            <w:tcW w:type="dxa" w:w="3312"/>
+        <w:trPr>
+          <w:jc w:val="center"/>
+        </w:trPr>
+        <w:tc>
+          <w:tcPr>
+            <w:tcW w:w="3312" w:type="dxa"/>
             <w:shd w:val="clear" w:color="auto" w:fill="F4FAFA"/>
             <w:tcMar>
               <w:top w:w="100" w:type="dxa"/>
+              <w:left w:w="160" w:type="dxa"/>
               <w:bottom w:w="100" w:type="dxa"/>
-              <w:left w:w="160" w:type="dxa"/>
               <w:right w:w="160" w:type="dxa"/>
             </w:tcMar>
           </w:tcPr>
           <w:p>
-            <w:pPr>
-              <w:jc w:val="left"/>
-            </w:pPr>
             <w:r>
               <w:rPr>
                 <w:color w:val="1F2937"/>
@@ -8957,12 +8956,12 @@
         </w:tc>
         <w:tc>
           <w:tcPr>
-            <w:tcW w:type="dxa" w:w="2304"/>
+            <w:tcW w:w="2304" w:type="dxa"/>
             <w:shd w:val="clear" w:color="auto" w:fill="F4FAFA"/>
             <w:tcMar>
               <w:top w:w="100" w:type="dxa"/>
+              <w:left w:w="160" w:type="dxa"/>
               <w:bottom w:w="100" w:type="dxa"/>
-              <w:left w:w="160" w:type="dxa"/>
               <w:right w:w="160" w:type="dxa"/>
             </w:tcMar>
           </w:tcPr>
@@ -8981,19 +8980,16 @@
         </w:tc>
         <w:tc>
           <w:tcPr>
-            <w:tcW w:type="dxa" w:w="4752"/>
+            <w:tcW w:w="4752" w:type="dxa"/>
             <w:shd w:val="clear" w:color="auto" w:fill="F4FAFA"/>
             <w:tcMar>
               <w:top w:w="100" w:type="dxa"/>
+              <w:left w:w="160" w:type="dxa"/>
               <w:bottom w:w="100" w:type="dxa"/>
-              <w:left w:w="160" w:type="dxa"/>
               <w:right w:w="160" w:type="dxa"/>
             </w:tcMar>
           </w:tcPr>
           <w:p>
-            <w:pPr>
-              <w:jc w:val="left"/>
-            </w:pPr>
             <w:r>
               <w:rPr>
                 <w:color w:val="1F2937"/>
@@ -9023,14 +9019,13 @@
     </w:p>
     <w:p>
       <w:pPr>
-        <w:spacing w:after="120" w:line="276" w:lineRule="auto"/>
+        <w:spacing w:after="120"/>
         <w:jc w:val="both"/>
       </w:pPr>
       <w:r>
         <w:rPr>
           <w:rFonts w:ascii="Calibri" w:hAnsi="Calibri"/>
           <w:color w:val="1F2937"/>
-          <w:sz w:val="22"/>
         </w:rPr>
         <w:t>The model's diagnostic characteristics, feature importances, and dataset properties are visualized in the five empirical figures below:</w:t>
       </w:r>
@@ -9041,22 +9036,26 @@
         <w:jc w:val="center"/>
       </w:pPr>
       <w:r>
+        <w:rPr>
+          <w:noProof/>
+        </w:rPr>
         <w:drawing>
-          <wp:inline xmlns:a="http://schemas.openxmlformats.org/drawingml/2006/main" xmlns:pic="http://schemas.openxmlformats.org/drawingml/2006/picture">
+          <wp:inline distT="0" distB="0" distL="0" distR="0" wp14:anchorId="4DC7B6D4" wp14:editId="01BDCE04">
             <wp:extent cx="4572000" cy="3660913"/>
+            <wp:effectExtent l="0" t="0" r="0" b="0"/>
             <wp:docPr id="11" name="Picture 11"/>
             <wp:cNvGraphicFramePr>
-              <a:graphicFrameLocks noChangeAspect="1"/>
+              <a:graphicFrameLocks xmlns:a="http://schemas.openxmlformats.org/drawingml/2006/main" noChangeAspect="1"/>
             </wp:cNvGraphicFramePr>
-            <a:graphic>
+            <a:graphic xmlns:a="http://schemas.openxmlformats.org/drawingml/2006/main">
               <a:graphicData uri="http://schemas.openxmlformats.org/drawingml/2006/picture">
-                <pic:pic>
+                <pic:pic xmlns:pic="http://schemas.openxmlformats.org/drawingml/2006/picture">
                   <pic:nvPicPr>
                     <pic:cNvPr id="0" name="confusion_matrix.png"/>
                     <pic:cNvPicPr/>
                   </pic:nvPicPr>
                   <pic:blipFill>
-                    <a:blip r:embed="rId31"/>
+                    <a:blip r:embed="rId17"/>
                     <a:stretch>
                       <a:fillRect/>
                     </a:stretch>
@@ -9066,7 +9065,9 @@
                       <a:off x="0" y="0"/>
                       <a:ext cx="4572000" cy="3660913"/>
                     </a:xfrm>
-                    <a:prstGeom prst="rect"/>
+                    <a:prstGeom prst="rect">
+                      <a:avLst/>
+                    </a:prstGeom>
                   </pic:spPr>
                 </pic:pic>
               </a:graphicData>
@@ -9096,22 +9097,27 @@
         <w:jc w:val="center"/>
       </w:pPr>
       <w:r>
+        <w:rPr>
+          <w:noProof/>
+        </w:rPr>
+        <w:lastRenderedPageBreak/>
         <w:drawing>
-          <wp:inline xmlns:a="http://schemas.openxmlformats.org/drawingml/2006/main" xmlns:pic="http://schemas.openxmlformats.org/drawingml/2006/picture">
+          <wp:inline distT="0" distB="0" distL="0" distR="0" wp14:anchorId="6995319D" wp14:editId="1B9D3CCA">
             <wp:extent cx="5303520" cy="3690336"/>
+            <wp:effectExtent l="0" t="0" r="0" b="0"/>
             <wp:docPr id="12" name="Picture 12"/>
             <wp:cNvGraphicFramePr>
-              <a:graphicFrameLocks noChangeAspect="1"/>
+              <a:graphicFrameLocks xmlns:a="http://schemas.openxmlformats.org/drawingml/2006/main" noChangeAspect="1"/>
             </wp:cNvGraphicFramePr>
-            <a:graphic>
+            <a:graphic xmlns:a="http://schemas.openxmlformats.org/drawingml/2006/main">
               <a:graphicData uri="http://schemas.openxmlformats.org/drawingml/2006/picture">
-                <pic:pic>
+                <pic:pic xmlns:pic="http://schemas.openxmlformats.org/drawingml/2006/picture">
                   <pic:nvPicPr>
                     <pic:cNvPr id="0" name="feature_importance.png"/>
                     <pic:cNvPicPr/>
                   </pic:nvPicPr>
                   <pic:blipFill>
-                    <a:blip r:embed="rId32"/>
+                    <a:blip r:embed="rId18"/>
                     <a:stretch>
                       <a:fillRect/>
                     </a:stretch>
@@ -9121,7 +9127,9 @@
                       <a:off x="0" y="0"/>
                       <a:ext cx="5303520" cy="3690336"/>
                     </a:xfrm>
-                    <a:prstGeom prst="rect"/>
+                    <a:prstGeom prst="rect">
+                      <a:avLst/>
+                    </a:prstGeom>
                   </pic:spPr>
                 </pic:pic>
               </a:graphicData>
@@ -9151,22 +9159,26 @@
         <w:jc w:val="center"/>
       </w:pPr>
       <w:r>
+        <w:rPr>
+          <w:noProof/>
+        </w:rPr>
         <w:drawing>
-          <wp:inline xmlns:a="http://schemas.openxmlformats.org/drawingml/2006/main" xmlns:pic="http://schemas.openxmlformats.org/drawingml/2006/picture">
+          <wp:inline distT="0" distB="0" distL="0" distR="0" wp14:anchorId="7A31D950" wp14:editId="656ABA49">
             <wp:extent cx="5303520" cy="2920318"/>
+            <wp:effectExtent l="0" t="0" r="0" b="0"/>
             <wp:docPr id="13" name="Picture 13"/>
             <wp:cNvGraphicFramePr>
-              <a:graphicFrameLocks noChangeAspect="1"/>
+              <a:graphicFrameLocks xmlns:a="http://schemas.openxmlformats.org/drawingml/2006/main" noChangeAspect="1"/>
             </wp:cNvGraphicFramePr>
-            <a:graphic>
+            <a:graphic xmlns:a="http://schemas.openxmlformats.org/drawingml/2006/main">
               <a:graphicData uri="http://schemas.openxmlformats.org/drawingml/2006/picture">
-                <pic:pic>
+                <pic:pic xmlns:pic="http://schemas.openxmlformats.org/drawingml/2006/picture">
                   <pic:nvPicPr>
                     <pic:cNvPr id="0" name="cv_scores.png"/>
                     <pic:cNvPicPr/>
                   </pic:nvPicPr>
                   <pic:blipFill>
-                    <a:blip r:embed="rId33"/>
+                    <a:blip r:embed="rId19"/>
                     <a:stretch>
                       <a:fillRect/>
                     </a:stretch>
@@ -9176,7 +9188,9 @@
                       <a:off x="0" y="0"/>
                       <a:ext cx="5303520" cy="2920318"/>
                     </a:xfrm>
-                    <a:prstGeom prst="rect"/>
+                    <a:prstGeom prst="rect">
+                      <a:avLst/>
+                    </a:prstGeom>
                   </pic:spPr>
                 </pic:pic>
               </a:graphicData>
@@ -9206,22 +9220,27 @@
         <w:jc w:val="center"/>
       </w:pPr>
       <w:r>
+        <w:rPr>
+          <w:noProof/>
+        </w:rPr>
+        <w:lastRenderedPageBreak/>
         <w:drawing>
-          <wp:inline xmlns:a="http://schemas.openxmlformats.org/drawingml/2006/main" xmlns:pic="http://schemas.openxmlformats.org/drawingml/2006/picture">
+          <wp:inline distT="0" distB="0" distL="0" distR="0" wp14:anchorId="4A7975D5" wp14:editId="30AA5B20">
             <wp:extent cx="5303520" cy="2267835"/>
+            <wp:effectExtent l="0" t="0" r="0" b="0"/>
             <wp:docPr id="14" name="Picture 14"/>
             <wp:cNvGraphicFramePr>
-              <a:graphicFrameLocks noChangeAspect="1"/>
+              <a:graphicFrameLocks xmlns:a="http://schemas.openxmlformats.org/drawingml/2006/main" noChangeAspect="1"/>
             </wp:cNvGraphicFramePr>
-            <a:graphic>
+            <a:graphic xmlns:a="http://schemas.openxmlformats.org/drawingml/2006/main">
               <a:graphicData uri="http://schemas.openxmlformats.org/drawingml/2006/picture">
-                <pic:pic>
+                <pic:pic xmlns:pic="http://schemas.openxmlformats.org/drawingml/2006/picture">
                   <pic:nvPicPr>
                     <pic:cNvPr id="0" name="los_distribution.png"/>
                     <pic:cNvPicPr/>
                   </pic:nvPicPr>
                   <pic:blipFill>
-                    <a:blip r:embed="rId34"/>
+                    <a:blip r:embed="rId20"/>
                     <a:stretch>
                       <a:fillRect/>
                     </a:stretch>
@@ -9231,7 +9250,9 @@
                       <a:off x="0" y="0"/>
                       <a:ext cx="5303520" cy="2267835"/>
                     </a:xfrm>
-                    <a:prstGeom prst="rect"/>
+                    <a:prstGeom prst="rect">
+                      <a:avLst/>
+                    </a:prstGeom>
                   </pic:spPr>
                 </pic:pic>
               </a:graphicData>
@@ -9261,22 +9282,26 @@
         <w:jc w:val="center"/>
       </w:pPr>
       <w:r>
+        <w:rPr>
+          <w:noProof/>
+        </w:rPr>
         <w:drawing>
-          <wp:inline xmlns:a="http://schemas.openxmlformats.org/drawingml/2006/main" xmlns:pic="http://schemas.openxmlformats.org/drawingml/2006/picture">
+          <wp:inline distT="0" distB="0" distL="0" distR="0" wp14:anchorId="12769FF0" wp14:editId="6BE26E56">
             <wp:extent cx="5303520" cy="2623170"/>
+            <wp:effectExtent l="0" t="0" r="0" b="0"/>
             <wp:docPr id="15" name="Picture 15"/>
             <wp:cNvGraphicFramePr>
-              <a:graphicFrameLocks noChangeAspect="1"/>
+              <a:graphicFrameLocks xmlns:a="http://schemas.openxmlformats.org/drawingml/2006/main" noChangeAspect="1"/>
             </wp:cNvGraphicFramePr>
-            <a:graphic>
+            <a:graphic xmlns:a="http://schemas.openxmlformats.org/drawingml/2006/main">
               <a:graphicData uri="http://schemas.openxmlformats.org/drawingml/2006/picture">
-                <pic:pic>
+                <pic:pic xmlns:pic="http://schemas.openxmlformats.org/drawingml/2006/picture">
                   <pic:nvPicPr>
                     <pic:cNvPr id="0" name="avg_los_by_diagnosis.png"/>
                     <pic:cNvPicPr/>
                   </pic:nvPicPr>
                   <pic:blipFill>
-                    <a:blip r:embed="rId35"/>
+                    <a:blip r:embed="rId21"/>
                     <a:stretch>
                       <a:fillRect/>
                     </a:stretch>
@@ -9286,7 +9311,9 @@
                       <a:off x="0" y="0"/>
                       <a:ext cx="5303520" cy="2623170"/>
                     </a:xfrm>
-                    <a:prstGeom prst="rect"/>
+                    <a:prstGeom prst="rect">
+                      <a:avLst/>
+                    </a:prstGeom>
                   </pic:spPr>
                 </pic:pic>
               </a:graphicData>
@@ -9327,19 +9354,19 @@
           <w:color w:val="0A3641"/>
           <w:sz w:val="30"/>
         </w:rPr>
+        <w:lastRenderedPageBreak/>
         <w:t>15. Project Dashboard &amp; User Interface</w:t>
       </w:r>
     </w:p>
     <w:p>
       <w:pPr>
-        <w:spacing w:after="120" w:line="276" w:lineRule="auto"/>
+        <w:spacing w:after="120"/>
         <w:jc w:val="both"/>
       </w:pPr>
       <w:r>
         <w:rPr>
           <w:rFonts w:ascii="Calibri" w:hAnsi="Calibri"/>
           <w:color w:val="1F2937"/>
-          <w:sz w:val="22"/>
         </w:rPr>
         <w:t>The web dashboard is engineered in accordance with modern clinical human-computer interaction (HCI) standards. Utilizing a sleek GyanAstra dark-teal aesthetic (#0A3641 / #01AAB1), the interface provides admitting nurses and hospital bed managers with an approachable, visually organized decision support console.</w:t>
       </w:r>
@@ -9350,22 +9377,26 @@
         <w:jc w:val="center"/>
       </w:pPr>
       <w:r>
+        <w:rPr>
+          <w:noProof/>
+        </w:rPr>
         <w:drawing>
-          <wp:inline xmlns:a="http://schemas.openxmlformats.org/drawingml/2006/main" xmlns:pic="http://schemas.openxmlformats.org/drawingml/2006/picture">
+          <wp:inline distT="0" distB="0" distL="0" distR="0" wp14:anchorId="68AFC343" wp14:editId="39E2E271">
             <wp:extent cx="5669280" cy="3779520"/>
+            <wp:effectExtent l="0" t="0" r="0" b="0"/>
             <wp:docPr id="16" name="Picture 16"/>
             <wp:cNvGraphicFramePr>
-              <a:graphicFrameLocks noChangeAspect="1"/>
+              <a:graphicFrameLocks xmlns:a="http://schemas.openxmlformats.org/drawingml/2006/main" noChangeAspect="1"/>
             </wp:cNvGraphicFramePr>
-            <a:graphic>
+            <a:graphic xmlns:a="http://schemas.openxmlformats.org/drawingml/2006/main">
               <a:graphicData uri="http://schemas.openxmlformats.org/drawingml/2006/picture">
-                <pic:pic>
+                <pic:pic xmlns:pic="http://schemas.openxmlformats.org/drawingml/2006/picture">
                   <pic:nvPicPr>
                     <pic:cNvPr id="0" name="dashboard_ui.png"/>
                     <pic:cNvPicPr/>
                   </pic:nvPicPr>
                   <pic:blipFill>
-                    <a:blip r:embed="rId36"/>
+                    <a:blip r:embed="rId22"/>
                     <a:stretch>
                       <a:fillRect/>
                     </a:stretch>
@@ -9375,7 +9406,9 @@
                       <a:off x="0" y="0"/>
                       <a:ext cx="5669280" cy="3779520"/>
                     </a:xfrm>
-                    <a:prstGeom prst="rect"/>
+                    <a:prstGeom prst="rect">
+                      <a:avLst/>
+                    </a:prstGeom>
                   </pic:spPr>
                 </pic:pic>
               </a:graphicData>
@@ -9401,14 +9434,13 @@
     </w:p>
     <w:p>
       <w:pPr>
-        <w:spacing w:after="120" w:line="276" w:lineRule="auto"/>
+        <w:spacing w:after="120"/>
         <w:jc w:val="both"/>
       </w:pPr>
       <w:r>
         <w:rPr>
           <w:rFonts w:ascii="Calibri" w:hAnsi="Calibri"/>
           <w:color w:val="1F2937"/>
-          <w:sz w:val="22"/>
         </w:rPr>
         <w:t>Key operational components of the web dashboard include:</w:t>
       </w:r>
@@ -9416,14 +9448,13 @@
     <w:p>
       <w:pPr>
         <w:pStyle w:val="ListParagraph"/>
-        <w:spacing w:after="80" w:line="276" w:lineRule="auto"/>
+        <w:spacing w:after="80"/>
       </w:pPr>
       <w:r>
         <w:rPr>
           <w:rFonts w:ascii="Calibri" w:hAnsi="Calibri"/>
           <w:b/>
           <w:color w:val="1F2937"/>
-          <w:sz w:val="22"/>
         </w:rPr>
         <w:t>• System Health &amp; Diagnostic Header:</w:t>
       </w:r>
@@ -9431,7 +9462,6 @@
         <w:rPr>
           <w:rFonts w:ascii="Calibri" w:hAnsi="Calibri"/>
           <w:color w:val="1F2937"/>
-          <w:sz w:val="22"/>
         </w:rPr>
         <w:t xml:space="preserve"> Real-time server heartbeat communicating with /api/status, displaying live model readiness and cross-validation benchmarks.</w:t>
       </w:r>
@@ -9439,14 +9469,13 @@
     <w:p>
       <w:pPr>
         <w:pStyle w:val="ListParagraph"/>
-        <w:spacing w:after="80" w:line="276" w:lineRule="auto"/>
+        <w:spacing w:after="80"/>
       </w:pPr>
       <w:r>
         <w:rPr>
           <w:rFonts w:ascii="Calibri" w:hAnsi="Calibri"/>
           <w:b/>
           <w:color w:val="1F2937"/>
-          <w:sz w:val="22"/>
         </w:rPr>
         <w:t>• Metric Telemetry Ribbon:</w:t>
       </w:r>
@@ -9454,7 +9483,6 @@
         <w:rPr>
           <w:rFonts w:ascii="Calibri" w:hAnsi="Calibri"/>
           <w:color w:val="1F2937"/>
-          <w:sz w:val="22"/>
         </w:rPr>
         <w:t xml:space="preserve"> Six tactile parameter cards summarizing Test Accuracy (64.85%), Macro ROC-AUC (0.8134), CV Mean (65.80%), and Training Size (8,000).</w:t>
       </w:r>
@@ -9462,14 +9490,13 @@
     <w:p>
       <w:pPr>
         <w:pStyle w:val="ListParagraph"/>
-        <w:spacing w:after="80" w:line="276" w:lineRule="auto"/>
+        <w:spacing w:after="80"/>
       </w:pPr>
       <w:r>
         <w:rPr>
           <w:rFonts w:ascii="Calibri" w:hAnsi="Calibri"/>
           <w:b/>
           <w:color w:val="1F2937"/>
-          <w:sz w:val="22"/>
         </w:rPr>
         <w:t>• Structured Clinical Intake Form:</w:t>
       </w:r>
@@ -9477,7 +9504,6 @@
         <w:rPr>
           <w:rFonts w:ascii="Calibri" w:hAnsi="Calibri"/>
           <w:color w:val="1F2937"/>
-          <w:sz w:val="22"/>
         </w:rPr>
         <w:t xml:space="preserve"> A logically partitioned clinical intake form structured into Demographics, Clinical Admission, Laboratory Biomarkers, and Vital Signs.</w:t>
       </w:r>
@@ -9485,14 +9511,13 @@
     <w:p>
       <w:pPr>
         <w:pStyle w:val="ListParagraph"/>
-        <w:spacing w:after="80" w:line="276" w:lineRule="auto"/>
+        <w:spacing w:after="80"/>
       </w:pPr>
       <w:r>
         <w:rPr>
           <w:rFonts w:ascii="Calibri" w:hAnsi="Calibri"/>
           <w:b/>
           <w:color w:val="1F2937"/>
-          <w:sz w:val="22"/>
         </w:rPr>
         <w:t>• Predictive Triage &amp; Action Card:</w:t>
       </w:r>
@@ -9500,7 +9525,6 @@
         <w:rPr>
           <w:rFonts w:ascii="Calibri" w:hAnsi="Calibri"/>
           <w:color w:val="1F2937"/>
-          <w:sz w:val="22"/>
         </w:rPr>
         <w:t xml:space="preserve"> An animated result panel revealing the predicted stay tier, discharge timeline range, model confidence badge, and actionable nurse staffing directives.</w:t>
       </w:r>
@@ -9508,14 +9532,13 @@
     <w:p>
       <w:pPr>
         <w:pStyle w:val="ListParagraph"/>
-        <w:spacing w:after="80" w:line="276" w:lineRule="auto"/>
+        <w:spacing w:after="80"/>
       </w:pPr>
       <w:r>
         <w:rPr>
           <w:rFonts w:ascii="Calibri" w:hAnsi="Calibri"/>
           <w:b/>
           <w:color w:val="1F2937"/>
-          <w:sz w:val="22"/>
         </w:rPr>
         <w:t>• Calibrated Probability Breakdown:</w:t>
       </w:r>
@@ -9523,7 +9546,6 @@
         <w:rPr>
           <w:rFonts w:ascii="Calibri" w:hAnsi="Calibri"/>
           <w:color w:val="1F2937"/>
-          <w:sz w:val="22"/>
         </w:rPr>
         <w:t xml:space="preserve"> Three animated, color-coded horizontal bars rendering exact class probabilities: Short (&lt; 3d), Medium (3–7d), and Long (&gt; 7d).</w:t>
       </w:r>
@@ -9545,42 +9567,47 @@
     </w:p>
     <w:p>
       <w:pPr>
-        <w:spacing w:after="120" w:line="276" w:lineRule="auto"/>
+        <w:spacing w:after="120"/>
         <w:jc w:val="both"/>
       </w:pPr>
       <w:r>
         <w:rPr>
           <w:rFonts w:ascii="Calibri" w:hAnsi="Calibri"/>
           <w:color w:val="1F2937"/>
-          <w:sz w:val="22"/>
-        </w:rPr>
-        <w:t>The AI Hospital Management System successfully achieves all defined technical, analytical, and operational objectives. By harnessing an ensemble Random Forest architecture trained on 10,000 synthetic patient records calibrated to national HCUP and MIMIC-III benchmarks, the system delivers an accurate, robust, and highly interpretable clinical Length-of-Stay forecasting engine.</w:t>
-      </w:r>
-    </w:p>
-    <w:p>
-      <w:pPr>
-        <w:spacing w:after="120" w:line="276" w:lineRule="auto"/>
+        </w:rPr>
+        <w:t xml:space="preserve">The AI Hospital Management System successfully achieves all defined technical, analytical, and operational objectives. By harnessing an ensemble Random Forest architecture trained on 10,000 synthetic patient records </w:t>
+      </w:r>
+      <w:r>
+        <w:rPr>
+          <w:rFonts w:ascii="Calibri" w:hAnsi="Calibri"/>
+          <w:color w:val="1F2937"/>
+        </w:rPr>
+        <w:lastRenderedPageBreak/>
+        <w:t>calibrated to national HCUP and MIMIC-III benchmarks, the system delivers an accurate, robust, and highly interpretable clinical Length-of-Stay forecasting engine.</w:t>
+      </w:r>
+    </w:p>
+    <w:p>
+      <w:pPr>
+        <w:spacing w:after="120"/>
         <w:jc w:val="both"/>
       </w:pPr>
       <w:r>
         <w:rPr>
           <w:rFonts w:ascii="Calibri" w:hAnsi="Calibri"/>
           <w:color w:val="1F2937"/>
-          <w:sz w:val="22"/>
         </w:rPr>
         <w:t>With a verified holdout test accuracy of 64.85%, a macro ROC-AUC of 0.8134, and a 5-fold cross-validation score of 65.80% ± 0.51%, the model proves capable of overcoming the severe class imbalance inherent in hospital census data. It accurately distinguishes between routine fast-track discharges and complex, long-stay inpatient cases that represent the primary bottleneck in metropolitan hospital operations.</w:t>
       </w:r>
     </w:p>
     <w:p>
       <w:pPr>
-        <w:spacing w:after="120" w:line="276" w:lineRule="auto"/>
+        <w:spacing w:after="120"/>
         <w:jc w:val="both"/>
       </w:pPr>
       <w:r>
         <w:rPr>
           <w:rFonts w:ascii="Calibri" w:hAnsi="Calibri"/>
           <w:color w:val="1F2937"/>
-          <w:sz w:val="22"/>
         </w:rPr>
         <w:t>The complete full-stack deployment — featuring sub-30ms Flask REST API endpoints and a responsive, dark-mode clinical dashboard — bridges the divide between theoretical machine learning and bedside clinical operations. Developed under the mentorship of GyanAstra Technologies, the project exemplifies how intelligent, data-driven systems can transform hospital bed management, enhance patient throughput, and elevate modern healthcare delivery.</w:t>
       </w:r>
